--- a/word/Proposta de Automação da fita Espelho.docx
+++ b/word/Proposta de Automação da fita Espelho.docx
@@ -6212,27 +6212,7 @@
             <w:szCs w:val="24"/>
             <w:lang w:eastAsia="pt-BR"/>
           </w:rPr>
-          <w:t>Fluxo d</w:t>
-        </w:r>
-        <w:r>
-          <w:rPr>
-            <w:rStyle w:val="Hyperlink"/>
-            <w:rFonts w:ascii="Arial" w:eastAsia="Times New Roman" w:hAnsi="Arial" w:cs="Arial"/>
-            <w:sz w:val="24"/>
-            <w:szCs w:val="24"/>
-            <w:lang w:eastAsia="pt-BR"/>
-          </w:rPr>
-          <w:t>a</w:t>
-        </w:r>
-        <w:r>
-          <w:rPr>
-            <w:rStyle w:val="Hyperlink"/>
-            <w:rFonts w:ascii="Arial" w:eastAsia="Times New Roman" w:hAnsi="Arial" w:cs="Arial"/>
-            <w:sz w:val="24"/>
-            <w:szCs w:val="24"/>
-            <w:lang w:eastAsia="pt-BR"/>
-          </w:rPr>
-          <w:t xml:space="preserve"> automação</w:t>
+          <w:t>Fluxo da automação</w:t>
         </w:r>
         <w:r>
           <w:rPr>
@@ -7158,25 +7138,7 @@
           <w:szCs w:val="24"/>
           <w:lang w:eastAsia="pt-BR"/>
         </w:rPr>
-        <w:t xml:space="preserve">ria o campo </w:t>
-      </w:r>
-      <w:r>
-        <w:rPr>
-          <w:rFonts w:ascii="Arial" w:eastAsia="Times New Roman" w:hAnsi="Arial" w:cs="Arial"/>
-          <w:sz w:val="24"/>
-          <w:szCs w:val="24"/>
-          <w:lang w:eastAsia="pt-BR"/>
-        </w:rPr>
-        <w:t xml:space="preserve">Pais </w:t>
-      </w:r>
-      <w:r>
-        <w:rPr>
-          <w:rFonts w:ascii="Arial" w:eastAsia="Times New Roman" w:hAnsi="Arial" w:cs="Arial"/>
-          <w:sz w:val="24"/>
-          <w:szCs w:val="24"/>
-          <w:lang w:eastAsia="pt-BR"/>
-        </w:rPr>
-        <w:t>na tabela Pessoal</w:t>
+        <w:t>ria o campo Pais na tabela Pessoal</w:t>
       </w:r>
     </w:p>
     <w:p>
@@ -7285,16 +7247,7 @@
           <w:szCs w:val="24"/>
           <w:lang w:eastAsia="pt-BR"/>
         </w:rPr>
-        <w:t xml:space="preserve">: </w:t>
-      </w:r>
-      <w:r>
-        <w:rPr>
-          <w:rFonts w:ascii="Arial" w:eastAsia="Times New Roman" w:hAnsi="Arial" w:cs="Arial"/>
-          <w:sz w:val="24"/>
-          <w:szCs w:val="24"/>
-          <w:lang w:eastAsia="pt-BR"/>
-        </w:rPr>
-        <w:t>C</w:t>
+        <w:t>: C</w:t>
       </w:r>
       <w:r>
         <w:rPr>
@@ -7454,16 +7407,7 @@
           <w:szCs w:val="24"/>
           <w:lang w:eastAsia="pt-BR"/>
         </w:rPr>
-        <w:t xml:space="preserve">: </w:t>
-      </w:r>
-      <w:r>
-        <w:rPr>
-          <w:rFonts w:ascii="Arial" w:eastAsia="Times New Roman" w:hAnsi="Arial" w:cs="Arial"/>
-          <w:sz w:val="24"/>
-          <w:szCs w:val="24"/>
-          <w:lang w:eastAsia="pt-BR"/>
-        </w:rPr>
-        <w:t>C</w:t>
+        <w:t>: C</w:t>
       </w:r>
       <w:r>
         <w:rPr>
@@ -7689,8 +7633,6 @@
         </w:rPr>
         <w:t>Pagamento</w:t>
       </w:r>
-      <w:bookmarkStart w:id="0" w:name="_GoBack"/>
-      <w:bookmarkEnd w:id="0"/>
     </w:p>
     <w:p>
       <w:pPr>
@@ -7777,26 +7719,26 @@
         </w:rPr>
       </w:pPr>
     </w:p>
-    <w:bookmarkStart w:id="1" w:name="_MON_1842779790"/>
-    <w:bookmarkEnd w:id="1"/>
-    <w:p>
-      <w:pPr>
-        <w:spacing w:before="100" w:beforeAutospacing="1" w:after="100" w:afterAutospacing="1" w:line="240" w:lineRule="auto"/>
-        <w:rPr>
-          <w:rFonts w:ascii="Arial" w:eastAsia="Times New Roman" w:hAnsi="Arial" w:cs="Arial"/>
-          <w:sz w:val="24"/>
-          <w:szCs w:val="24"/>
-          <w:lang w:eastAsia="pt-BR"/>
-        </w:rPr>
-      </w:pPr>
-      <w:r>
-        <w:rPr>
-          <w:rFonts w:ascii="Arial" w:eastAsia="Times New Roman" w:hAnsi="Arial" w:cs="Arial"/>
-          <w:sz w:val="24"/>
-          <w:szCs w:val="24"/>
-          <w:lang w:eastAsia="pt-BR"/>
-        </w:rPr>
-        <w:object w:dxaOrig="9125" w:dyaOrig="4330">
+    <w:bookmarkStart w:id="0" w:name="_MON_1842779790"/>
+    <w:bookmarkEnd w:id="0"/>
+    <w:p>
+      <w:pPr>
+        <w:spacing w:before="100" w:beforeAutospacing="1" w:after="100" w:afterAutospacing="1" w:line="240" w:lineRule="auto"/>
+        <w:rPr>
+          <w:rFonts w:ascii="Arial" w:eastAsia="Times New Roman" w:hAnsi="Arial" w:cs="Arial"/>
+          <w:sz w:val="24"/>
+          <w:szCs w:val="24"/>
+          <w:lang w:eastAsia="pt-BR"/>
+        </w:rPr>
+      </w:pPr>
+      <w:r>
+        <w:rPr>
+          <w:rFonts w:ascii="Arial" w:eastAsia="Times New Roman" w:hAnsi="Arial" w:cs="Arial"/>
+          <w:sz w:val="24"/>
+          <w:szCs w:val="24"/>
+          <w:lang w:eastAsia="pt-BR"/>
+        </w:rPr>
+        <w:object w:dxaOrig="10157" w:dyaOrig="4635">
           <v:shapetype id="_x0000_t75" coordsize="21600,21600" o:spt="75" o:preferrelative="t" path="m@4@5l@4@11@9@11@9@5xe" filled="f" stroked="f">
             <v:stroke joinstyle="miter"/>
             <v:formulas>
@@ -7816,10 +7758,10 @@
             <v:path o:extrusionok="f" gradientshapeok="t" o:connecttype="rect"/>
             <o:lock v:ext="edit" aspectratio="t"/>
           </v:shapetype>
-          <v:shape id="_x0000_i1025" type="#_x0000_t75" style="width:496.5pt;height:203.25pt" o:ole="">
+          <v:shape id="_x0000_i1025" type="#_x0000_t75" style="width:552.75pt;height:217.5pt" o:ole="">
             <v:imagedata r:id="rId8" o:title=""/>
           </v:shape>
-          <o:OLEObject Type="Embed" ProgID="Excel.Sheet.12" ShapeID="_x0000_i1025" DrawAspect="Content" ObjectID="_1845117114" r:id="rId9"/>
+          <o:OLEObject Type="Embed" ProgID="Excel.Sheet.12" ShapeID="_x0000_i1025" DrawAspect="Content" ObjectID="_1845176885" r:id="rId9"/>
         </w:object>
       </w:r>
     </w:p>
@@ -7855,6 +7797,8 @@
           <w:lang w:eastAsia="pt-BR"/>
         </w:rPr>
       </w:pPr>
+      <w:bookmarkStart w:id="1" w:name="_GoBack"/>
+      <w:bookmarkEnd w:id="1"/>
     </w:p>
     <w:p>
       <w:pPr>
@@ -8126,6 +8070,7 @@
           <w:szCs w:val="24"/>
           <w:lang w:eastAsia="pt-BR"/>
         </w:rPr>
+        <w:lastRenderedPageBreak/>
         <w:t xml:space="preserve">Tabela </w:t>
       </w:r>
       <w:proofErr w:type="spellStart"/>
@@ -8548,6 +8493,2175 @@
           <w:lang w:eastAsia="pt-BR"/>
         </w:rPr>
         <w:t>, e refaça o passo 4</w:t>
+      </w:r>
+    </w:p>
+    <w:p>
+      <w:pPr>
+        <w:spacing w:before="100" w:beforeAutospacing="1" w:after="100" w:afterAutospacing="1" w:line="240" w:lineRule="auto"/>
+        <w:rPr>
+          <w:rFonts w:ascii="Arial" w:eastAsia="Times New Roman" w:hAnsi="Arial" w:cs="Arial"/>
+          <w:sz w:val="24"/>
+          <w:szCs w:val="24"/>
+          <w:lang w:eastAsia="pt-BR"/>
+        </w:rPr>
+      </w:pPr>
+    </w:p>
+    <w:p>
+      <w:pPr>
+        <w:spacing w:before="100" w:beforeAutospacing="1" w:after="100" w:afterAutospacing="1" w:line="240" w:lineRule="auto"/>
+        <w:rPr>
+          <w:rFonts w:ascii="Arial" w:eastAsia="Times New Roman" w:hAnsi="Arial" w:cs="Arial"/>
+          <w:sz w:val="24"/>
+          <w:szCs w:val="24"/>
+          <w:lang w:eastAsia="pt-BR"/>
+        </w:rPr>
+      </w:pPr>
+      <w:r>
+        <w:rPr>
+          <w:rFonts w:ascii="Arial" w:eastAsia="Times New Roman" w:hAnsi="Arial" w:cs="Arial"/>
+          <w:sz w:val="24"/>
+          <w:szCs w:val="24"/>
+          <w:lang w:eastAsia="pt-BR"/>
+        </w:rPr>
+        <w:t xml:space="preserve">Cria o </w:t>
+      </w:r>
+      <w:proofErr w:type="spellStart"/>
+      <w:r>
+        <w:rPr>
+          <w:rFonts w:ascii="Arial" w:eastAsia="Times New Roman" w:hAnsi="Arial" w:cs="Arial"/>
+          <w:sz w:val="24"/>
+          <w:szCs w:val="24"/>
+          <w:lang w:eastAsia="pt-BR"/>
+        </w:rPr>
+        <w:t>executavel</w:t>
+      </w:r>
+      <w:proofErr w:type="spellEnd"/>
+      <w:r>
+        <w:rPr>
+          <w:rFonts w:ascii="Arial" w:eastAsia="Times New Roman" w:hAnsi="Arial" w:cs="Arial"/>
+          <w:sz w:val="24"/>
+          <w:szCs w:val="24"/>
+          <w:lang w:eastAsia="pt-BR"/>
+        </w:rPr>
+        <w:t>:</w:t>
+      </w:r>
+    </w:p>
+    <w:p>
+      <w:pPr>
+        <w:spacing w:before="100" w:beforeAutospacing="1" w:after="100" w:afterAutospacing="1" w:line="240" w:lineRule="auto"/>
+        <w:rPr>
+          <w:rFonts w:ascii="Arial" w:eastAsia="Times New Roman" w:hAnsi="Arial" w:cs="Arial"/>
+          <w:sz w:val="24"/>
+          <w:szCs w:val="24"/>
+          <w:lang w:eastAsia="pt-BR"/>
+        </w:rPr>
+      </w:pPr>
+      <w:r>
+        <w:rPr>
+          <w:rFonts w:ascii="Arial" w:eastAsia="Times New Roman" w:hAnsi="Arial" w:cs="Arial"/>
+          <w:sz w:val="24"/>
+          <w:szCs w:val="24"/>
+          <w:lang w:eastAsia="pt-BR"/>
+        </w:rPr>
+        <w:tab/>
+        <w:t>1 - Entrar na pasta do projeto:</w:t>
+      </w:r>
+    </w:p>
+    <w:p>
+      <w:pPr>
+        <w:spacing w:before="100" w:beforeAutospacing="1" w:after="100" w:afterAutospacing="1" w:line="240" w:lineRule="auto"/>
+        <w:rPr>
+          <w:rFonts w:ascii="Arial" w:eastAsia="Times New Roman" w:hAnsi="Arial" w:cs="Arial"/>
+          <w:sz w:val="24"/>
+          <w:szCs w:val="24"/>
+          <w:lang w:eastAsia="pt-BR"/>
+        </w:rPr>
+      </w:pPr>
+      <w:r>
+        <w:rPr>
+          <w:rFonts w:ascii="Arial" w:eastAsia="Times New Roman" w:hAnsi="Arial" w:cs="Arial"/>
+          <w:sz w:val="24"/>
+          <w:szCs w:val="24"/>
+          <w:lang w:eastAsia="pt-BR"/>
+        </w:rPr>
+        <w:tab/>
+      </w:r>
+      <w:r>
+        <w:rPr>
+          <w:rFonts w:ascii="Arial" w:eastAsia="Times New Roman" w:hAnsi="Arial" w:cs="Arial"/>
+          <w:sz w:val="24"/>
+          <w:szCs w:val="24"/>
+          <w:lang w:eastAsia="pt-BR"/>
+        </w:rPr>
+        <w:tab/>
+      </w:r>
+      <w:proofErr w:type="spellStart"/>
+      <w:r>
+        <w:rPr>
+          <w:rFonts w:ascii="Arial" w:eastAsia="Times New Roman" w:hAnsi="Arial" w:cs="Arial"/>
+          <w:sz w:val="24"/>
+          <w:szCs w:val="24"/>
+          <w:lang w:eastAsia="pt-BR"/>
+        </w:rPr>
+        <w:t>cd</w:t>
+      </w:r>
+      <w:proofErr w:type="spellEnd"/>
+      <w:r>
+        <w:rPr>
+          <w:rFonts w:ascii="Arial" w:eastAsia="Times New Roman" w:hAnsi="Arial" w:cs="Arial"/>
+          <w:sz w:val="24"/>
+          <w:szCs w:val="24"/>
+          <w:lang w:eastAsia="pt-BR"/>
+        </w:rPr>
+        <w:t xml:space="preserve"> C:\Users\Wande</w:t>
+      </w:r>
+      <w:r>
+        <w:rPr>
+          <w:rFonts w:ascii="Arial" w:eastAsia="Times New Roman" w:hAnsi="Arial" w:cs="Arial"/>
+          <w:sz w:val="24"/>
+          <w:szCs w:val="24"/>
+          <w:lang w:eastAsia="pt-BR"/>
+        </w:rPr>
+        <w:t>rson\Desktop\auto_fita_espelho\fita</w:t>
+      </w:r>
+    </w:p>
+    <w:p>
+      <w:pPr>
+        <w:spacing w:before="100" w:beforeAutospacing="1" w:after="100" w:afterAutospacing="1" w:line="240" w:lineRule="auto"/>
+        <w:rPr>
+          <w:rFonts w:ascii="Arial" w:eastAsia="Times New Roman" w:hAnsi="Arial" w:cs="Arial"/>
+          <w:sz w:val="24"/>
+          <w:szCs w:val="24"/>
+          <w:lang w:eastAsia="pt-BR"/>
+        </w:rPr>
+      </w:pPr>
+      <w:r>
+        <w:rPr>
+          <w:rFonts w:ascii="Arial" w:eastAsia="Times New Roman" w:hAnsi="Arial" w:cs="Arial"/>
+          <w:sz w:val="24"/>
+          <w:szCs w:val="24"/>
+          <w:lang w:eastAsia="pt-BR"/>
+        </w:rPr>
+        <w:tab/>
+      </w:r>
+    </w:p>
+    <w:p>
+      <w:pPr>
+        <w:spacing w:before="100" w:beforeAutospacing="1" w:after="100" w:afterAutospacing="1" w:line="240" w:lineRule="auto"/>
+        <w:rPr>
+          <w:rFonts w:ascii="Arial" w:eastAsia="Times New Roman" w:hAnsi="Arial" w:cs="Arial"/>
+          <w:sz w:val="24"/>
+          <w:szCs w:val="24"/>
+          <w:lang w:eastAsia="pt-BR"/>
+        </w:rPr>
+      </w:pPr>
+      <w:r>
+        <w:rPr>
+          <w:rFonts w:ascii="Arial" w:eastAsia="Times New Roman" w:hAnsi="Arial" w:cs="Arial"/>
+          <w:sz w:val="24"/>
+          <w:szCs w:val="24"/>
+          <w:lang w:eastAsia="pt-BR"/>
+        </w:rPr>
+        <w:tab/>
+        <w:t>2 - Rodar o comando:</w:t>
+      </w:r>
+    </w:p>
+    <w:p>
+      <w:pPr>
+        <w:spacing w:before="100" w:beforeAutospacing="1" w:after="100" w:afterAutospacing="1" w:line="240" w:lineRule="auto"/>
+        <w:rPr>
+          <w:rFonts w:ascii="Arial" w:eastAsia="Times New Roman" w:hAnsi="Arial" w:cs="Arial"/>
+          <w:sz w:val="24"/>
+          <w:szCs w:val="24"/>
+          <w:lang w:eastAsia="pt-BR"/>
+        </w:rPr>
+      </w:pPr>
+      <w:r>
+        <w:rPr>
+          <w:rFonts w:ascii="Arial" w:eastAsia="Times New Roman" w:hAnsi="Arial" w:cs="Arial"/>
+          <w:sz w:val="24"/>
+          <w:szCs w:val="24"/>
+          <w:lang w:eastAsia="pt-BR"/>
+        </w:rPr>
+        <w:tab/>
+      </w:r>
+      <w:r>
+        <w:rPr>
+          <w:rFonts w:ascii="Arial" w:eastAsia="Times New Roman" w:hAnsi="Arial" w:cs="Arial"/>
+          <w:sz w:val="24"/>
+          <w:szCs w:val="24"/>
+          <w:lang w:eastAsia="pt-BR"/>
+        </w:rPr>
+        <w:tab/>
+      </w:r>
+      <w:proofErr w:type="spellStart"/>
+      <w:proofErr w:type="gramStart"/>
+      <w:r>
+        <w:rPr>
+          <w:rFonts w:ascii="Arial" w:eastAsia="Times New Roman" w:hAnsi="Arial" w:cs="Arial"/>
+          <w:sz w:val="24"/>
+          <w:szCs w:val="24"/>
+          <w:lang w:eastAsia="pt-BR"/>
+        </w:rPr>
+        <w:t>pyinstaller</w:t>
+      </w:r>
+      <w:proofErr w:type="spellEnd"/>
+      <w:proofErr w:type="gramEnd"/>
+      <w:r>
+        <w:rPr>
+          <w:rFonts w:ascii="Arial" w:eastAsia="Times New Roman" w:hAnsi="Arial" w:cs="Arial"/>
+          <w:sz w:val="24"/>
+          <w:szCs w:val="24"/>
+          <w:lang w:eastAsia="pt-BR"/>
+        </w:rPr>
+        <w:t xml:space="preserve"> --</w:t>
+      </w:r>
+      <w:proofErr w:type="spellStart"/>
+      <w:r>
+        <w:rPr>
+          <w:rFonts w:ascii="Arial" w:eastAsia="Times New Roman" w:hAnsi="Arial" w:cs="Arial"/>
+          <w:sz w:val="24"/>
+          <w:szCs w:val="24"/>
+          <w:lang w:eastAsia="pt-BR"/>
+        </w:rPr>
+        <w:t>on</w:t>
+      </w:r>
+      <w:r>
+        <w:rPr>
+          <w:rFonts w:ascii="Arial" w:eastAsia="Times New Roman" w:hAnsi="Arial" w:cs="Arial"/>
+          <w:sz w:val="24"/>
+          <w:szCs w:val="24"/>
+          <w:lang w:eastAsia="pt-BR"/>
+        </w:rPr>
+        <w:t>efile</w:t>
+      </w:r>
+      <w:proofErr w:type="spellEnd"/>
+      <w:r>
+        <w:rPr>
+          <w:rFonts w:ascii="Arial" w:eastAsia="Times New Roman" w:hAnsi="Arial" w:cs="Arial"/>
+          <w:sz w:val="24"/>
+          <w:szCs w:val="24"/>
+          <w:lang w:eastAsia="pt-BR"/>
+        </w:rPr>
+        <w:t xml:space="preserve"> --</w:t>
+      </w:r>
+      <w:proofErr w:type="spellStart"/>
+      <w:r>
+        <w:rPr>
+          <w:rFonts w:ascii="Arial" w:eastAsia="Times New Roman" w:hAnsi="Arial" w:cs="Arial"/>
+          <w:sz w:val="24"/>
+          <w:szCs w:val="24"/>
+          <w:lang w:eastAsia="pt-BR"/>
+        </w:rPr>
+        <w:t>name</w:t>
+      </w:r>
+      <w:proofErr w:type="spellEnd"/>
+      <w:r>
+        <w:rPr>
+          <w:rFonts w:ascii="Arial" w:eastAsia="Times New Roman" w:hAnsi="Arial" w:cs="Arial"/>
+          <w:sz w:val="24"/>
+          <w:szCs w:val="24"/>
+          <w:lang w:eastAsia="pt-BR"/>
+        </w:rPr>
+        <w:t xml:space="preserve"> </w:t>
+      </w:r>
+      <w:proofErr w:type="spellStart"/>
+      <w:r>
+        <w:rPr>
+          <w:rFonts w:ascii="Arial" w:eastAsia="Times New Roman" w:hAnsi="Arial" w:cs="Arial"/>
+          <w:sz w:val="24"/>
+          <w:szCs w:val="24"/>
+          <w:lang w:eastAsia="pt-BR"/>
+        </w:rPr>
+        <w:t>auto_fita_espelho</w:t>
+      </w:r>
+      <w:proofErr w:type="spellEnd"/>
+      <w:r>
+        <w:rPr>
+          <w:rFonts w:ascii="Arial" w:eastAsia="Times New Roman" w:hAnsi="Arial" w:cs="Arial"/>
+          <w:sz w:val="24"/>
+          <w:szCs w:val="24"/>
+          <w:lang w:eastAsia="pt-BR"/>
+        </w:rPr>
+        <w:t xml:space="preserve"> auto_f</w:t>
+      </w:r>
+      <w:r>
+        <w:rPr>
+          <w:rFonts w:ascii="Arial" w:eastAsia="Times New Roman" w:hAnsi="Arial" w:cs="Arial"/>
+          <w:sz w:val="24"/>
+          <w:szCs w:val="24"/>
+          <w:lang w:eastAsia="pt-BR"/>
+        </w:rPr>
+        <w:t>ita.py</w:t>
+      </w:r>
+    </w:p>
+    <w:p>
+      <w:pPr>
+        <w:spacing w:before="100" w:beforeAutospacing="1" w:after="100" w:afterAutospacing="1" w:line="240" w:lineRule="auto"/>
+        <w:rPr>
+          <w:rFonts w:ascii="Arial" w:eastAsia="Times New Roman" w:hAnsi="Arial" w:cs="Arial"/>
+          <w:sz w:val="24"/>
+          <w:szCs w:val="24"/>
+          <w:lang w:eastAsia="pt-BR"/>
+        </w:rPr>
+      </w:pPr>
+      <w:r>
+        <w:rPr>
+          <w:rFonts w:ascii="Arial" w:eastAsia="Times New Roman" w:hAnsi="Arial" w:cs="Arial"/>
+          <w:sz w:val="24"/>
+          <w:szCs w:val="24"/>
+          <w:lang w:eastAsia="pt-BR"/>
+        </w:rPr>
+        <w:tab/>
+      </w:r>
+      <w:r>
+        <w:rPr>
+          <w:rFonts w:ascii="Arial" w:eastAsia="Times New Roman" w:hAnsi="Arial" w:cs="Arial"/>
+          <w:sz w:val="24"/>
+          <w:szCs w:val="24"/>
+          <w:lang w:eastAsia="pt-BR"/>
+        </w:rPr>
+        <w:tab/>
+      </w:r>
+    </w:p>
+    <w:p>
+      <w:pPr>
+        <w:spacing w:before="100" w:beforeAutospacing="1" w:after="100" w:afterAutospacing="1" w:line="240" w:lineRule="auto"/>
+        <w:rPr>
+          <w:rFonts w:ascii="Arial" w:eastAsia="Times New Roman" w:hAnsi="Arial" w:cs="Arial"/>
+          <w:sz w:val="24"/>
+          <w:szCs w:val="24"/>
+          <w:lang w:eastAsia="pt-BR"/>
+        </w:rPr>
+      </w:pPr>
+      <w:r>
+        <w:rPr>
+          <w:rFonts w:ascii="Arial" w:eastAsia="Times New Roman" w:hAnsi="Arial" w:cs="Arial"/>
+          <w:sz w:val="24"/>
+          <w:szCs w:val="24"/>
+          <w:lang w:eastAsia="pt-BR"/>
+        </w:rPr>
+        <w:tab/>
+        <w:t xml:space="preserve">3 - Colocar o arquivo </w:t>
+      </w:r>
+      <w:proofErr w:type="spellStart"/>
+      <w:r>
+        <w:rPr>
+          <w:rFonts w:ascii="Arial" w:eastAsia="Times New Roman" w:hAnsi="Arial" w:cs="Arial"/>
+          <w:sz w:val="24"/>
+          <w:szCs w:val="24"/>
+          <w:lang w:eastAsia="pt-BR"/>
+        </w:rPr>
+        <w:t>exe</w:t>
+      </w:r>
+      <w:proofErr w:type="spellEnd"/>
+      <w:r>
+        <w:rPr>
+          <w:rFonts w:ascii="Arial" w:eastAsia="Times New Roman" w:hAnsi="Arial" w:cs="Arial"/>
+          <w:sz w:val="24"/>
+          <w:szCs w:val="24"/>
+          <w:lang w:eastAsia="pt-BR"/>
+        </w:rPr>
+        <w:t xml:space="preserve"> gerado junto na mesma pasta onde </w:t>
+      </w:r>
+      <w:proofErr w:type="gramStart"/>
+      <w:r>
+        <w:rPr>
+          <w:rFonts w:ascii="Arial" w:eastAsia="Times New Roman" w:hAnsi="Arial" w:cs="Arial"/>
+          <w:sz w:val="24"/>
+          <w:szCs w:val="24"/>
+          <w:lang w:eastAsia="pt-BR"/>
+        </w:rPr>
+        <w:t>estiver</w:t>
+      </w:r>
+      <w:proofErr w:type="gramEnd"/>
+      <w:r>
+        <w:rPr>
+          <w:rFonts w:ascii="Arial" w:eastAsia="Times New Roman" w:hAnsi="Arial" w:cs="Arial"/>
+          <w:sz w:val="24"/>
+          <w:szCs w:val="24"/>
+          <w:lang w:eastAsia="pt-BR"/>
+        </w:rPr>
+        <w:t xml:space="preserve"> as pastas:</w:t>
+      </w:r>
+    </w:p>
+    <w:p>
+      <w:pPr>
+        <w:spacing w:before="100" w:beforeAutospacing="1" w:after="100" w:afterAutospacing="1" w:line="240" w:lineRule="auto"/>
+        <w:rPr>
+          <w:rFonts w:ascii="Arial" w:eastAsia="Times New Roman" w:hAnsi="Arial" w:cs="Arial"/>
+          <w:sz w:val="24"/>
+          <w:szCs w:val="24"/>
+          <w:lang w:eastAsia="pt-BR"/>
+        </w:rPr>
+      </w:pPr>
+      <w:r>
+        <w:rPr>
+          <w:rFonts w:ascii="Arial" w:eastAsia="Times New Roman" w:hAnsi="Arial" w:cs="Arial"/>
+          <w:sz w:val="24"/>
+          <w:szCs w:val="24"/>
+          <w:lang w:eastAsia="pt-BR"/>
+        </w:rPr>
+        <w:tab/>
+      </w:r>
+      <w:r>
+        <w:rPr>
+          <w:rFonts w:ascii="Arial" w:eastAsia="Times New Roman" w:hAnsi="Arial" w:cs="Arial"/>
+          <w:sz w:val="24"/>
+          <w:szCs w:val="24"/>
+          <w:lang w:eastAsia="pt-BR"/>
+        </w:rPr>
+        <w:tab/>
+        <w:t>Entrada</w:t>
+      </w:r>
+    </w:p>
+    <w:p>
+      <w:pPr>
+        <w:spacing w:before="100" w:beforeAutospacing="1" w:after="100" w:afterAutospacing="1" w:line="240" w:lineRule="auto"/>
+        <w:rPr>
+          <w:rFonts w:ascii="Arial" w:eastAsia="Times New Roman" w:hAnsi="Arial" w:cs="Arial"/>
+          <w:sz w:val="24"/>
+          <w:szCs w:val="24"/>
+          <w:lang w:eastAsia="pt-BR"/>
+        </w:rPr>
+      </w:pPr>
+      <w:r>
+        <w:rPr>
+          <w:rFonts w:ascii="Arial" w:eastAsia="Times New Roman" w:hAnsi="Arial" w:cs="Arial"/>
+          <w:sz w:val="24"/>
+          <w:szCs w:val="24"/>
+          <w:lang w:eastAsia="pt-BR"/>
+        </w:rPr>
+        <w:tab/>
+      </w:r>
+      <w:r>
+        <w:rPr>
+          <w:rFonts w:ascii="Arial" w:eastAsia="Times New Roman" w:hAnsi="Arial" w:cs="Arial"/>
+          <w:sz w:val="24"/>
+          <w:szCs w:val="24"/>
+          <w:lang w:eastAsia="pt-BR"/>
+        </w:rPr>
+        <w:tab/>
+      </w:r>
+      <w:proofErr w:type="spellStart"/>
+      <w:r>
+        <w:rPr>
+          <w:rFonts w:ascii="Arial" w:eastAsia="Times New Roman" w:hAnsi="Arial" w:cs="Arial"/>
+          <w:sz w:val="24"/>
+          <w:szCs w:val="24"/>
+          <w:lang w:eastAsia="pt-BR"/>
+        </w:rPr>
+        <w:t>Saida</w:t>
+      </w:r>
+      <w:proofErr w:type="spellEnd"/>
+    </w:p>
+    <w:p>
+      <w:pPr>
+        <w:spacing w:before="100" w:beforeAutospacing="1" w:after="100" w:afterAutospacing="1" w:line="240" w:lineRule="auto"/>
+        <w:rPr>
+          <w:rFonts w:ascii="Arial" w:eastAsia="Times New Roman" w:hAnsi="Arial" w:cs="Arial"/>
+          <w:sz w:val="24"/>
+          <w:szCs w:val="24"/>
+          <w:lang w:eastAsia="pt-BR"/>
+        </w:rPr>
+      </w:pPr>
+      <w:r>
+        <w:rPr>
+          <w:rFonts w:ascii="Arial" w:eastAsia="Times New Roman" w:hAnsi="Arial" w:cs="Arial"/>
+          <w:sz w:val="24"/>
+          <w:szCs w:val="24"/>
+          <w:lang w:eastAsia="pt-BR"/>
+        </w:rPr>
+        <w:tab/>
+      </w:r>
+      <w:r>
+        <w:rPr>
+          <w:rFonts w:ascii="Arial" w:eastAsia="Times New Roman" w:hAnsi="Arial" w:cs="Arial"/>
+          <w:sz w:val="24"/>
+          <w:szCs w:val="24"/>
+          <w:lang w:eastAsia="pt-BR"/>
+        </w:rPr>
+        <w:tab/>
+      </w:r>
+      <w:proofErr w:type="spellStart"/>
+      <w:proofErr w:type="gramStart"/>
+      <w:r>
+        <w:rPr>
+          <w:rFonts w:ascii="Arial" w:eastAsia="Times New Roman" w:hAnsi="Arial" w:cs="Arial"/>
+          <w:sz w:val="24"/>
+          <w:szCs w:val="24"/>
+          <w:lang w:eastAsia="pt-BR"/>
+        </w:rPr>
+        <w:t>tbl_Auxiliares</w:t>
+      </w:r>
+      <w:proofErr w:type="spellEnd"/>
+      <w:proofErr w:type="gramEnd"/>
+    </w:p>
+    <w:p>
+      <w:pPr>
+        <w:spacing w:before="100" w:beforeAutospacing="1" w:after="100" w:afterAutospacing="1" w:line="240" w:lineRule="auto"/>
+        <w:rPr>
+          <w:rFonts w:ascii="Arial" w:eastAsia="Times New Roman" w:hAnsi="Arial" w:cs="Arial"/>
+          <w:sz w:val="24"/>
+          <w:szCs w:val="24"/>
+          <w:lang w:eastAsia="pt-BR"/>
+        </w:rPr>
+      </w:pPr>
+      <w:r>
+        <w:rPr>
+          <w:rFonts w:ascii="Arial" w:eastAsia="Times New Roman" w:hAnsi="Arial" w:cs="Arial"/>
+          <w:sz w:val="24"/>
+          <w:szCs w:val="24"/>
+          <w:lang w:eastAsia="pt-BR"/>
+        </w:rPr>
+        <w:tab/>
+      </w:r>
+      <w:r>
+        <w:rPr>
+          <w:rFonts w:ascii="Arial" w:eastAsia="Times New Roman" w:hAnsi="Arial" w:cs="Arial"/>
+          <w:sz w:val="24"/>
+          <w:szCs w:val="24"/>
+          <w:lang w:eastAsia="pt-BR"/>
+        </w:rPr>
+        <w:tab/>
+      </w:r>
+    </w:p>
+    <w:p>
+      <w:pPr>
+        <w:spacing w:before="100" w:beforeAutospacing="1" w:after="100" w:afterAutospacing="1" w:line="240" w:lineRule="auto"/>
+        <w:rPr>
+          <w:rFonts w:ascii="Arial" w:eastAsia="Times New Roman" w:hAnsi="Arial" w:cs="Arial"/>
+          <w:sz w:val="24"/>
+          <w:szCs w:val="24"/>
+          <w:lang w:eastAsia="pt-BR"/>
+        </w:rPr>
+      </w:pPr>
+      <w:r>
+        <w:rPr>
+          <w:rFonts w:ascii="Arial" w:eastAsia="Times New Roman" w:hAnsi="Arial" w:cs="Arial"/>
+          <w:sz w:val="24"/>
+          <w:szCs w:val="24"/>
+          <w:lang w:eastAsia="pt-BR"/>
+        </w:rPr>
+        <w:tab/>
+        <w:t>EXECUÇÃO DA FITA:</w:t>
+      </w:r>
+    </w:p>
+    <w:p>
+      <w:pPr>
+        <w:spacing w:before="100" w:beforeAutospacing="1" w:after="100" w:afterAutospacing="1" w:line="240" w:lineRule="auto"/>
+        <w:rPr>
+          <w:rFonts w:ascii="Arial" w:eastAsia="Times New Roman" w:hAnsi="Arial" w:cs="Arial"/>
+          <w:sz w:val="24"/>
+          <w:szCs w:val="24"/>
+          <w:lang w:eastAsia="pt-BR"/>
+        </w:rPr>
+      </w:pPr>
+    </w:p>
+    <w:p>
+      <w:pPr>
+        <w:spacing w:before="100" w:beforeAutospacing="1" w:after="100" w:afterAutospacing="1" w:line="240" w:lineRule="auto"/>
+        <w:rPr>
+          <w:rFonts w:ascii="Arial" w:eastAsia="Times New Roman" w:hAnsi="Arial" w:cs="Arial"/>
+          <w:sz w:val="24"/>
+          <w:szCs w:val="24"/>
+          <w:lang w:eastAsia="pt-BR"/>
+        </w:rPr>
+      </w:pPr>
+      <w:r>
+        <w:rPr>
+          <w:rFonts w:ascii="Arial" w:eastAsia="Times New Roman" w:hAnsi="Arial" w:cs="Arial"/>
+          <w:sz w:val="24"/>
+          <w:szCs w:val="24"/>
+          <w:lang w:eastAsia="pt-BR"/>
+        </w:rPr>
+        <w:lastRenderedPageBreak/>
+        <w:tab/>
+      </w:r>
+      <w:r>
+        <w:rPr>
+          <w:rFonts w:ascii="Arial" w:eastAsia="Times New Roman" w:hAnsi="Arial" w:cs="Arial"/>
+          <w:sz w:val="24"/>
+          <w:szCs w:val="24"/>
+          <w:lang w:eastAsia="pt-BR"/>
+        </w:rPr>
+        <w:tab/>
+        <w:t xml:space="preserve">1 - Colocar o arquivo fita dentro </w:t>
+      </w:r>
+      <w:proofErr w:type="spellStart"/>
+      <w:r>
+        <w:rPr>
+          <w:rFonts w:ascii="Arial" w:eastAsia="Times New Roman" w:hAnsi="Arial" w:cs="Arial"/>
+          <w:sz w:val="24"/>
+          <w:szCs w:val="24"/>
+          <w:lang w:eastAsia="pt-BR"/>
+        </w:rPr>
+        <w:t>dapasta</w:t>
+      </w:r>
+      <w:proofErr w:type="spellEnd"/>
+      <w:r>
+        <w:rPr>
+          <w:rFonts w:ascii="Arial" w:eastAsia="Times New Roman" w:hAnsi="Arial" w:cs="Arial"/>
+          <w:sz w:val="24"/>
+          <w:szCs w:val="24"/>
+          <w:lang w:eastAsia="pt-BR"/>
+        </w:rPr>
+        <w:t xml:space="preserve"> entrada</w:t>
+      </w:r>
+    </w:p>
+    <w:p>
+      <w:pPr>
+        <w:spacing w:before="100" w:beforeAutospacing="1" w:after="100" w:afterAutospacing="1" w:line="240" w:lineRule="auto"/>
+        <w:rPr>
+          <w:rFonts w:ascii="Arial" w:eastAsia="Times New Roman" w:hAnsi="Arial" w:cs="Arial"/>
+          <w:sz w:val="24"/>
+          <w:szCs w:val="24"/>
+          <w:lang w:eastAsia="pt-BR"/>
+        </w:rPr>
+      </w:pPr>
+      <w:r>
+        <w:rPr>
+          <w:rFonts w:ascii="Arial" w:eastAsia="Times New Roman" w:hAnsi="Arial" w:cs="Arial"/>
+          <w:sz w:val="24"/>
+          <w:szCs w:val="24"/>
+          <w:lang w:eastAsia="pt-BR"/>
+        </w:rPr>
+        <w:tab/>
+      </w:r>
+      <w:r>
+        <w:rPr>
+          <w:rFonts w:ascii="Arial" w:eastAsia="Times New Roman" w:hAnsi="Arial" w:cs="Arial"/>
+          <w:sz w:val="24"/>
+          <w:szCs w:val="24"/>
+          <w:lang w:eastAsia="pt-BR"/>
+        </w:rPr>
+        <w:tab/>
+        <w:t xml:space="preserve">2 - Dar dois clicks no arquivo: </w:t>
+      </w:r>
+      <w:proofErr w:type="spellStart"/>
+      <w:r>
+        <w:rPr>
+          <w:rFonts w:ascii="Arial" w:eastAsia="Times New Roman" w:hAnsi="Arial" w:cs="Arial"/>
+          <w:sz w:val="24"/>
+          <w:szCs w:val="24"/>
+          <w:lang w:eastAsia="pt-BR"/>
+        </w:rPr>
+        <w:t>exe</w:t>
+      </w:r>
+      <w:proofErr w:type="spellEnd"/>
+      <w:r>
+        <w:rPr>
+          <w:rFonts w:ascii="Arial" w:eastAsia="Times New Roman" w:hAnsi="Arial" w:cs="Arial"/>
+          <w:sz w:val="24"/>
+          <w:szCs w:val="24"/>
+          <w:lang w:eastAsia="pt-BR"/>
+        </w:rPr>
+        <w:t xml:space="preserve"> auto_fita_espelho.exe</w:t>
+      </w:r>
+    </w:p>
+    <w:p>
+      <w:pPr>
+        <w:spacing w:before="100" w:beforeAutospacing="1" w:after="100" w:afterAutospacing="1" w:line="240" w:lineRule="auto"/>
+        <w:rPr>
+          <w:rFonts w:ascii="Arial" w:eastAsia="Times New Roman" w:hAnsi="Arial" w:cs="Arial"/>
+          <w:sz w:val="24"/>
+          <w:szCs w:val="24"/>
+          <w:lang w:eastAsia="pt-BR"/>
+        </w:rPr>
+      </w:pPr>
+      <w:r>
+        <w:rPr>
+          <w:rFonts w:ascii="Arial" w:eastAsia="Times New Roman" w:hAnsi="Arial" w:cs="Arial"/>
+          <w:sz w:val="24"/>
+          <w:szCs w:val="24"/>
+          <w:lang w:eastAsia="pt-BR"/>
+        </w:rPr>
+        <w:tab/>
+      </w:r>
+      <w:r>
+        <w:rPr>
+          <w:rFonts w:ascii="Arial" w:eastAsia="Times New Roman" w:hAnsi="Arial" w:cs="Arial"/>
+          <w:sz w:val="24"/>
+          <w:szCs w:val="24"/>
+          <w:lang w:eastAsia="pt-BR"/>
+        </w:rPr>
+        <w:tab/>
+        <w:t>3 - Caso não tenha o Banco</w:t>
+      </w:r>
+      <w:proofErr w:type="gramStart"/>
+      <w:r>
+        <w:rPr>
+          <w:rFonts w:ascii="Arial" w:eastAsia="Times New Roman" w:hAnsi="Arial" w:cs="Arial"/>
+          <w:sz w:val="24"/>
+          <w:szCs w:val="24"/>
+          <w:lang w:eastAsia="pt-BR"/>
+        </w:rPr>
+        <w:t xml:space="preserve">  </w:t>
+      </w:r>
+      <w:proofErr w:type="spellStart"/>
+      <w:proofErr w:type="gramEnd"/>
+      <w:r>
+        <w:rPr>
+          <w:rFonts w:ascii="Arial" w:eastAsia="Times New Roman" w:hAnsi="Arial" w:cs="Arial"/>
+          <w:sz w:val="24"/>
+          <w:szCs w:val="24"/>
+          <w:lang w:eastAsia="pt-BR"/>
+        </w:rPr>
+        <w:t>auto_fita_espelho</w:t>
+      </w:r>
+      <w:proofErr w:type="spellEnd"/>
+      <w:r>
+        <w:rPr>
+          <w:rFonts w:ascii="Arial" w:eastAsia="Times New Roman" w:hAnsi="Arial" w:cs="Arial"/>
+          <w:sz w:val="24"/>
+          <w:szCs w:val="24"/>
+          <w:lang w:eastAsia="pt-BR"/>
+        </w:rPr>
+        <w:t xml:space="preserve"> o sistema criará</w:t>
+      </w:r>
+    </w:p>
+    <w:p>
+      <w:pPr>
+        <w:spacing w:before="100" w:beforeAutospacing="1" w:after="100" w:afterAutospacing="1" w:line="240" w:lineRule="auto"/>
+        <w:rPr>
+          <w:rFonts w:ascii="Arial" w:eastAsia="Times New Roman" w:hAnsi="Arial" w:cs="Arial"/>
+          <w:sz w:val="24"/>
+          <w:szCs w:val="24"/>
+          <w:lang w:eastAsia="pt-BR"/>
+        </w:rPr>
+      </w:pPr>
+      <w:r>
+        <w:rPr>
+          <w:rFonts w:ascii="Arial" w:eastAsia="Times New Roman" w:hAnsi="Arial" w:cs="Arial"/>
+          <w:sz w:val="24"/>
+          <w:szCs w:val="24"/>
+          <w:lang w:eastAsia="pt-BR"/>
+        </w:rPr>
+        <w:tab/>
+      </w:r>
+      <w:r>
+        <w:rPr>
+          <w:rFonts w:ascii="Arial" w:eastAsia="Times New Roman" w:hAnsi="Arial" w:cs="Arial"/>
+          <w:sz w:val="24"/>
+          <w:szCs w:val="24"/>
+          <w:lang w:eastAsia="pt-BR"/>
+        </w:rPr>
+        <w:tab/>
+        <w:t>4 - O sistema ira se conectar ao banco de dados</w:t>
+      </w:r>
+    </w:p>
+    <w:p>
+      <w:pPr>
+        <w:spacing w:before="100" w:beforeAutospacing="1" w:after="100" w:afterAutospacing="1" w:line="240" w:lineRule="auto"/>
+        <w:rPr>
+          <w:rFonts w:ascii="Arial" w:eastAsia="Times New Roman" w:hAnsi="Arial" w:cs="Arial"/>
+          <w:sz w:val="24"/>
+          <w:szCs w:val="24"/>
+          <w:lang w:eastAsia="pt-BR"/>
+        </w:rPr>
+      </w:pPr>
+      <w:r>
+        <w:rPr>
+          <w:rFonts w:ascii="Arial" w:eastAsia="Times New Roman" w:hAnsi="Arial" w:cs="Arial"/>
+          <w:sz w:val="24"/>
+          <w:szCs w:val="24"/>
+          <w:lang w:eastAsia="pt-BR"/>
+        </w:rPr>
+        <w:tab/>
+      </w:r>
+      <w:r>
+        <w:rPr>
+          <w:rFonts w:ascii="Arial" w:eastAsia="Times New Roman" w:hAnsi="Arial" w:cs="Arial"/>
+          <w:sz w:val="24"/>
+          <w:szCs w:val="24"/>
+          <w:lang w:eastAsia="pt-BR"/>
+        </w:rPr>
+        <w:tab/>
+        <w:t>5 - O sistema informará:</w:t>
+      </w:r>
+    </w:p>
+    <w:p>
+      <w:pPr>
+        <w:spacing w:before="100" w:beforeAutospacing="1" w:after="100" w:afterAutospacing="1" w:line="240" w:lineRule="auto"/>
+        <w:rPr>
+          <w:rFonts w:ascii="Arial" w:eastAsia="Times New Roman" w:hAnsi="Arial" w:cs="Arial"/>
+          <w:sz w:val="24"/>
+          <w:szCs w:val="24"/>
+          <w:lang w:eastAsia="pt-BR"/>
+        </w:rPr>
+      </w:pPr>
+      <w:r>
+        <w:rPr>
+          <w:rFonts w:ascii="Arial" w:eastAsia="Times New Roman" w:hAnsi="Arial" w:cs="Arial"/>
+          <w:sz w:val="24"/>
+          <w:szCs w:val="24"/>
+          <w:lang w:eastAsia="pt-BR"/>
+        </w:rPr>
+        <w:tab/>
+      </w:r>
+      <w:r>
+        <w:rPr>
+          <w:rFonts w:ascii="Arial" w:eastAsia="Times New Roman" w:hAnsi="Arial" w:cs="Arial"/>
+          <w:sz w:val="24"/>
+          <w:szCs w:val="24"/>
+          <w:lang w:eastAsia="pt-BR"/>
+        </w:rPr>
+        <w:tab/>
+      </w:r>
+      <w:r>
+        <w:rPr>
+          <w:rFonts w:ascii="Arial" w:eastAsia="Times New Roman" w:hAnsi="Arial" w:cs="Arial"/>
+          <w:sz w:val="24"/>
+          <w:szCs w:val="24"/>
+          <w:lang w:eastAsia="pt-BR"/>
+        </w:rPr>
+        <w:tab/>
+      </w:r>
+      <w:r>
+        <w:rPr>
+          <w:rFonts w:ascii="Arial" w:eastAsia="Times New Roman" w:hAnsi="Arial" w:cs="Arial"/>
+          <w:sz w:val="24"/>
+          <w:szCs w:val="24"/>
+          <w:lang w:eastAsia="pt-BR"/>
+        </w:rPr>
+        <w:tab/>
+      </w:r>
+      <w:proofErr w:type="gramStart"/>
+      <w:r>
+        <w:rPr>
+          <w:rFonts w:ascii="Arial" w:eastAsia="Times New Roman" w:hAnsi="Arial" w:cs="Arial"/>
+          <w:sz w:val="24"/>
+          <w:szCs w:val="24"/>
+          <w:lang w:eastAsia="pt-BR"/>
+        </w:rPr>
+        <w:t>a</w:t>
+      </w:r>
+      <w:proofErr w:type="gramEnd"/>
+      <w:r>
+        <w:rPr>
+          <w:rFonts w:ascii="Arial" w:eastAsia="Times New Roman" w:hAnsi="Arial" w:cs="Arial"/>
+          <w:sz w:val="24"/>
+          <w:szCs w:val="24"/>
+          <w:lang w:eastAsia="pt-BR"/>
+        </w:rPr>
+        <w:t xml:space="preserve"> versão do sistema</w:t>
+      </w:r>
+    </w:p>
+    <w:p>
+      <w:pPr>
+        <w:spacing w:before="100" w:beforeAutospacing="1" w:after="100" w:afterAutospacing="1" w:line="240" w:lineRule="auto"/>
+        <w:rPr>
+          <w:rFonts w:ascii="Arial" w:eastAsia="Times New Roman" w:hAnsi="Arial" w:cs="Arial"/>
+          <w:sz w:val="24"/>
+          <w:szCs w:val="24"/>
+          <w:lang w:eastAsia="pt-BR"/>
+        </w:rPr>
+      </w:pPr>
+      <w:r>
+        <w:rPr>
+          <w:rFonts w:ascii="Arial" w:eastAsia="Times New Roman" w:hAnsi="Arial" w:cs="Arial"/>
+          <w:sz w:val="24"/>
+          <w:szCs w:val="24"/>
+          <w:lang w:eastAsia="pt-BR"/>
+        </w:rPr>
+        <w:tab/>
+      </w:r>
+      <w:r>
+        <w:rPr>
+          <w:rFonts w:ascii="Arial" w:eastAsia="Times New Roman" w:hAnsi="Arial" w:cs="Arial"/>
+          <w:sz w:val="24"/>
+          <w:szCs w:val="24"/>
+          <w:lang w:eastAsia="pt-BR"/>
+        </w:rPr>
+        <w:tab/>
+      </w:r>
+      <w:r>
+        <w:rPr>
+          <w:rFonts w:ascii="Arial" w:eastAsia="Times New Roman" w:hAnsi="Arial" w:cs="Arial"/>
+          <w:sz w:val="24"/>
+          <w:szCs w:val="24"/>
+          <w:lang w:eastAsia="pt-BR"/>
+        </w:rPr>
+        <w:tab/>
+      </w:r>
+      <w:r>
+        <w:rPr>
+          <w:rFonts w:ascii="Arial" w:eastAsia="Times New Roman" w:hAnsi="Arial" w:cs="Arial"/>
+          <w:sz w:val="24"/>
+          <w:szCs w:val="24"/>
+          <w:lang w:eastAsia="pt-BR"/>
+        </w:rPr>
+        <w:tab/>
+      </w:r>
+      <w:proofErr w:type="gramStart"/>
+      <w:r>
+        <w:rPr>
+          <w:rFonts w:ascii="Arial" w:eastAsia="Times New Roman" w:hAnsi="Arial" w:cs="Arial"/>
+          <w:sz w:val="24"/>
+          <w:szCs w:val="24"/>
+          <w:lang w:eastAsia="pt-BR"/>
+        </w:rPr>
+        <w:t>o</w:t>
+      </w:r>
+      <w:proofErr w:type="gramEnd"/>
+      <w:r>
+        <w:rPr>
+          <w:rFonts w:ascii="Arial" w:eastAsia="Times New Roman" w:hAnsi="Arial" w:cs="Arial"/>
+          <w:sz w:val="24"/>
+          <w:szCs w:val="24"/>
+          <w:lang w:eastAsia="pt-BR"/>
+        </w:rPr>
+        <w:t xml:space="preserve"> banco de dados conectado</w:t>
+      </w:r>
+    </w:p>
+    <w:p>
+      <w:pPr>
+        <w:spacing w:before="100" w:beforeAutospacing="1" w:after="100" w:afterAutospacing="1" w:line="240" w:lineRule="auto"/>
+        <w:rPr>
+          <w:rFonts w:ascii="Arial" w:eastAsia="Times New Roman" w:hAnsi="Arial" w:cs="Arial"/>
+          <w:sz w:val="24"/>
+          <w:szCs w:val="24"/>
+          <w:lang w:eastAsia="pt-BR"/>
+        </w:rPr>
+      </w:pPr>
+      <w:r>
+        <w:rPr>
+          <w:rFonts w:ascii="Arial" w:eastAsia="Times New Roman" w:hAnsi="Arial" w:cs="Arial"/>
+          <w:sz w:val="24"/>
+          <w:szCs w:val="24"/>
+          <w:lang w:eastAsia="pt-BR"/>
+        </w:rPr>
+        <w:tab/>
+      </w:r>
+      <w:r>
+        <w:rPr>
+          <w:rFonts w:ascii="Arial" w:eastAsia="Times New Roman" w:hAnsi="Arial" w:cs="Arial"/>
+          <w:sz w:val="24"/>
+          <w:szCs w:val="24"/>
+          <w:lang w:eastAsia="pt-BR"/>
+        </w:rPr>
+        <w:tab/>
+      </w:r>
+      <w:r>
+        <w:rPr>
+          <w:rFonts w:ascii="Arial" w:eastAsia="Times New Roman" w:hAnsi="Arial" w:cs="Arial"/>
+          <w:sz w:val="24"/>
+          <w:szCs w:val="24"/>
+          <w:lang w:eastAsia="pt-BR"/>
+        </w:rPr>
+        <w:tab/>
+      </w:r>
+      <w:r>
+        <w:rPr>
+          <w:rFonts w:ascii="Arial" w:eastAsia="Times New Roman" w:hAnsi="Arial" w:cs="Arial"/>
+          <w:sz w:val="24"/>
+          <w:szCs w:val="24"/>
+          <w:lang w:eastAsia="pt-BR"/>
+        </w:rPr>
+        <w:tab/>
+      </w:r>
+      <w:proofErr w:type="gramStart"/>
+      <w:r>
+        <w:rPr>
+          <w:rFonts w:ascii="Arial" w:eastAsia="Times New Roman" w:hAnsi="Arial" w:cs="Arial"/>
+          <w:sz w:val="24"/>
+          <w:szCs w:val="24"/>
+          <w:lang w:eastAsia="pt-BR"/>
+        </w:rPr>
+        <w:t>a</w:t>
+      </w:r>
+      <w:proofErr w:type="gramEnd"/>
+      <w:r>
+        <w:rPr>
+          <w:rFonts w:ascii="Arial" w:eastAsia="Times New Roman" w:hAnsi="Arial" w:cs="Arial"/>
+          <w:sz w:val="24"/>
+          <w:szCs w:val="24"/>
+          <w:lang w:eastAsia="pt-BR"/>
+        </w:rPr>
+        <w:t xml:space="preserve"> data e hora do processamento</w:t>
+      </w:r>
+    </w:p>
+    <w:p>
+      <w:pPr>
+        <w:spacing w:before="100" w:beforeAutospacing="1" w:after="100" w:afterAutospacing="1" w:line="240" w:lineRule="auto"/>
+        <w:rPr>
+          <w:rFonts w:ascii="Arial" w:eastAsia="Times New Roman" w:hAnsi="Arial" w:cs="Arial"/>
+          <w:sz w:val="24"/>
+          <w:szCs w:val="24"/>
+          <w:lang w:eastAsia="pt-BR"/>
+        </w:rPr>
+      </w:pPr>
+      <w:r>
+        <w:rPr>
+          <w:rFonts w:ascii="Arial" w:eastAsia="Times New Roman" w:hAnsi="Arial" w:cs="Arial"/>
+          <w:sz w:val="24"/>
+          <w:szCs w:val="24"/>
+          <w:lang w:eastAsia="pt-BR"/>
+        </w:rPr>
+        <w:tab/>
+      </w:r>
+      <w:r>
+        <w:rPr>
+          <w:rFonts w:ascii="Arial" w:eastAsia="Times New Roman" w:hAnsi="Arial" w:cs="Arial"/>
+          <w:sz w:val="24"/>
+          <w:szCs w:val="24"/>
+          <w:lang w:eastAsia="pt-BR"/>
+        </w:rPr>
+        <w:tab/>
+      </w:r>
+      <w:r>
+        <w:rPr>
+          <w:rFonts w:ascii="Arial" w:eastAsia="Times New Roman" w:hAnsi="Arial" w:cs="Arial"/>
+          <w:sz w:val="24"/>
+          <w:szCs w:val="24"/>
+          <w:lang w:eastAsia="pt-BR"/>
+        </w:rPr>
+        <w:tab/>
+      </w:r>
+      <w:r>
+        <w:rPr>
+          <w:rFonts w:ascii="Arial" w:eastAsia="Times New Roman" w:hAnsi="Arial" w:cs="Arial"/>
+          <w:sz w:val="24"/>
+          <w:szCs w:val="24"/>
+          <w:lang w:eastAsia="pt-BR"/>
+        </w:rPr>
+        <w:tab/>
+      </w:r>
+      <w:proofErr w:type="gramStart"/>
+      <w:r>
+        <w:rPr>
+          <w:rFonts w:ascii="Arial" w:eastAsia="Times New Roman" w:hAnsi="Arial" w:cs="Arial"/>
+          <w:sz w:val="24"/>
+          <w:szCs w:val="24"/>
+          <w:lang w:eastAsia="pt-BR"/>
+        </w:rPr>
+        <w:t>a</w:t>
+      </w:r>
+      <w:proofErr w:type="gramEnd"/>
+      <w:r>
+        <w:rPr>
+          <w:rFonts w:ascii="Arial" w:eastAsia="Times New Roman" w:hAnsi="Arial" w:cs="Arial"/>
+          <w:sz w:val="24"/>
+          <w:szCs w:val="24"/>
+          <w:lang w:eastAsia="pt-BR"/>
+        </w:rPr>
+        <w:t xml:space="preserve"> atualização das tabelas auxiliares</w:t>
+      </w:r>
+    </w:p>
+    <w:p>
+      <w:pPr>
+        <w:spacing w:before="100" w:beforeAutospacing="1" w:after="100" w:afterAutospacing="1" w:line="240" w:lineRule="auto"/>
+        <w:rPr>
+          <w:rFonts w:ascii="Arial" w:eastAsia="Times New Roman" w:hAnsi="Arial" w:cs="Arial"/>
+          <w:sz w:val="24"/>
+          <w:szCs w:val="24"/>
+          <w:lang w:eastAsia="pt-BR"/>
+        </w:rPr>
+      </w:pPr>
+      <w:r>
+        <w:rPr>
+          <w:rFonts w:ascii="Arial" w:eastAsia="Times New Roman" w:hAnsi="Arial" w:cs="Arial"/>
+          <w:sz w:val="24"/>
+          <w:szCs w:val="24"/>
+          <w:lang w:eastAsia="pt-BR"/>
+        </w:rPr>
+        <w:tab/>
+      </w:r>
+      <w:r>
+        <w:rPr>
+          <w:rFonts w:ascii="Arial" w:eastAsia="Times New Roman" w:hAnsi="Arial" w:cs="Arial"/>
+          <w:sz w:val="24"/>
+          <w:szCs w:val="24"/>
+          <w:lang w:eastAsia="pt-BR"/>
+        </w:rPr>
+        <w:tab/>
+      </w:r>
+      <w:r>
+        <w:rPr>
+          <w:rFonts w:ascii="Arial" w:eastAsia="Times New Roman" w:hAnsi="Arial" w:cs="Arial"/>
+          <w:sz w:val="24"/>
+          <w:szCs w:val="24"/>
+          <w:lang w:eastAsia="pt-BR"/>
+        </w:rPr>
+        <w:tab/>
+      </w:r>
+      <w:r>
+        <w:rPr>
+          <w:rFonts w:ascii="Arial" w:eastAsia="Times New Roman" w:hAnsi="Arial" w:cs="Arial"/>
+          <w:sz w:val="24"/>
+          <w:szCs w:val="24"/>
+          <w:lang w:eastAsia="pt-BR"/>
+        </w:rPr>
+        <w:tab/>
+      </w:r>
+      <w:proofErr w:type="gramStart"/>
+      <w:r>
+        <w:rPr>
+          <w:rFonts w:ascii="Arial" w:eastAsia="Times New Roman" w:hAnsi="Arial" w:cs="Arial"/>
+          <w:sz w:val="24"/>
+          <w:szCs w:val="24"/>
+          <w:lang w:eastAsia="pt-BR"/>
+        </w:rPr>
+        <w:t>que</w:t>
+      </w:r>
+      <w:proofErr w:type="gramEnd"/>
+      <w:r>
+        <w:rPr>
+          <w:rFonts w:ascii="Arial" w:eastAsia="Times New Roman" w:hAnsi="Arial" w:cs="Arial"/>
+          <w:sz w:val="24"/>
+          <w:szCs w:val="24"/>
+          <w:lang w:eastAsia="pt-BR"/>
+        </w:rPr>
+        <w:t xml:space="preserve"> encontrou ou não o arquivo da fita e mostrará o nome do arquivo</w:t>
+      </w:r>
+    </w:p>
+    <w:p>
+      <w:pPr>
+        <w:spacing w:before="100" w:beforeAutospacing="1" w:after="100" w:afterAutospacing="1" w:line="240" w:lineRule="auto"/>
+        <w:rPr>
+          <w:rFonts w:ascii="Arial" w:eastAsia="Times New Roman" w:hAnsi="Arial" w:cs="Arial"/>
+          <w:sz w:val="24"/>
+          <w:szCs w:val="24"/>
+          <w:lang w:eastAsia="pt-BR"/>
+        </w:rPr>
+      </w:pPr>
+      <w:r>
+        <w:rPr>
+          <w:rFonts w:ascii="Arial" w:eastAsia="Times New Roman" w:hAnsi="Arial" w:cs="Arial"/>
+          <w:sz w:val="24"/>
+          <w:szCs w:val="24"/>
+          <w:lang w:eastAsia="pt-BR"/>
+        </w:rPr>
+        <w:tab/>
+      </w:r>
+      <w:r>
+        <w:rPr>
+          <w:rFonts w:ascii="Arial" w:eastAsia="Times New Roman" w:hAnsi="Arial" w:cs="Arial"/>
+          <w:sz w:val="24"/>
+          <w:szCs w:val="24"/>
+          <w:lang w:eastAsia="pt-BR"/>
+        </w:rPr>
+        <w:tab/>
+      </w:r>
+    </w:p>
+    <w:p>
+      <w:pPr>
+        <w:spacing w:before="100" w:beforeAutospacing="1" w:after="100" w:afterAutospacing="1" w:line="240" w:lineRule="auto"/>
+        <w:rPr>
+          <w:rFonts w:ascii="Arial" w:eastAsia="Times New Roman" w:hAnsi="Arial" w:cs="Arial"/>
+          <w:sz w:val="24"/>
+          <w:szCs w:val="24"/>
+          <w:lang w:eastAsia="pt-BR"/>
+        </w:rPr>
+      </w:pPr>
+      <w:r>
+        <w:rPr>
+          <w:rFonts w:ascii="Arial" w:eastAsia="Times New Roman" w:hAnsi="Arial" w:cs="Arial"/>
+          <w:sz w:val="24"/>
+          <w:szCs w:val="24"/>
+          <w:lang w:eastAsia="pt-BR"/>
+        </w:rPr>
+        <w:tab/>
+      </w:r>
+      <w:r>
+        <w:rPr>
+          <w:rFonts w:ascii="Arial" w:eastAsia="Times New Roman" w:hAnsi="Arial" w:cs="Arial"/>
+          <w:sz w:val="24"/>
+          <w:szCs w:val="24"/>
+          <w:lang w:eastAsia="pt-BR"/>
+        </w:rPr>
+        <w:tab/>
+        <w:t>6 - Processamento</w:t>
+      </w:r>
+    </w:p>
+    <w:p>
+      <w:pPr>
+        <w:spacing w:before="100" w:beforeAutospacing="1" w:after="100" w:afterAutospacing="1" w:line="240" w:lineRule="auto"/>
+        <w:rPr>
+          <w:rFonts w:ascii="Arial" w:eastAsia="Times New Roman" w:hAnsi="Arial" w:cs="Arial"/>
+          <w:sz w:val="24"/>
+          <w:szCs w:val="24"/>
+          <w:lang w:eastAsia="pt-BR"/>
+        </w:rPr>
+      </w:pPr>
+      <w:r>
+        <w:rPr>
+          <w:rFonts w:ascii="Arial" w:eastAsia="Times New Roman" w:hAnsi="Arial" w:cs="Arial"/>
+          <w:sz w:val="24"/>
+          <w:szCs w:val="24"/>
+          <w:lang w:eastAsia="pt-BR"/>
+        </w:rPr>
+        <w:tab/>
+      </w:r>
+      <w:r>
+        <w:rPr>
+          <w:rFonts w:ascii="Arial" w:eastAsia="Times New Roman" w:hAnsi="Arial" w:cs="Arial"/>
+          <w:sz w:val="24"/>
+          <w:szCs w:val="24"/>
+          <w:lang w:eastAsia="pt-BR"/>
+        </w:rPr>
+        <w:tab/>
+      </w:r>
+      <w:r>
+        <w:rPr>
+          <w:rFonts w:ascii="Arial" w:eastAsia="Times New Roman" w:hAnsi="Arial" w:cs="Arial"/>
+          <w:sz w:val="24"/>
+          <w:szCs w:val="24"/>
+          <w:lang w:eastAsia="pt-BR"/>
+        </w:rPr>
+        <w:tab/>
+      </w:r>
+      <w:r>
+        <w:rPr>
+          <w:rFonts w:ascii="Arial" w:eastAsia="Times New Roman" w:hAnsi="Arial" w:cs="Arial"/>
+          <w:sz w:val="24"/>
+          <w:szCs w:val="24"/>
+          <w:lang w:eastAsia="pt-BR"/>
+        </w:rPr>
+        <w:tab/>
+      </w:r>
+      <w:proofErr w:type="gramStart"/>
+      <w:r>
+        <w:rPr>
+          <w:rFonts w:ascii="Arial" w:eastAsia="Times New Roman" w:hAnsi="Arial" w:cs="Arial"/>
+          <w:sz w:val="24"/>
+          <w:szCs w:val="24"/>
+          <w:lang w:eastAsia="pt-BR"/>
+        </w:rPr>
+        <w:t>fará</w:t>
+      </w:r>
+      <w:proofErr w:type="gramEnd"/>
+      <w:r>
+        <w:rPr>
+          <w:rFonts w:ascii="Arial" w:eastAsia="Times New Roman" w:hAnsi="Arial" w:cs="Arial"/>
+          <w:sz w:val="24"/>
+          <w:szCs w:val="24"/>
+          <w:lang w:eastAsia="pt-BR"/>
+        </w:rPr>
+        <w:t xml:space="preserve"> a validação dos registros processados com base na</w:t>
+      </w:r>
+      <w:r>
+        <w:rPr>
+          <w:rFonts w:ascii="Arial" w:eastAsia="Times New Roman" w:hAnsi="Arial" w:cs="Arial"/>
+          <w:sz w:val="24"/>
+          <w:szCs w:val="24"/>
+          <w:lang w:eastAsia="pt-BR"/>
+        </w:rPr>
+        <w:tab/>
+      </w:r>
+      <w:r>
+        <w:rPr>
+          <w:rFonts w:ascii="Arial" w:eastAsia="Times New Roman" w:hAnsi="Arial" w:cs="Arial"/>
+          <w:sz w:val="24"/>
+          <w:szCs w:val="24"/>
+          <w:lang w:eastAsia="pt-BR"/>
+        </w:rPr>
+        <w:tab/>
+      </w:r>
+    </w:p>
+    <w:p>
+      <w:pPr>
+        <w:spacing w:before="100" w:beforeAutospacing="1" w:after="100" w:afterAutospacing="1" w:line="240" w:lineRule="auto"/>
+        <w:rPr>
+          <w:rFonts w:ascii="Arial" w:eastAsia="Times New Roman" w:hAnsi="Arial" w:cs="Arial"/>
+          <w:sz w:val="24"/>
+          <w:szCs w:val="24"/>
+          <w:lang w:eastAsia="pt-BR"/>
+        </w:rPr>
+      </w:pPr>
+      <w:r>
+        <w:rPr>
+          <w:rFonts w:ascii="Arial" w:eastAsia="Times New Roman" w:hAnsi="Arial" w:cs="Arial"/>
+          <w:sz w:val="24"/>
+          <w:szCs w:val="24"/>
+          <w:lang w:eastAsia="pt-BR"/>
+        </w:rPr>
+        <w:tab/>
+      </w:r>
+      <w:r>
+        <w:rPr>
+          <w:rFonts w:ascii="Arial" w:eastAsia="Times New Roman" w:hAnsi="Arial" w:cs="Arial"/>
+          <w:sz w:val="24"/>
+          <w:szCs w:val="24"/>
+          <w:lang w:eastAsia="pt-BR"/>
+        </w:rPr>
+        <w:tab/>
+      </w:r>
+      <w:r>
+        <w:rPr>
+          <w:rFonts w:ascii="Arial" w:eastAsia="Times New Roman" w:hAnsi="Arial" w:cs="Arial"/>
+          <w:sz w:val="24"/>
+          <w:szCs w:val="24"/>
+          <w:lang w:eastAsia="pt-BR"/>
+        </w:rPr>
+        <w:tab/>
+      </w:r>
+      <w:r>
+        <w:rPr>
+          <w:rFonts w:ascii="Arial" w:eastAsia="Times New Roman" w:hAnsi="Arial" w:cs="Arial"/>
+          <w:sz w:val="24"/>
+          <w:szCs w:val="24"/>
+          <w:lang w:eastAsia="pt-BR"/>
+        </w:rPr>
+        <w:tab/>
+      </w:r>
+      <w:proofErr w:type="gramStart"/>
+      <w:r>
+        <w:rPr>
+          <w:rFonts w:ascii="Arial" w:eastAsia="Times New Roman" w:hAnsi="Arial" w:cs="Arial"/>
+          <w:sz w:val="24"/>
+          <w:szCs w:val="24"/>
+          <w:lang w:eastAsia="pt-BR"/>
+        </w:rPr>
+        <w:t>ultima</w:t>
+      </w:r>
+      <w:proofErr w:type="gramEnd"/>
+      <w:r>
+        <w:rPr>
+          <w:rFonts w:ascii="Arial" w:eastAsia="Times New Roman" w:hAnsi="Arial" w:cs="Arial"/>
+          <w:sz w:val="24"/>
+          <w:szCs w:val="24"/>
+          <w:lang w:eastAsia="pt-BR"/>
+        </w:rPr>
+        <w:t xml:space="preserve"> linha do arquivo </w:t>
+      </w:r>
+      <w:proofErr w:type="spellStart"/>
+      <w:r>
+        <w:rPr>
+          <w:rFonts w:ascii="Arial" w:eastAsia="Times New Roman" w:hAnsi="Arial" w:cs="Arial"/>
+          <w:sz w:val="24"/>
+          <w:szCs w:val="24"/>
+          <w:lang w:eastAsia="pt-BR"/>
+        </w:rPr>
+        <w:t>txt</w:t>
+      </w:r>
+      <w:proofErr w:type="spellEnd"/>
+    </w:p>
+    <w:p>
+      <w:pPr>
+        <w:spacing w:before="100" w:beforeAutospacing="1" w:after="100" w:afterAutospacing="1" w:line="240" w:lineRule="auto"/>
+        <w:rPr>
+          <w:rFonts w:ascii="Arial" w:eastAsia="Times New Roman" w:hAnsi="Arial" w:cs="Arial"/>
+          <w:sz w:val="24"/>
+          <w:szCs w:val="24"/>
+          <w:lang w:eastAsia="pt-BR"/>
+        </w:rPr>
+      </w:pPr>
+      <w:r>
+        <w:rPr>
+          <w:rFonts w:ascii="Arial" w:eastAsia="Times New Roman" w:hAnsi="Arial" w:cs="Arial"/>
+          <w:sz w:val="24"/>
+          <w:szCs w:val="24"/>
+          <w:lang w:eastAsia="pt-BR"/>
+        </w:rPr>
+        <w:tab/>
+      </w:r>
+      <w:r>
+        <w:rPr>
+          <w:rFonts w:ascii="Arial" w:eastAsia="Times New Roman" w:hAnsi="Arial" w:cs="Arial"/>
+          <w:sz w:val="24"/>
+          <w:szCs w:val="24"/>
+          <w:lang w:eastAsia="pt-BR"/>
+        </w:rPr>
+        <w:tab/>
+        <w:t>7 - Atualização do banco de dados:</w:t>
+      </w:r>
+    </w:p>
+    <w:p>
+      <w:pPr>
+        <w:spacing w:before="100" w:beforeAutospacing="1" w:after="100" w:afterAutospacing="1" w:line="240" w:lineRule="auto"/>
+        <w:rPr>
+          <w:rFonts w:ascii="Arial" w:eastAsia="Times New Roman" w:hAnsi="Arial" w:cs="Arial"/>
+          <w:sz w:val="24"/>
+          <w:szCs w:val="24"/>
+          <w:lang w:eastAsia="pt-BR"/>
+        </w:rPr>
+      </w:pPr>
+      <w:r>
+        <w:rPr>
+          <w:rFonts w:ascii="Arial" w:eastAsia="Times New Roman" w:hAnsi="Arial" w:cs="Arial"/>
+          <w:sz w:val="24"/>
+          <w:szCs w:val="24"/>
+          <w:lang w:eastAsia="pt-BR"/>
+        </w:rPr>
+        <w:tab/>
+      </w:r>
+      <w:r>
+        <w:rPr>
+          <w:rFonts w:ascii="Arial" w:eastAsia="Times New Roman" w:hAnsi="Arial" w:cs="Arial"/>
+          <w:sz w:val="24"/>
+          <w:szCs w:val="24"/>
+          <w:lang w:eastAsia="pt-BR"/>
+        </w:rPr>
+        <w:tab/>
+      </w:r>
+      <w:r>
+        <w:rPr>
+          <w:rFonts w:ascii="Arial" w:eastAsia="Times New Roman" w:hAnsi="Arial" w:cs="Arial"/>
+          <w:sz w:val="24"/>
+          <w:szCs w:val="24"/>
+          <w:lang w:eastAsia="pt-BR"/>
+        </w:rPr>
+        <w:tab/>
+      </w:r>
+      <w:r>
+        <w:rPr>
+          <w:rFonts w:ascii="Arial" w:eastAsia="Times New Roman" w:hAnsi="Arial" w:cs="Arial"/>
+          <w:sz w:val="24"/>
+          <w:szCs w:val="24"/>
+          <w:lang w:eastAsia="pt-BR"/>
+        </w:rPr>
+        <w:tab/>
+      </w:r>
+      <w:proofErr w:type="gramStart"/>
+      <w:r>
+        <w:rPr>
+          <w:rFonts w:ascii="Arial" w:eastAsia="Times New Roman" w:hAnsi="Arial" w:cs="Arial"/>
+          <w:sz w:val="24"/>
+          <w:szCs w:val="24"/>
+          <w:lang w:eastAsia="pt-BR"/>
+        </w:rPr>
+        <w:t>criará</w:t>
+      </w:r>
+      <w:proofErr w:type="gramEnd"/>
+      <w:r>
+        <w:rPr>
+          <w:rFonts w:ascii="Arial" w:eastAsia="Times New Roman" w:hAnsi="Arial" w:cs="Arial"/>
+          <w:sz w:val="24"/>
+          <w:szCs w:val="24"/>
+          <w:lang w:eastAsia="pt-BR"/>
+        </w:rPr>
+        <w:t xml:space="preserve"> as tabelas conforme cada tipo</w:t>
+      </w:r>
+    </w:p>
+    <w:p>
+      <w:pPr>
+        <w:spacing w:before="100" w:beforeAutospacing="1" w:after="100" w:afterAutospacing="1" w:line="240" w:lineRule="auto"/>
+        <w:rPr>
+          <w:rFonts w:ascii="Arial" w:eastAsia="Times New Roman" w:hAnsi="Arial" w:cs="Arial"/>
+          <w:sz w:val="24"/>
+          <w:szCs w:val="24"/>
+          <w:lang w:eastAsia="pt-BR"/>
+        </w:rPr>
+      </w:pPr>
+      <w:r>
+        <w:rPr>
+          <w:rFonts w:ascii="Arial" w:eastAsia="Times New Roman" w:hAnsi="Arial" w:cs="Arial"/>
+          <w:sz w:val="24"/>
+          <w:szCs w:val="24"/>
+          <w:lang w:eastAsia="pt-BR"/>
+        </w:rPr>
+        <w:tab/>
+      </w:r>
+      <w:r>
+        <w:rPr>
+          <w:rFonts w:ascii="Arial" w:eastAsia="Times New Roman" w:hAnsi="Arial" w:cs="Arial"/>
+          <w:sz w:val="24"/>
+          <w:szCs w:val="24"/>
+          <w:lang w:eastAsia="pt-BR"/>
+        </w:rPr>
+        <w:tab/>
+      </w:r>
+      <w:r>
+        <w:rPr>
+          <w:rFonts w:ascii="Arial" w:eastAsia="Times New Roman" w:hAnsi="Arial" w:cs="Arial"/>
+          <w:sz w:val="24"/>
+          <w:szCs w:val="24"/>
+          <w:lang w:eastAsia="pt-BR"/>
+        </w:rPr>
+        <w:tab/>
+      </w:r>
+      <w:r>
+        <w:rPr>
+          <w:rFonts w:ascii="Arial" w:eastAsia="Times New Roman" w:hAnsi="Arial" w:cs="Arial"/>
+          <w:sz w:val="24"/>
+          <w:szCs w:val="24"/>
+          <w:lang w:eastAsia="pt-BR"/>
+        </w:rPr>
+        <w:tab/>
+      </w:r>
+    </w:p>
+    <w:p>
+      <w:pPr>
+        <w:spacing w:before="100" w:beforeAutospacing="1" w:after="100" w:afterAutospacing="1" w:line="240" w:lineRule="auto"/>
+        <w:rPr>
+          <w:rFonts w:ascii="Arial" w:eastAsia="Times New Roman" w:hAnsi="Arial" w:cs="Arial"/>
+          <w:sz w:val="24"/>
+          <w:szCs w:val="24"/>
+          <w:lang w:eastAsia="pt-BR"/>
+        </w:rPr>
+      </w:pPr>
+      <w:r>
+        <w:rPr>
+          <w:rFonts w:ascii="Arial" w:eastAsia="Times New Roman" w:hAnsi="Arial" w:cs="Arial"/>
+          <w:sz w:val="24"/>
+          <w:szCs w:val="24"/>
+          <w:lang w:eastAsia="pt-BR"/>
+        </w:rPr>
+        <w:tab/>
+      </w:r>
+      <w:r>
+        <w:rPr>
+          <w:rFonts w:ascii="Arial" w:eastAsia="Times New Roman" w:hAnsi="Arial" w:cs="Arial"/>
+          <w:sz w:val="24"/>
+          <w:szCs w:val="24"/>
+          <w:lang w:eastAsia="pt-BR"/>
+        </w:rPr>
+        <w:tab/>
+      </w:r>
+      <w:proofErr w:type="gramStart"/>
+      <w:r>
+        <w:rPr>
+          <w:rFonts w:ascii="Arial" w:eastAsia="Times New Roman" w:hAnsi="Arial" w:cs="Arial"/>
+          <w:sz w:val="24"/>
+          <w:szCs w:val="24"/>
+          <w:lang w:eastAsia="pt-BR"/>
+        </w:rPr>
+        <w:t>8 - Arquivamento</w:t>
+      </w:r>
+      <w:proofErr w:type="gramEnd"/>
+      <w:r>
+        <w:rPr>
+          <w:rFonts w:ascii="Arial" w:eastAsia="Times New Roman" w:hAnsi="Arial" w:cs="Arial"/>
+          <w:sz w:val="24"/>
+          <w:szCs w:val="24"/>
+          <w:lang w:eastAsia="pt-BR"/>
+        </w:rPr>
+        <w:t xml:space="preserve"> da fita</w:t>
+      </w:r>
+      <w:r>
+        <w:rPr>
+          <w:rFonts w:ascii="Arial" w:eastAsia="Times New Roman" w:hAnsi="Arial" w:cs="Arial"/>
+          <w:sz w:val="24"/>
+          <w:szCs w:val="24"/>
+          <w:lang w:eastAsia="pt-BR"/>
+        </w:rPr>
+        <w:tab/>
+      </w:r>
+    </w:p>
+    <w:p>
+      <w:pPr>
+        <w:spacing w:before="100" w:beforeAutospacing="1" w:after="100" w:afterAutospacing="1" w:line="240" w:lineRule="auto"/>
+        <w:rPr>
+          <w:rFonts w:ascii="Arial" w:eastAsia="Times New Roman" w:hAnsi="Arial" w:cs="Arial"/>
+          <w:sz w:val="24"/>
+          <w:szCs w:val="24"/>
+          <w:lang w:eastAsia="pt-BR"/>
+        </w:rPr>
+      </w:pPr>
+      <w:r>
+        <w:rPr>
+          <w:rFonts w:ascii="Arial" w:eastAsia="Times New Roman" w:hAnsi="Arial" w:cs="Arial"/>
+          <w:sz w:val="24"/>
+          <w:szCs w:val="24"/>
+          <w:lang w:eastAsia="pt-BR"/>
+        </w:rPr>
+        <w:tab/>
+      </w:r>
+      <w:r>
+        <w:rPr>
+          <w:rFonts w:ascii="Arial" w:eastAsia="Times New Roman" w:hAnsi="Arial" w:cs="Arial"/>
+          <w:sz w:val="24"/>
+          <w:szCs w:val="24"/>
+          <w:lang w:eastAsia="pt-BR"/>
+        </w:rPr>
+        <w:tab/>
+      </w:r>
+      <w:r>
+        <w:rPr>
+          <w:rFonts w:ascii="Arial" w:eastAsia="Times New Roman" w:hAnsi="Arial" w:cs="Arial"/>
+          <w:sz w:val="24"/>
+          <w:szCs w:val="24"/>
+          <w:lang w:eastAsia="pt-BR"/>
+        </w:rPr>
+        <w:tab/>
+      </w:r>
+      <w:r>
+        <w:rPr>
+          <w:rFonts w:ascii="Arial" w:eastAsia="Times New Roman" w:hAnsi="Arial" w:cs="Arial"/>
+          <w:sz w:val="24"/>
+          <w:szCs w:val="24"/>
+          <w:lang w:eastAsia="pt-BR"/>
+        </w:rPr>
+        <w:tab/>
+      </w:r>
+      <w:proofErr w:type="gramStart"/>
+      <w:r>
+        <w:rPr>
+          <w:rFonts w:ascii="Arial" w:eastAsia="Times New Roman" w:hAnsi="Arial" w:cs="Arial"/>
+          <w:sz w:val="24"/>
+          <w:szCs w:val="24"/>
+          <w:lang w:eastAsia="pt-BR"/>
+        </w:rPr>
+        <w:t>o</w:t>
+      </w:r>
+      <w:proofErr w:type="gramEnd"/>
+      <w:r>
+        <w:rPr>
+          <w:rFonts w:ascii="Arial" w:eastAsia="Times New Roman" w:hAnsi="Arial" w:cs="Arial"/>
+          <w:sz w:val="24"/>
+          <w:szCs w:val="24"/>
+          <w:lang w:eastAsia="pt-BR"/>
+        </w:rPr>
+        <w:t xml:space="preserve"> </w:t>
+      </w:r>
+      <w:proofErr w:type="spellStart"/>
+      <w:r>
+        <w:rPr>
+          <w:rFonts w:ascii="Arial" w:eastAsia="Times New Roman" w:hAnsi="Arial" w:cs="Arial"/>
+          <w:sz w:val="24"/>
+          <w:szCs w:val="24"/>
+          <w:lang w:eastAsia="pt-BR"/>
+        </w:rPr>
+        <w:t>sitema</w:t>
+      </w:r>
+      <w:proofErr w:type="spellEnd"/>
+      <w:r>
+        <w:rPr>
+          <w:rFonts w:ascii="Arial" w:eastAsia="Times New Roman" w:hAnsi="Arial" w:cs="Arial"/>
+          <w:sz w:val="24"/>
+          <w:szCs w:val="24"/>
+          <w:lang w:eastAsia="pt-BR"/>
+        </w:rPr>
+        <w:t xml:space="preserve"> apos executar o arquivo:</w:t>
+      </w:r>
+    </w:p>
+    <w:p>
+      <w:pPr>
+        <w:spacing w:before="100" w:beforeAutospacing="1" w:after="100" w:afterAutospacing="1" w:line="240" w:lineRule="auto"/>
+        <w:rPr>
+          <w:rFonts w:ascii="Arial" w:eastAsia="Times New Roman" w:hAnsi="Arial" w:cs="Arial"/>
+          <w:sz w:val="24"/>
+          <w:szCs w:val="24"/>
+          <w:lang w:eastAsia="pt-BR"/>
+        </w:rPr>
+      </w:pPr>
+      <w:r>
+        <w:rPr>
+          <w:rFonts w:ascii="Arial" w:eastAsia="Times New Roman" w:hAnsi="Arial" w:cs="Arial"/>
+          <w:sz w:val="24"/>
+          <w:szCs w:val="24"/>
+          <w:lang w:eastAsia="pt-BR"/>
+        </w:rPr>
+        <w:tab/>
+      </w:r>
+      <w:r>
+        <w:rPr>
+          <w:rFonts w:ascii="Arial" w:eastAsia="Times New Roman" w:hAnsi="Arial" w:cs="Arial"/>
+          <w:sz w:val="24"/>
+          <w:szCs w:val="24"/>
+          <w:lang w:eastAsia="pt-BR"/>
+        </w:rPr>
+        <w:tab/>
+      </w:r>
+      <w:r>
+        <w:rPr>
+          <w:rFonts w:ascii="Arial" w:eastAsia="Times New Roman" w:hAnsi="Arial" w:cs="Arial"/>
+          <w:sz w:val="24"/>
+          <w:szCs w:val="24"/>
+          <w:lang w:eastAsia="pt-BR"/>
+        </w:rPr>
+        <w:tab/>
+      </w:r>
+      <w:r>
+        <w:rPr>
+          <w:rFonts w:ascii="Arial" w:eastAsia="Times New Roman" w:hAnsi="Arial" w:cs="Arial"/>
+          <w:sz w:val="24"/>
+          <w:szCs w:val="24"/>
+          <w:lang w:eastAsia="pt-BR"/>
+        </w:rPr>
+        <w:tab/>
+      </w:r>
+      <w:r>
+        <w:rPr>
+          <w:rFonts w:ascii="Arial" w:eastAsia="Times New Roman" w:hAnsi="Arial" w:cs="Arial"/>
+          <w:sz w:val="24"/>
+          <w:szCs w:val="24"/>
+          <w:lang w:eastAsia="pt-BR"/>
+        </w:rPr>
+        <w:tab/>
+      </w:r>
+      <w:proofErr w:type="gramStart"/>
+      <w:r>
+        <w:rPr>
+          <w:rFonts w:ascii="Arial" w:eastAsia="Times New Roman" w:hAnsi="Arial" w:cs="Arial"/>
+          <w:sz w:val="24"/>
+          <w:szCs w:val="24"/>
+          <w:lang w:eastAsia="pt-BR"/>
+        </w:rPr>
+        <w:t>criará</w:t>
+      </w:r>
+      <w:proofErr w:type="gramEnd"/>
+      <w:r>
+        <w:rPr>
+          <w:rFonts w:ascii="Arial" w:eastAsia="Times New Roman" w:hAnsi="Arial" w:cs="Arial"/>
+          <w:sz w:val="24"/>
+          <w:szCs w:val="24"/>
+          <w:lang w:eastAsia="pt-BR"/>
+        </w:rPr>
+        <w:t xml:space="preserve"> caso não exista uma pasta chamada processadas, </w:t>
+      </w:r>
+    </w:p>
+    <w:p>
+      <w:pPr>
+        <w:spacing w:before="100" w:beforeAutospacing="1" w:after="100" w:afterAutospacing="1" w:line="240" w:lineRule="auto"/>
+        <w:rPr>
+          <w:rFonts w:ascii="Arial" w:eastAsia="Times New Roman" w:hAnsi="Arial" w:cs="Arial"/>
+          <w:sz w:val="24"/>
+          <w:szCs w:val="24"/>
+          <w:lang w:eastAsia="pt-BR"/>
+        </w:rPr>
+      </w:pPr>
+      <w:r>
+        <w:rPr>
+          <w:rFonts w:ascii="Arial" w:eastAsia="Times New Roman" w:hAnsi="Arial" w:cs="Arial"/>
+          <w:sz w:val="24"/>
+          <w:szCs w:val="24"/>
+          <w:lang w:eastAsia="pt-BR"/>
+        </w:rPr>
+        <w:tab/>
+      </w:r>
+      <w:r>
+        <w:rPr>
+          <w:rFonts w:ascii="Arial" w:eastAsia="Times New Roman" w:hAnsi="Arial" w:cs="Arial"/>
+          <w:sz w:val="24"/>
+          <w:szCs w:val="24"/>
+          <w:lang w:eastAsia="pt-BR"/>
+        </w:rPr>
+        <w:tab/>
+      </w:r>
+      <w:r>
+        <w:rPr>
+          <w:rFonts w:ascii="Arial" w:eastAsia="Times New Roman" w:hAnsi="Arial" w:cs="Arial"/>
+          <w:sz w:val="24"/>
+          <w:szCs w:val="24"/>
+          <w:lang w:eastAsia="pt-BR"/>
+        </w:rPr>
+        <w:tab/>
+      </w:r>
+      <w:r>
+        <w:rPr>
+          <w:rFonts w:ascii="Arial" w:eastAsia="Times New Roman" w:hAnsi="Arial" w:cs="Arial"/>
+          <w:sz w:val="24"/>
+          <w:szCs w:val="24"/>
+          <w:lang w:eastAsia="pt-BR"/>
+        </w:rPr>
+        <w:tab/>
+      </w:r>
+      <w:r>
+        <w:rPr>
+          <w:rFonts w:ascii="Arial" w:eastAsia="Times New Roman" w:hAnsi="Arial" w:cs="Arial"/>
+          <w:sz w:val="24"/>
+          <w:szCs w:val="24"/>
+          <w:lang w:eastAsia="pt-BR"/>
+        </w:rPr>
+        <w:tab/>
+      </w:r>
+      <w:proofErr w:type="gramStart"/>
+      <w:r>
+        <w:rPr>
+          <w:rFonts w:ascii="Arial" w:eastAsia="Times New Roman" w:hAnsi="Arial" w:cs="Arial"/>
+          <w:sz w:val="24"/>
+          <w:szCs w:val="24"/>
+          <w:lang w:eastAsia="pt-BR"/>
+        </w:rPr>
+        <w:t>dentro</w:t>
+      </w:r>
+      <w:proofErr w:type="gramEnd"/>
+      <w:r>
+        <w:rPr>
+          <w:rFonts w:ascii="Arial" w:eastAsia="Times New Roman" w:hAnsi="Arial" w:cs="Arial"/>
+          <w:sz w:val="24"/>
+          <w:szCs w:val="24"/>
+          <w:lang w:eastAsia="pt-BR"/>
+        </w:rPr>
+        <w:t xml:space="preserve"> dela criará caso não exista uma pasta com o ano </w:t>
+      </w:r>
+    </w:p>
+    <w:p>
+      <w:pPr>
+        <w:spacing w:before="100" w:beforeAutospacing="1" w:after="100" w:afterAutospacing="1" w:line="240" w:lineRule="auto"/>
+        <w:rPr>
+          <w:rFonts w:ascii="Arial" w:eastAsia="Times New Roman" w:hAnsi="Arial" w:cs="Arial"/>
+          <w:sz w:val="24"/>
+          <w:szCs w:val="24"/>
+          <w:lang w:eastAsia="pt-BR"/>
+        </w:rPr>
+      </w:pPr>
+      <w:r>
+        <w:rPr>
+          <w:rFonts w:ascii="Arial" w:eastAsia="Times New Roman" w:hAnsi="Arial" w:cs="Arial"/>
+          <w:sz w:val="24"/>
+          <w:szCs w:val="24"/>
+          <w:lang w:eastAsia="pt-BR"/>
+        </w:rPr>
+        <w:tab/>
+      </w:r>
+      <w:r>
+        <w:rPr>
+          <w:rFonts w:ascii="Arial" w:eastAsia="Times New Roman" w:hAnsi="Arial" w:cs="Arial"/>
+          <w:sz w:val="24"/>
+          <w:szCs w:val="24"/>
+          <w:lang w:eastAsia="pt-BR"/>
+        </w:rPr>
+        <w:tab/>
+      </w:r>
+      <w:r>
+        <w:rPr>
+          <w:rFonts w:ascii="Arial" w:eastAsia="Times New Roman" w:hAnsi="Arial" w:cs="Arial"/>
+          <w:sz w:val="24"/>
+          <w:szCs w:val="24"/>
+          <w:lang w:eastAsia="pt-BR"/>
+        </w:rPr>
+        <w:tab/>
+      </w:r>
+      <w:r>
+        <w:rPr>
+          <w:rFonts w:ascii="Arial" w:eastAsia="Times New Roman" w:hAnsi="Arial" w:cs="Arial"/>
+          <w:sz w:val="24"/>
+          <w:szCs w:val="24"/>
+          <w:lang w:eastAsia="pt-BR"/>
+        </w:rPr>
+        <w:tab/>
+      </w:r>
+      <w:r>
+        <w:rPr>
+          <w:rFonts w:ascii="Arial" w:eastAsia="Times New Roman" w:hAnsi="Arial" w:cs="Arial"/>
+          <w:sz w:val="24"/>
+          <w:szCs w:val="24"/>
+          <w:lang w:eastAsia="pt-BR"/>
+        </w:rPr>
+        <w:tab/>
+      </w:r>
+      <w:proofErr w:type="gramStart"/>
+      <w:r>
+        <w:rPr>
+          <w:rFonts w:ascii="Arial" w:eastAsia="Times New Roman" w:hAnsi="Arial" w:cs="Arial"/>
+          <w:sz w:val="24"/>
+          <w:szCs w:val="24"/>
+          <w:lang w:eastAsia="pt-BR"/>
+        </w:rPr>
+        <w:t>e</w:t>
+      </w:r>
+      <w:proofErr w:type="gramEnd"/>
+      <w:r>
+        <w:rPr>
+          <w:rFonts w:ascii="Arial" w:eastAsia="Times New Roman" w:hAnsi="Arial" w:cs="Arial"/>
+          <w:sz w:val="24"/>
+          <w:szCs w:val="24"/>
+          <w:lang w:eastAsia="pt-BR"/>
+        </w:rPr>
+        <w:t xml:space="preserve"> dentro dela arquivará a fita processada</w:t>
+      </w:r>
+    </w:p>
+    <w:p>
+      <w:pPr>
+        <w:spacing w:before="100" w:beforeAutospacing="1" w:after="100" w:afterAutospacing="1" w:line="240" w:lineRule="auto"/>
+        <w:rPr>
+          <w:rFonts w:ascii="Arial" w:eastAsia="Times New Roman" w:hAnsi="Arial" w:cs="Arial"/>
+          <w:sz w:val="24"/>
+          <w:szCs w:val="24"/>
+          <w:lang w:eastAsia="pt-BR"/>
+        </w:rPr>
+      </w:pPr>
+      <w:r>
+        <w:rPr>
+          <w:rFonts w:ascii="Arial" w:eastAsia="Times New Roman" w:hAnsi="Arial" w:cs="Arial"/>
+          <w:sz w:val="24"/>
+          <w:szCs w:val="24"/>
+          <w:lang w:eastAsia="pt-BR"/>
+        </w:rPr>
+        <w:tab/>
+      </w:r>
+      <w:r>
+        <w:rPr>
+          <w:rFonts w:ascii="Arial" w:eastAsia="Times New Roman" w:hAnsi="Arial" w:cs="Arial"/>
+          <w:sz w:val="24"/>
+          <w:szCs w:val="24"/>
+          <w:lang w:eastAsia="pt-BR"/>
+        </w:rPr>
+        <w:tab/>
+      </w:r>
+      <w:r>
+        <w:rPr>
+          <w:rFonts w:ascii="Arial" w:eastAsia="Times New Roman" w:hAnsi="Arial" w:cs="Arial"/>
+          <w:sz w:val="24"/>
+          <w:szCs w:val="24"/>
+          <w:lang w:eastAsia="pt-BR"/>
+        </w:rPr>
+        <w:tab/>
+      </w:r>
+      <w:r>
+        <w:rPr>
+          <w:rFonts w:ascii="Arial" w:eastAsia="Times New Roman" w:hAnsi="Arial" w:cs="Arial"/>
+          <w:sz w:val="24"/>
+          <w:szCs w:val="24"/>
+          <w:lang w:eastAsia="pt-BR"/>
+        </w:rPr>
+        <w:tab/>
+      </w:r>
+    </w:p>
+    <w:p>
+      <w:pPr>
+        <w:spacing w:before="100" w:beforeAutospacing="1" w:after="100" w:afterAutospacing="1" w:line="240" w:lineRule="auto"/>
+        <w:rPr>
+          <w:rFonts w:ascii="Arial" w:eastAsia="Times New Roman" w:hAnsi="Arial" w:cs="Arial"/>
+          <w:sz w:val="24"/>
+          <w:szCs w:val="24"/>
+          <w:lang w:eastAsia="pt-BR"/>
+        </w:rPr>
+      </w:pPr>
+      <w:r>
+        <w:rPr>
+          <w:rFonts w:ascii="Arial" w:eastAsia="Times New Roman" w:hAnsi="Arial" w:cs="Arial"/>
+          <w:sz w:val="24"/>
+          <w:szCs w:val="24"/>
+          <w:lang w:eastAsia="pt-BR"/>
+        </w:rPr>
+        <w:tab/>
+      </w:r>
+      <w:r>
+        <w:rPr>
+          <w:rFonts w:ascii="Arial" w:eastAsia="Times New Roman" w:hAnsi="Arial" w:cs="Arial"/>
+          <w:sz w:val="24"/>
+          <w:szCs w:val="24"/>
+          <w:lang w:eastAsia="pt-BR"/>
+        </w:rPr>
+        <w:tab/>
+        <w:t>9 - Tempo de processamento:</w:t>
+      </w:r>
+    </w:p>
+    <w:p>
+      <w:pPr>
+        <w:spacing w:before="100" w:beforeAutospacing="1" w:after="100" w:afterAutospacing="1" w:line="240" w:lineRule="auto"/>
+        <w:rPr>
+          <w:rFonts w:ascii="Arial" w:eastAsia="Times New Roman" w:hAnsi="Arial" w:cs="Arial"/>
+          <w:sz w:val="24"/>
+          <w:szCs w:val="24"/>
+          <w:lang w:eastAsia="pt-BR"/>
+        </w:rPr>
+      </w:pPr>
+      <w:r>
+        <w:rPr>
+          <w:rFonts w:ascii="Arial" w:eastAsia="Times New Roman" w:hAnsi="Arial" w:cs="Arial"/>
+          <w:sz w:val="24"/>
+          <w:szCs w:val="24"/>
+          <w:lang w:eastAsia="pt-BR"/>
+        </w:rPr>
+        <w:tab/>
+      </w:r>
+      <w:r>
+        <w:rPr>
+          <w:rFonts w:ascii="Arial" w:eastAsia="Times New Roman" w:hAnsi="Arial" w:cs="Arial"/>
+          <w:sz w:val="24"/>
+          <w:szCs w:val="24"/>
+          <w:lang w:eastAsia="pt-BR"/>
+        </w:rPr>
+        <w:tab/>
+      </w:r>
+      <w:r>
+        <w:rPr>
+          <w:rFonts w:ascii="Arial" w:eastAsia="Times New Roman" w:hAnsi="Arial" w:cs="Arial"/>
+          <w:sz w:val="24"/>
+          <w:szCs w:val="24"/>
+          <w:lang w:eastAsia="pt-BR"/>
+        </w:rPr>
+        <w:tab/>
+      </w:r>
+      <w:r>
+        <w:rPr>
+          <w:rFonts w:ascii="Arial" w:eastAsia="Times New Roman" w:hAnsi="Arial" w:cs="Arial"/>
+          <w:sz w:val="24"/>
+          <w:szCs w:val="24"/>
+          <w:lang w:eastAsia="pt-BR"/>
+        </w:rPr>
+        <w:tab/>
+      </w:r>
+      <w:proofErr w:type="gramStart"/>
+      <w:r>
+        <w:rPr>
+          <w:rFonts w:ascii="Arial" w:eastAsia="Times New Roman" w:hAnsi="Arial" w:cs="Arial"/>
+          <w:sz w:val="24"/>
+          <w:szCs w:val="24"/>
+          <w:lang w:eastAsia="pt-BR"/>
+        </w:rPr>
+        <w:t>ao</w:t>
+      </w:r>
+      <w:proofErr w:type="gramEnd"/>
+      <w:r>
+        <w:rPr>
+          <w:rFonts w:ascii="Arial" w:eastAsia="Times New Roman" w:hAnsi="Arial" w:cs="Arial"/>
+          <w:sz w:val="24"/>
+          <w:szCs w:val="24"/>
+          <w:lang w:eastAsia="pt-BR"/>
+        </w:rPr>
+        <w:t xml:space="preserve"> final </w:t>
+      </w:r>
+      <w:proofErr w:type="spellStart"/>
+      <w:r>
+        <w:rPr>
+          <w:rFonts w:ascii="Arial" w:eastAsia="Times New Roman" w:hAnsi="Arial" w:cs="Arial"/>
+          <w:sz w:val="24"/>
+          <w:szCs w:val="24"/>
+          <w:lang w:eastAsia="pt-BR"/>
+        </w:rPr>
+        <w:t>mstrará</w:t>
+      </w:r>
+      <w:proofErr w:type="spellEnd"/>
+      <w:r>
+        <w:rPr>
+          <w:rFonts w:ascii="Arial" w:eastAsia="Times New Roman" w:hAnsi="Arial" w:cs="Arial"/>
+          <w:sz w:val="24"/>
+          <w:szCs w:val="24"/>
+          <w:lang w:eastAsia="pt-BR"/>
+        </w:rPr>
+        <w:t xml:space="preserve"> o tempo de processamento</w:t>
+      </w:r>
+    </w:p>
+    <w:p>
+      <w:pPr>
+        <w:spacing w:before="100" w:beforeAutospacing="1" w:after="100" w:afterAutospacing="1" w:line="240" w:lineRule="auto"/>
+        <w:rPr>
+          <w:rFonts w:ascii="Arial" w:eastAsia="Times New Roman" w:hAnsi="Arial" w:cs="Arial"/>
+          <w:sz w:val="24"/>
+          <w:szCs w:val="24"/>
+          <w:lang w:eastAsia="pt-BR"/>
+        </w:rPr>
+      </w:pPr>
+      <w:r>
+        <w:rPr>
+          <w:rFonts w:ascii="Arial" w:eastAsia="Times New Roman" w:hAnsi="Arial" w:cs="Arial"/>
+          <w:sz w:val="24"/>
+          <w:szCs w:val="24"/>
+          <w:lang w:eastAsia="pt-BR"/>
+        </w:rPr>
+        <w:tab/>
+      </w:r>
+      <w:r>
+        <w:rPr>
+          <w:rFonts w:ascii="Arial" w:eastAsia="Times New Roman" w:hAnsi="Arial" w:cs="Arial"/>
+          <w:sz w:val="24"/>
+          <w:szCs w:val="24"/>
+          <w:lang w:eastAsia="pt-BR"/>
+        </w:rPr>
+        <w:tab/>
+      </w:r>
+    </w:p>
+    <w:p>
+      <w:pPr>
+        <w:spacing w:before="100" w:beforeAutospacing="1" w:after="100" w:afterAutospacing="1" w:line="240" w:lineRule="auto"/>
+        <w:rPr>
+          <w:rFonts w:ascii="Arial" w:eastAsia="Times New Roman" w:hAnsi="Arial" w:cs="Arial"/>
+          <w:sz w:val="24"/>
+          <w:szCs w:val="24"/>
+          <w:lang w:eastAsia="pt-BR"/>
+        </w:rPr>
+      </w:pPr>
+      <w:r>
+        <w:rPr>
+          <w:rFonts w:ascii="Arial" w:eastAsia="Times New Roman" w:hAnsi="Arial" w:cs="Arial"/>
+          <w:sz w:val="24"/>
+          <w:szCs w:val="24"/>
+          <w:lang w:eastAsia="pt-BR"/>
+        </w:rPr>
+        <w:tab/>
+      </w:r>
+      <w:r>
+        <w:rPr>
+          <w:rFonts w:ascii="Arial" w:eastAsia="Times New Roman" w:hAnsi="Arial" w:cs="Arial"/>
+          <w:sz w:val="24"/>
+          <w:szCs w:val="24"/>
+          <w:lang w:eastAsia="pt-BR"/>
+        </w:rPr>
+        <w:tab/>
+      </w:r>
+    </w:p>
+    <w:p>
+      <w:pPr>
+        <w:spacing w:before="100" w:beforeAutospacing="1" w:after="100" w:afterAutospacing="1" w:line="240" w:lineRule="auto"/>
+        <w:rPr>
+          <w:rFonts w:ascii="Arial" w:eastAsia="Times New Roman" w:hAnsi="Arial" w:cs="Arial"/>
+          <w:sz w:val="24"/>
+          <w:szCs w:val="24"/>
+          <w:lang w:eastAsia="pt-BR"/>
+        </w:rPr>
+      </w:pPr>
+      <w:r>
+        <w:rPr>
+          <w:rFonts w:ascii="Arial" w:eastAsia="Times New Roman" w:hAnsi="Arial" w:cs="Arial"/>
+          <w:sz w:val="24"/>
+          <w:szCs w:val="24"/>
+          <w:lang w:eastAsia="pt-BR"/>
+        </w:rPr>
+        <w:tab/>
+      </w:r>
+      <w:r>
+        <w:rPr>
+          <w:rFonts w:ascii="Arial" w:eastAsia="Times New Roman" w:hAnsi="Arial" w:cs="Arial"/>
+          <w:sz w:val="24"/>
+          <w:szCs w:val="24"/>
+          <w:lang w:eastAsia="pt-BR"/>
+        </w:rPr>
+        <w:tab/>
+      </w:r>
+      <w:r>
+        <w:rPr>
+          <w:rFonts w:ascii="Arial" w:eastAsia="Times New Roman" w:hAnsi="Arial" w:cs="Arial"/>
+          <w:sz w:val="24"/>
+          <w:szCs w:val="24"/>
+          <w:lang w:eastAsia="pt-BR"/>
+        </w:rPr>
+        <w:tab/>
+      </w:r>
+    </w:p>
+    <w:p>
+      <w:pPr>
+        <w:spacing w:before="100" w:beforeAutospacing="1" w:after="100" w:afterAutospacing="1" w:line="240" w:lineRule="auto"/>
+        <w:rPr>
+          <w:rFonts w:ascii="Arial" w:eastAsia="Times New Roman" w:hAnsi="Arial" w:cs="Arial"/>
+          <w:sz w:val="24"/>
+          <w:szCs w:val="24"/>
+          <w:lang w:eastAsia="pt-BR"/>
+        </w:rPr>
+      </w:pPr>
+      <w:r>
+        <w:rPr>
+          <w:rFonts w:ascii="Arial" w:eastAsia="Times New Roman" w:hAnsi="Arial" w:cs="Arial"/>
+          <w:sz w:val="24"/>
+          <w:szCs w:val="24"/>
+          <w:lang w:eastAsia="pt-BR"/>
+        </w:rPr>
+        <w:lastRenderedPageBreak/>
+        <w:tab/>
+      </w:r>
+      <w:r>
+        <w:rPr>
+          <w:rFonts w:ascii="Arial" w:eastAsia="Times New Roman" w:hAnsi="Arial" w:cs="Arial"/>
+          <w:sz w:val="24"/>
+          <w:szCs w:val="24"/>
+          <w:lang w:eastAsia="pt-BR"/>
+        </w:rPr>
+        <w:tab/>
+      </w:r>
+    </w:p>
+    <w:p>
+      <w:pPr>
+        <w:spacing w:before="100" w:beforeAutospacing="1" w:after="100" w:afterAutospacing="1" w:line="240" w:lineRule="auto"/>
+        <w:rPr>
+          <w:rFonts w:ascii="Arial" w:eastAsia="Times New Roman" w:hAnsi="Arial" w:cs="Arial"/>
+          <w:sz w:val="24"/>
+          <w:szCs w:val="24"/>
+          <w:lang w:eastAsia="pt-BR"/>
+        </w:rPr>
+      </w:pPr>
+      <w:r>
+        <w:rPr>
+          <w:rFonts w:ascii="Arial" w:eastAsia="Times New Roman" w:hAnsi="Arial" w:cs="Arial"/>
+          <w:sz w:val="24"/>
+          <w:szCs w:val="24"/>
+          <w:lang w:eastAsia="pt-BR"/>
+        </w:rPr>
+        <w:tab/>
       </w:r>
     </w:p>
     <w:p>

--- a/word/Proposta de Automação da fita Espelho.docx
+++ b/word/Proposta de Automação da fita Espelho.docx
@@ -4,7 +4,6 @@
   <w:body>
     <w:p>
       <w:pPr>
-        <w:jc w:val="center"/>
         <w:rPr>
           <w:rFonts w:ascii="Arial" w:hAnsi="Arial" w:cs="Arial"/>
           <w:b/>
@@ -3582,10 +3581,10 @@
             <v:path o:extrusionok="f" gradientshapeok="t" o:connecttype="rect"/>
             <o:lock v:ext="edit" aspectratio="t"/>
           </v:shapetype>
-          <v:shape id="_x0000_i1025" type="#_x0000_t75" style="width:548.15pt;height:174.55pt" o:ole="">
+          <v:shape id="_x0000_i1025" type="#_x0000_t75" style="width:548.6pt;height:174.9pt" o:ole="">
             <v:imagedata r:id="rId6" o:title=""/>
           </v:shape>
-          <o:OLEObject Type="Embed" ProgID="Excel.Sheet.12" ShapeID="_x0000_i1025" DrawAspect="Content" ObjectID="_1849862660" r:id="rId7"/>
+          <o:OLEObject Type="Embed" ProgID="Excel.Sheet.12" ShapeID="_x0000_i1025" DrawAspect="Content" ObjectID="_1854246531" r:id="rId7"/>
         </w:object>
       </w:r>
     </w:p>
@@ -6382,7 +6381,7 @@
         </w:rPr>
         <w:lastRenderedPageBreak/>
         <w:drawing>
-          <wp:anchor distT="0" distB="0" distL="114300" distR="114300" simplePos="0" relativeHeight="251658240" behindDoc="1" locked="0" layoutInCell="1" allowOverlap="1" wp14:anchorId="0C284505" wp14:editId="7FEC85CA">
+          <wp:anchor distT="0" distB="0" distL="114300" distR="114300" simplePos="0" relativeHeight="251657216" behindDoc="1" locked="0" layoutInCell="1" allowOverlap="1" wp14:anchorId="0C284505" wp14:editId="7FEC85CA">
             <wp:simplePos x="0" y="0"/>
             <wp:positionH relativeFrom="column">
               <wp:posOffset>-445930</wp:posOffset>
@@ -7993,7 +7992,34 @@
           <w:sz w:val="28"/>
           <w:szCs w:val="28"/>
         </w:rPr>
-        <w:t xml:space="preserve"> deve ser atualizada usando um consulta </w:t>
+        <w:t xml:space="preserve"> deve ser atualizada </w:t>
+      </w:r>
+      <w:r>
+        <w:rPr>
+          <w:rFonts w:ascii="Arial" w:hAnsi="Arial" w:cs="Arial"/>
+          <w:b/>
+          <w:sz w:val="28"/>
+          <w:szCs w:val="28"/>
+        </w:rPr>
+        <w:t xml:space="preserve">utilizando </w:t>
+      </w:r>
+      <w:r>
+        <w:rPr>
+          <w:rFonts w:ascii="Arial" w:hAnsi="Arial" w:cs="Arial"/>
+          <w:b/>
+          <w:sz w:val="28"/>
+          <w:szCs w:val="28"/>
+        </w:rPr>
+        <w:t xml:space="preserve">somente os campos de </w:t>
+      </w:r>
+      <w:r>
+        <w:rPr>
+          <w:rFonts w:ascii="Arial" w:hAnsi="Arial" w:cs="Arial"/>
+          <w:b/>
+          <w:sz w:val="28"/>
+          <w:szCs w:val="28"/>
+        </w:rPr>
+        <w:t>"</w:t>
       </w:r>
       <w:proofErr w:type="spellStart"/>
       <w:proofErr w:type="gramStart"/>
@@ -8004,7 +8030,7 @@
           <w:sz w:val="28"/>
           <w:szCs w:val="28"/>
         </w:rPr>
-        <w:t>access</w:t>
+        <w:t>InscUFMG</w:t>
       </w:r>
       <w:proofErr w:type="spellEnd"/>
       <w:proofErr w:type="gramEnd"/>
@@ -8015,7 +8041,7 @@
           <w:sz w:val="28"/>
           <w:szCs w:val="28"/>
         </w:rPr>
-        <w:t xml:space="preserve"> de mesmo nome que selecionará somente os campos de </w:t>
+        <w:t>";"MATRIC"</w:t>
       </w:r>
       <w:r>
         <w:rPr>
@@ -8024,9 +8050,8 @@
           <w:sz w:val="28"/>
           <w:szCs w:val="28"/>
         </w:rPr>
-        <w:t>"</w:t>
-      </w:r>
-      <w:proofErr w:type="spellStart"/>
+        <w:t xml:space="preserve"> que deve ser ex</w:t>
+      </w:r>
       <w:r>
         <w:rPr>
           <w:rFonts w:ascii="Arial" w:hAnsi="Arial" w:cs="Arial"/>
@@ -8034,9 +8059,9 @@
           <w:sz w:val="28"/>
           <w:szCs w:val="28"/>
         </w:rPr>
-        <w:t>InscUFMG</w:t>
-      </w:r>
-      <w:proofErr w:type="spellEnd"/>
+        <w:t xml:space="preserve">portada em </w:t>
+      </w:r>
+      <w:proofErr w:type="spellStart"/>
       <w:r>
         <w:rPr>
           <w:rFonts w:ascii="Arial" w:hAnsi="Arial" w:cs="Arial"/>
@@ -8044,8 +8069,9 @@
           <w:sz w:val="28"/>
           <w:szCs w:val="28"/>
         </w:rPr>
-        <w:t>";"MATRIC"</w:t>
-      </w:r>
+        <w:t>txt</w:t>
+      </w:r>
+      <w:proofErr w:type="spellEnd"/>
       <w:r>
         <w:rPr>
           <w:rFonts w:ascii="Arial" w:hAnsi="Arial" w:cs="Arial"/>
@@ -8053,9 +8079,8 @@
           <w:sz w:val="28"/>
           <w:szCs w:val="28"/>
         </w:rPr>
-        <w:t xml:space="preserve"> que deve ser importada em </w:t>
-      </w:r>
-      <w:proofErr w:type="spellStart"/>
+        <w:t xml:space="preserve"> para </w:t>
+      </w:r>
       <w:r>
         <w:rPr>
           <w:rFonts w:ascii="Arial" w:hAnsi="Arial" w:cs="Arial"/>
@@ -8063,9 +8088,9 @@
           <w:sz w:val="28"/>
           <w:szCs w:val="28"/>
         </w:rPr>
-        <w:t>txt</w:t>
-      </w:r>
-      <w:proofErr w:type="spellEnd"/>
+        <w:t xml:space="preserve">dentro da pasta </w:t>
+      </w:r>
+      <w:proofErr w:type="spellStart"/>
       <w:r>
         <w:rPr>
           <w:rFonts w:ascii="Arial" w:hAnsi="Arial" w:cs="Arial"/>
@@ -8073,17 +8098,9 @@
           <w:sz w:val="28"/>
           <w:szCs w:val="28"/>
         </w:rPr>
-        <w:t xml:space="preserve"> para substituir a tabela anterior na pasta de tabelas auxiliares</w:t>
-      </w:r>
-    </w:p>
-    <w:p>
-      <w:pPr>
-        <w:rPr>
-          <w:rFonts w:ascii="Arial" w:hAnsi="Arial" w:cs="Arial"/>
-          <w:sz w:val="24"/>
-          <w:szCs w:val="24"/>
-        </w:rPr>
-      </w:pPr>
+        <w:t>tbl_auxiliares</w:t>
+      </w:r>
+      <w:proofErr w:type="spellEnd"/>
       <w:r>
         <w:rPr>
           <w:rFonts w:ascii="Arial" w:hAnsi="Arial" w:cs="Arial"/>
@@ -8091,7 +8108,7 @@
           <w:sz w:val="28"/>
           <w:szCs w:val="28"/>
         </w:rPr>
-        <w:tab/>
+        <w:t xml:space="preserve"> </w:t>
       </w:r>
       <w:r>
         <w:rPr>
@@ -8100,10 +8117,122 @@
           <w:sz w:val="28"/>
           <w:szCs w:val="28"/>
         </w:rPr>
+        <w:t>substitui</w:t>
+      </w:r>
+      <w:r>
+        <w:rPr>
+          <w:rFonts w:ascii="Arial" w:hAnsi="Arial" w:cs="Arial"/>
+          <w:b/>
+          <w:sz w:val="28"/>
+          <w:szCs w:val="28"/>
+        </w:rPr>
+        <w:t>ndo</w:t>
+      </w:r>
+      <w:r>
+        <w:rPr>
+          <w:rFonts w:ascii="Arial" w:hAnsi="Arial" w:cs="Arial"/>
+          <w:b/>
+          <w:sz w:val="28"/>
+          <w:szCs w:val="28"/>
+        </w:rPr>
+        <w:t xml:space="preserve"> a tabela anterior </w:t>
+      </w:r>
+    </w:p>
+    <w:p>
+      <w:pPr>
+        <w:ind w:left="708"/>
+        <w:rPr>
+          <w:rFonts w:ascii="Arial" w:hAnsi="Arial" w:cs="Arial"/>
+          <w:b/>
+          <w:sz w:val="28"/>
+          <w:szCs w:val="28"/>
+        </w:rPr>
+      </w:pPr>
+      <w:r>
+        <w:rPr>
+          <w:rFonts w:ascii="Arial" w:hAnsi="Arial" w:cs="Arial"/>
+          <w:b/>
+          <w:sz w:val="28"/>
+          <w:szCs w:val="28"/>
+        </w:rPr>
+        <w:t xml:space="preserve">Para exportar abra a tabela </w:t>
+      </w:r>
+      <w:proofErr w:type="gramStart"/>
+      <w:r>
+        <w:rPr>
+          <w:rFonts w:ascii="Arial" w:hAnsi="Arial" w:cs="Arial"/>
+          <w:b/>
+          <w:sz w:val="28"/>
+          <w:szCs w:val="28"/>
+        </w:rPr>
+        <w:t>vá</w:t>
+      </w:r>
+      <w:r>
+        <w:rPr>
+          <w:rFonts w:ascii="Arial" w:hAnsi="Arial" w:cs="Arial"/>
+          <w:b/>
+          <w:sz w:val="28"/>
+          <w:szCs w:val="28"/>
+        </w:rPr>
+        <w:t xml:space="preserve"> em</w:t>
+      </w:r>
+      <w:proofErr w:type="gramEnd"/>
+      <w:r>
+        <w:rPr>
+          <w:rFonts w:ascii="Arial" w:hAnsi="Arial" w:cs="Arial"/>
+          <w:b/>
+          <w:sz w:val="28"/>
+          <w:szCs w:val="28"/>
+        </w:rPr>
+        <w:t xml:space="preserve"> arquivo de texto procurar e de ok </w:t>
+      </w:r>
+      <w:proofErr w:type="spellStart"/>
+      <w:r>
+        <w:rPr>
+          <w:rFonts w:ascii="Arial" w:hAnsi="Arial" w:cs="Arial"/>
+          <w:b/>
+          <w:sz w:val="28"/>
+          <w:szCs w:val="28"/>
+        </w:rPr>
+        <w:t>obs</w:t>
+      </w:r>
+      <w:proofErr w:type="spellEnd"/>
+      <w:r>
+        <w:rPr>
+          <w:rFonts w:ascii="Arial" w:hAnsi="Arial" w:cs="Arial"/>
+          <w:b/>
+          <w:sz w:val="28"/>
+          <w:szCs w:val="28"/>
+        </w:rPr>
+        <w:t xml:space="preserve"> não marque nada nas opções</w:t>
+      </w:r>
+    </w:p>
+    <w:p>
+      <w:pPr>
+        <w:rPr>
+          <w:rFonts w:ascii="Arial" w:hAnsi="Arial" w:cs="Arial"/>
+          <w:sz w:val="24"/>
+          <w:szCs w:val="24"/>
+        </w:rPr>
+      </w:pPr>
+      <w:r>
+        <w:rPr>
+          <w:rFonts w:ascii="Arial" w:hAnsi="Arial" w:cs="Arial"/>
+          <w:b/>
+          <w:sz w:val="28"/>
+          <w:szCs w:val="28"/>
+        </w:rPr>
         <w:tab/>
       </w:r>
-      <w:bookmarkStart w:id="1" w:name="_GoBack"/>
-      <w:bookmarkEnd w:id="1"/>
+      <w:r>
+        <w:rPr>
+          <w:rFonts w:ascii="Arial" w:hAnsi="Arial" w:cs="Arial"/>
+          <w:b/>
+          <w:sz w:val="28"/>
+          <w:szCs w:val="28"/>
+        </w:rPr>
+        <w:tab/>
+      </w:r>
       <w:r>
         <w:rPr>
           <w:rFonts w:ascii="Arial" w:hAnsi="Arial" w:cs="Arial"/>
@@ -8772,6 +8901,7 @@
           <w:sz w:val="24"/>
           <w:szCs w:val="24"/>
         </w:rPr>
+        <w:lastRenderedPageBreak/>
         <w:t>Exemplo:</w:t>
       </w:r>
     </w:p>
@@ -8795,7 +8925,6 @@
           <w:sz w:val="24"/>
           <w:szCs w:val="24"/>
         </w:rPr>
-        <w:lastRenderedPageBreak/>
         <w:t>Tabela Estado</w:t>
       </w:r>
       <w:proofErr w:type="gramEnd"/>
@@ -9437,6 +9566,7 @@
           <w:sz w:val="24"/>
           <w:szCs w:val="24"/>
         </w:rPr>
+        <w:lastRenderedPageBreak/>
         <w:t>=====================================================================</w:t>
       </w:r>
     </w:p>
@@ -9545,22 +9675,33 @@
       <w:pPr>
         <w:rPr>
           <w:rFonts w:ascii="Arial" w:hAnsi="Arial" w:cs="Arial"/>
-          <w:sz w:val="24"/>
-          <w:szCs w:val="24"/>
-        </w:rPr>
-      </w:pPr>
-      <w:r>
-        <w:rPr>
-          <w:rFonts w:ascii="Arial" w:hAnsi="Arial" w:cs="Arial"/>
-          <w:sz w:val="24"/>
-          <w:szCs w:val="24"/>
-        </w:rPr>
-        <w:tab/>
-        <w:t>Casa tudo esteja correto</w:t>
-      </w:r>
-    </w:p>
-    <w:p>
-      <w:pPr>
+          <w:b/>
+          <w:sz w:val="24"/>
+          <w:szCs w:val="24"/>
+        </w:rPr>
+      </w:pPr>
+      <w:r>
+        <w:rPr>
+          <w:rFonts w:ascii="Arial" w:hAnsi="Arial" w:cs="Arial"/>
+          <w:b/>
+          <w:sz w:val="24"/>
+          <w:szCs w:val="24"/>
+        </w:rPr>
+        <w:t>Caso</w:t>
+      </w:r>
+      <w:r>
+        <w:rPr>
+          <w:rFonts w:ascii="Arial" w:hAnsi="Arial" w:cs="Arial"/>
+          <w:b/>
+          <w:sz w:val="24"/>
+          <w:szCs w:val="24"/>
+        </w:rPr>
+        <w:t xml:space="preserve"> tudo esteja correto</w:t>
+      </w:r>
+    </w:p>
+    <w:p>
+      <w:pPr>
+        <w:ind w:left="708"/>
         <w:rPr>
           <w:rFonts w:ascii="Arial" w:hAnsi="Arial" w:cs="Arial"/>
           <w:sz w:val="24"/>
@@ -9578,6 +9719,7 @@
     </w:p>
     <w:p>
       <w:pPr>
+        <w:ind w:left="708"/>
         <w:rPr>
           <w:rFonts w:ascii="Arial" w:hAnsi="Arial" w:cs="Arial"/>
           <w:sz w:val="24"/>
@@ -9615,22 +9757,24 @@
       <w:pPr>
         <w:rPr>
           <w:rFonts w:ascii="Arial" w:hAnsi="Arial" w:cs="Arial"/>
-          <w:sz w:val="24"/>
-          <w:szCs w:val="24"/>
-        </w:rPr>
-      </w:pPr>
-      <w:r>
-        <w:rPr>
-          <w:rFonts w:ascii="Arial" w:hAnsi="Arial" w:cs="Arial"/>
-          <w:sz w:val="24"/>
-          <w:szCs w:val="24"/>
-        </w:rPr>
-        <w:tab/>
+          <w:b/>
+          <w:sz w:val="24"/>
+          <w:szCs w:val="24"/>
+        </w:rPr>
+      </w:pPr>
+      <w:r>
+        <w:rPr>
+          <w:rFonts w:ascii="Arial" w:hAnsi="Arial" w:cs="Arial"/>
+          <w:b/>
+          <w:sz w:val="24"/>
+          <w:szCs w:val="24"/>
+        </w:rPr>
         <w:t>Caso encontre o arquivo na pasta determinada</w:t>
       </w:r>
     </w:p>
     <w:p>
       <w:pPr>
+        <w:ind w:firstLine="708"/>
         <w:rPr>
           <w:rFonts w:ascii="Arial" w:hAnsi="Arial" w:cs="Arial"/>
           <w:sz w:val="24"/>
@@ -9668,22 +9812,24 @@
       <w:pPr>
         <w:rPr>
           <w:rFonts w:ascii="Arial" w:hAnsi="Arial" w:cs="Arial"/>
-          <w:sz w:val="24"/>
-          <w:szCs w:val="24"/>
-        </w:rPr>
-      </w:pPr>
-      <w:r>
-        <w:rPr>
-          <w:rFonts w:ascii="Arial" w:hAnsi="Arial" w:cs="Arial"/>
-          <w:sz w:val="24"/>
-          <w:szCs w:val="24"/>
-        </w:rPr>
-        <w:tab/>
+          <w:b/>
+          <w:sz w:val="24"/>
+          <w:szCs w:val="24"/>
+        </w:rPr>
+      </w:pPr>
+      <w:r>
+        <w:rPr>
+          <w:rFonts w:ascii="Arial" w:hAnsi="Arial" w:cs="Arial"/>
+          <w:b/>
+          <w:sz w:val="24"/>
+          <w:szCs w:val="24"/>
+        </w:rPr>
         <w:t>Ano mês da fita em</w:t>
       </w:r>
       <w:r>
         <w:rPr>
           <w:rFonts w:ascii="Arial" w:hAnsi="Arial" w:cs="Arial"/>
+          <w:b/>
           <w:sz w:val="24"/>
           <w:szCs w:val="24"/>
         </w:rPr>
@@ -9692,6 +9838,7 @@
       <w:r>
         <w:rPr>
           <w:rFonts w:ascii="Arial" w:hAnsi="Arial" w:cs="Arial"/>
+          <w:b/>
           <w:sz w:val="24"/>
           <w:szCs w:val="24"/>
         </w:rPr>
@@ -9700,6 +9847,7 @@
     </w:p>
     <w:p>
       <w:pPr>
+        <w:ind w:firstLine="708"/>
         <w:rPr>
           <w:rFonts w:ascii="Arial" w:hAnsi="Arial" w:cs="Arial"/>
           <w:sz w:val="24"/>
@@ -9737,22 +9885,24 @@
       <w:pPr>
         <w:rPr>
           <w:rFonts w:ascii="Arial" w:hAnsi="Arial" w:cs="Arial"/>
-          <w:sz w:val="24"/>
-          <w:szCs w:val="24"/>
-        </w:rPr>
-      </w:pPr>
-      <w:r>
-        <w:rPr>
-          <w:rFonts w:ascii="Arial" w:hAnsi="Arial" w:cs="Arial"/>
-          <w:sz w:val="24"/>
-          <w:szCs w:val="24"/>
-        </w:rPr>
-        <w:tab/>
+          <w:b/>
+          <w:sz w:val="24"/>
+          <w:szCs w:val="24"/>
+        </w:rPr>
+      </w:pPr>
+      <w:r>
+        <w:rPr>
+          <w:rFonts w:ascii="Arial" w:hAnsi="Arial" w:cs="Arial"/>
+          <w:b/>
+          <w:sz w:val="24"/>
+          <w:szCs w:val="24"/>
+        </w:rPr>
         <w:t>Quantidade de registros processados</w:t>
       </w:r>
     </w:p>
     <w:p>
       <w:pPr>
+        <w:ind w:firstLine="708"/>
         <w:rPr>
           <w:rFonts w:ascii="Arial" w:hAnsi="Arial" w:cs="Arial"/>
           <w:sz w:val="24"/>
@@ -9790,23 +9940,25 @@
       <w:pPr>
         <w:rPr>
           <w:rFonts w:ascii="Arial" w:hAnsi="Arial" w:cs="Arial"/>
-          <w:sz w:val="24"/>
-          <w:szCs w:val="24"/>
-        </w:rPr>
-      </w:pPr>
-      <w:r>
-        <w:rPr>
-          <w:rFonts w:ascii="Arial" w:hAnsi="Arial" w:cs="Arial"/>
-          <w:sz w:val="24"/>
-          <w:szCs w:val="24"/>
-        </w:rPr>
-        <w:tab/>
+          <w:b/>
+          <w:sz w:val="24"/>
+          <w:szCs w:val="24"/>
+        </w:rPr>
+      </w:pPr>
+      <w:r>
+        <w:rPr>
+          <w:rFonts w:ascii="Arial" w:hAnsi="Arial" w:cs="Arial"/>
+          <w:b/>
+          <w:sz w:val="24"/>
+          <w:szCs w:val="24"/>
+        </w:rPr>
         <w:t xml:space="preserve">Fará a comparação entre o quantitativo descrito na ultima linha do tipo_9 do arquivo </w:t>
       </w:r>
       <w:proofErr w:type="spellStart"/>
       <w:r>
         <w:rPr>
           <w:rFonts w:ascii="Arial" w:hAnsi="Arial" w:cs="Arial"/>
+          <w:b/>
           <w:sz w:val="24"/>
           <w:szCs w:val="24"/>
         </w:rPr>
@@ -9816,6 +9968,7 @@
       <w:r>
         <w:rPr>
           <w:rFonts w:ascii="Arial" w:hAnsi="Arial" w:cs="Arial"/>
+          <w:b/>
           <w:sz w:val="24"/>
           <w:szCs w:val="24"/>
         </w:rPr>
@@ -9843,22 +9996,24 @@
       <w:pPr>
         <w:rPr>
           <w:rFonts w:ascii="Arial" w:hAnsi="Arial" w:cs="Arial"/>
-          <w:sz w:val="24"/>
-          <w:szCs w:val="24"/>
-        </w:rPr>
-      </w:pPr>
-      <w:r>
-        <w:rPr>
-          <w:rFonts w:ascii="Arial" w:hAnsi="Arial" w:cs="Arial"/>
-          <w:sz w:val="24"/>
-          <w:szCs w:val="24"/>
-        </w:rPr>
-        <w:tab/>
+          <w:b/>
+          <w:sz w:val="24"/>
+          <w:szCs w:val="24"/>
+        </w:rPr>
+      </w:pPr>
+      <w:r>
+        <w:rPr>
+          <w:rFonts w:ascii="Arial" w:hAnsi="Arial" w:cs="Arial"/>
+          <w:b/>
+          <w:sz w:val="24"/>
+          <w:szCs w:val="24"/>
+        </w:rPr>
         <w:t>Caso os números sejam exatamente iguais</w:t>
       </w:r>
     </w:p>
     <w:p>
       <w:pPr>
+        <w:ind w:left="708"/>
         <w:rPr>
           <w:rFonts w:ascii="Arial" w:hAnsi="Arial" w:cs="Arial"/>
           <w:sz w:val="24"/>
@@ -9912,6 +10067,7 @@
     </w:p>
     <w:p>
       <w:pPr>
+        <w:ind w:left="708"/>
         <w:rPr>
           <w:rFonts w:ascii="Arial" w:hAnsi="Arial" w:cs="Arial"/>
           <w:sz w:val="24"/>
@@ -9966,7 +10122,6 @@
       <w:pPr>
         <w:rPr>
           <w:rFonts w:ascii="Arial" w:hAnsi="Arial" w:cs="Arial"/>
-          <w:b/>
           <w:sz w:val="24"/>
           <w:szCs w:val="24"/>
         </w:rPr>
@@ -9980,15 +10135,6 @@
         </w:rPr>
         <w:t>Aviso dos totais gerais encontrados</w:t>
       </w:r>
-    </w:p>
-    <w:p>
-      <w:pPr>
-        <w:rPr>
-          <w:rFonts w:ascii="Arial" w:hAnsi="Arial" w:cs="Arial"/>
-          <w:sz w:val="24"/>
-          <w:szCs w:val="24"/>
-        </w:rPr>
-      </w:pPr>
     </w:p>
     <w:p>
       <w:pPr>
@@ -10327,7 +10473,6 @@
       <w:pPr>
         <w:rPr>
           <w:rFonts w:ascii="Arial" w:hAnsi="Arial" w:cs="Arial"/>
-          <w:b/>
           <w:sz w:val="24"/>
           <w:szCs w:val="24"/>
         </w:rPr>
@@ -10341,15 +10486,6 @@
         </w:rPr>
         <w:t>Aviso de atualização do banco de dados</w:t>
       </w:r>
-    </w:p>
-    <w:p>
-      <w:pPr>
-        <w:rPr>
-          <w:rFonts w:ascii="Arial" w:hAnsi="Arial" w:cs="Arial"/>
-          <w:sz w:val="24"/>
-          <w:szCs w:val="24"/>
-        </w:rPr>
-      </w:pPr>
       <w:r>
         <w:rPr>
           <w:rFonts w:ascii="Arial" w:hAnsi="Arial" w:cs="Arial"/>
@@ -10361,6 +10497,7 @@
     </w:p>
     <w:p>
       <w:pPr>
+        <w:ind w:firstLine="708"/>
         <w:rPr>
           <w:rFonts w:ascii="Arial" w:hAnsi="Arial" w:cs="Arial"/>
           <w:sz w:val="24"/>
@@ -10414,6 +10551,7 @@
       <w:pPr>
         <w:rPr>
           <w:rFonts w:ascii="Arial" w:hAnsi="Arial" w:cs="Arial"/>
+          <w:b/>
           <w:sz w:val="24"/>
           <w:szCs w:val="24"/>
         </w:rPr>
@@ -10422,6 +10560,7 @@
       <w:r>
         <w:rPr>
           <w:rFonts w:ascii="Arial" w:hAnsi="Arial" w:cs="Arial"/>
+          <w:b/>
           <w:sz w:val="24"/>
           <w:szCs w:val="24"/>
         </w:rPr>
@@ -10431,6 +10570,7 @@
       <w:r>
         <w:rPr>
           <w:rFonts w:ascii="Arial" w:hAnsi="Arial" w:cs="Arial"/>
+          <w:b/>
           <w:sz w:val="24"/>
           <w:szCs w:val="24"/>
         </w:rPr>
@@ -10440,6 +10580,7 @@
       <w:r>
         <w:rPr>
           <w:rFonts w:ascii="Arial" w:hAnsi="Arial" w:cs="Arial"/>
+          <w:b/>
           <w:sz w:val="24"/>
           <w:szCs w:val="24"/>
         </w:rPr>
@@ -10449,6 +10590,7 @@
       <w:r>
         <w:rPr>
           <w:rFonts w:ascii="Arial" w:hAnsi="Arial" w:cs="Arial"/>
+          <w:b/>
           <w:sz w:val="24"/>
           <w:szCs w:val="24"/>
         </w:rPr>
@@ -10458,6 +10600,7 @@
       <w:r>
         <w:rPr>
           <w:rFonts w:ascii="Arial" w:hAnsi="Arial" w:cs="Arial"/>
+          <w:b/>
           <w:sz w:val="24"/>
           <w:szCs w:val="24"/>
         </w:rPr>
@@ -10467,6 +10610,7 @@
       <w:r>
         <w:rPr>
           <w:rFonts w:ascii="Arial" w:hAnsi="Arial" w:cs="Arial"/>
+          <w:b/>
           <w:sz w:val="24"/>
           <w:szCs w:val="24"/>
         </w:rPr>
@@ -10475,6 +10619,7 @@
       <w:r>
         <w:rPr>
           <w:rFonts w:ascii="Arial" w:hAnsi="Arial" w:cs="Arial"/>
+          <w:b/>
           <w:sz w:val="24"/>
           <w:szCs w:val="24"/>
         </w:rPr>
@@ -11019,15 +11164,6 @@
         </w:rPr>
         <w:t xml:space="preserve"> de processamento</w:t>
       </w:r>
-    </w:p>
-    <w:p>
-      <w:pPr>
-        <w:rPr>
-          <w:rFonts w:ascii="Arial" w:hAnsi="Arial" w:cs="Arial"/>
-          <w:sz w:val="24"/>
-          <w:szCs w:val="24"/>
-        </w:rPr>
-      </w:pPr>
     </w:p>
     <w:p>
       <w:pPr>
@@ -11068,6 +11204,7 @@
     </w:p>
     <w:p>
       <w:pPr>
+        <w:ind w:left="708"/>
         <w:rPr>
           <w:rFonts w:ascii="Arial" w:hAnsi="Arial" w:cs="Arial"/>
           <w:sz w:val="24"/>
@@ -11085,6 +11222,7 @@
     </w:p>
     <w:p>
       <w:pPr>
+        <w:ind w:left="708"/>
         <w:rPr>
           <w:rFonts w:ascii="Arial" w:hAnsi="Arial" w:cs="Arial"/>
           <w:sz w:val="24"/>
@@ -11102,6 +11240,7 @@
     </w:p>
     <w:p>
       <w:pPr>
+        <w:ind w:left="708"/>
         <w:rPr>
           <w:rFonts w:ascii="Arial" w:hAnsi="Arial" w:cs="Arial"/>
           <w:sz w:val="24"/>
@@ -11140,13 +11279,15 @@
       <w:pPr>
         <w:rPr>
           <w:rFonts w:ascii="Arial" w:hAnsi="Arial" w:cs="Arial"/>
-          <w:sz w:val="24"/>
-          <w:szCs w:val="24"/>
-        </w:rPr>
-      </w:pPr>
-      <w:r>
-        <w:rPr>
-          <w:rFonts w:ascii="Arial" w:hAnsi="Arial" w:cs="Arial"/>
+          <w:b/>
+          <w:sz w:val="24"/>
+          <w:szCs w:val="24"/>
+        </w:rPr>
+      </w:pPr>
+      <w:r>
+        <w:rPr>
+          <w:rFonts w:ascii="Arial" w:hAnsi="Arial" w:cs="Arial"/>
+          <w:b/>
           <w:sz w:val="24"/>
           <w:szCs w:val="24"/>
         </w:rPr>
@@ -11155,6 +11296,43 @@
     </w:p>
     <w:p>
       <w:pPr>
+        <w:ind w:left="708"/>
+        <w:rPr>
+          <w:rFonts w:ascii="Arial" w:hAnsi="Arial" w:cs="Arial"/>
+          <w:sz w:val="24"/>
+          <w:szCs w:val="24"/>
+        </w:rPr>
+      </w:pPr>
+      <w:r>
+        <w:rPr>
+          <w:rFonts w:ascii="Arial" w:hAnsi="Arial" w:cs="Arial"/>
+          <w:sz w:val="24"/>
+          <w:szCs w:val="24"/>
+        </w:rPr>
+        <w:t>Falha na validação da fita</w:t>
+      </w:r>
+    </w:p>
+    <w:p>
+      <w:pPr>
+        <w:ind w:left="708"/>
+        <w:rPr>
+          <w:rFonts w:ascii="Arial" w:hAnsi="Arial" w:cs="Arial"/>
+          <w:sz w:val="24"/>
+          <w:szCs w:val="24"/>
+        </w:rPr>
+      </w:pPr>
+      <w:r>
+        <w:rPr>
+          <w:rFonts w:ascii="Arial" w:hAnsi="Arial" w:cs="Arial"/>
+          <w:sz w:val="24"/>
+          <w:szCs w:val="24"/>
+        </w:rPr>
+        <w:t>A quantidade de registros processados é diferente da quantidade informada na própria fita.</w:t>
+      </w:r>
+    </w:p>
+    <w:p>
+      <w:pPr>
+        <w:ind w:firstLine="708"/>
         <w:rPr>
           <w:rFonts w:ascii="Arial" w:hAnsi="Arial" w:cs="Arial"/>
           <w:sz w:val="24"/>
@@ -11168,40 +11346,6 @@
           <w:szCs w:val="24"/>
         </w:rPr>
         <w:lastRenderedPageBreak/>
-        <w:t>Falha na validação da fita</w:t>
-      </w:r>
-    </w:p>
-    <w:p>
-      <w:pPr>
-        <w:rPr>
-          <w:rFonts w:ascii="Arial" w:hAnsi="Arial" w:cs="Arial"/>
-          <w:sz w:val="24"/>
-          <w:szCs w:val="24"/>
-        </w:rPr>
-      </w:pPr>
-      <w:r>
-        <w:rPr>
-          <w:rFonts w:ascii="Arial" w:hAnsi="Arial" w:cs="Arial"/>
-          <w:sz w:val="24"/>
-          <w:szCs w:val="24"/>
-        </w:rPr>
-        <w:t>A quantidade de registros processados é diferente da quantidade informada na própria fita.</w:t>
-      </w:r>
-    </w:p>
-    <w:p>
-      <w:pPr>
-        <w:rPr>
-          <w:rFonts w:ascii="Arial" w:hAnsi="Arial" w:cs="Arial"/>
-          <w:sz w:val="24"/>
-          <w:szCs w:val="24"/>
-        </w:rPr>
-      </w:pPr>
-      <w:r>
-        <w:rPr>
-          <w:rFonts w:ascii="Arial" w:hAnsi="Arial" w:cs="Arial"/>
-          <w:sz w:val="24"/>
-          <w:szCs w:val="24"/>
-        </w:rPr>
         <w:t>O processamento será cancelado.</w:t>
       </w:r>
     </w:p>
@@ -11228,13 +11372,15 @@
       <w:pPr>
         <w:rPr>
           <w:rFonts w:ascii="Arial" w:hAnsi="Arial" w:cs="Arial"/>
-          <w:sz w:val="24"/>
-          <w:szCs w:val="24"/>
-        </w:rPr>
-      </w:pPr>
-      <w:r>
-        <w:rPr>
-          <w:rFonts w:ascii="Arial" w:hAnsi="Arial" w:cs="Arial"/>
+          <w:b/>
+          <w:sz w:val="24"/>
+          <w:szCs w:val="24"/>
+        </w:rPr>
+      </w:pPr>
+      <w:r>
+        <w:rPr>
+          <w:rFonts w:ascii="Arial" w:hAnsi="Arial" w:cs="Arial"/>
+          <w:b/>
           <w:sz w:val="24"/>
           <w:szCs w:val="24"/>
         </w:rPr>
@@ -11243,6 +11389,7 @@
     </w:p>
     <w:p>
       <w:pPr>
+        <w:ind w:left="708"/>
         <w:rPr>
           <w:rFonts w:ascii="Arial" w:hAnsi="Arial" w:cs="Arial"/>
           <w:sz w:val="24"/>
@@ -11260,6 +11407,7 @@
     </w:p>
     <w:p>
       <w:pPr>
+        <w:ind w:left="708"/>
         <w:rPr>
           <w:rFonts w:ascii="Arial" w:hAnsi="Arial" w:cs="Arial"/>
           <w:sz w:val="24"/>
@@ -11277,6 +11425,7 @@
     </w:p>
     <w:p>
       <w:pPr>
+        <w:ind w:left="708"/>
         <w:rPr>
           <w:rFonts w:ascii="Arial" w:hAnsi="Arial" w:cs="Arial"/>
           <w:sz w:val="24"/>
@@ -11315,13 +11464,15 @@
       <w:pPr>
         <w:rPr>
           <w:rFonts w:ascii="Arial" w:hAnsi="Arial" w:cs="Arial"/>
-          <w:sz w:val="24"/>
-          <w:szCs w:val="24"/>
-        </w:rPr>
-      </w:pPr>
-      <w:r>
-        <w:rPr>
-          <w:rFonts w:ascii="Arial" w:hAnsi="Arial" w:cs="Arial"/>
+          <w:b/>
+          <w:sz w:val="24"/>
+          <w:szCs w:val="24"/>
+        </w:rPr>
+      </w:pPr>
+      <w:r>
+        <w:rPr>
+          <w:rFonts w:ascii="Arial" w:hAnsi="Arial" w:cs="Arial"/>
+          <w:b/>
           <w:sz w:val="24"/>
           <w:szCs w:val="24"/>
         </w:rPr>
@@ -11744,6 +11895,7 @@
     </w:p>
     <w:p>
       <w:pPr>
+        <w:ind w:left="708"/>
         <w:rPr>
           <w:rFonts w:ascii="Arial" w:hAnsi="Arial" w:cs="Arial"/>
           <w:sz w:val="24"/>
@@ -11761,6 +11913,43 @@
     </w:p>
     <w:p>
       <w:pPr>
+        <w:ind w:left="708"/>
+        <w:rPr>
+          <w:rFonts w:ascii="Arial" w:hAnsi="Arial" w:cs="Arial"/>
+          <w:sz w:val="24"/>
+          <w:szCs w:val="24"/>
+        </w:rPr>
+      </w:pPr>
+      <w:r>
+        <w:rPr>
+          <w:rFonts w:ascii="Arial" w:hAnsi="Arial" w:cs="Arial"/>
+          <w:sz w:val="24"/>
+          <w:szCs w:val="24"/>
+        </w:rPr>
+        <w:t xml:space="preserve">Verifique se existe apenas um arquivo da fita. </w:t>
+      </w:r>
+    </w:p>
+    <w:p>
+      <w:pPr>
+        <w:ind w:left="708"/>
+        <w:rPr>
+          <w:rFonts w:ascii="Arial" w:hAnsi="Arial" w:cs="Arial"/>
+          <w:sz w:val="24"/>
+          <w:szCs w:val="24"/>
+        </w:rPr>
+      </w:pPr>
+      <w:r>
+        <w:rPr>
+          <w:rFonts w:ascii="Arial" w:hAnsi="Arial" w:cs="Arial"/>
+          <w:sz w:val="24"/>
+          <w:szCs w:val="24"/>
+        </w:rPr>
+        <w:t xml:space="preserve">O nome deve seguir o padrão: </w:t>
+      </w:r>
+    </w:p>
+    <w:p>
+      <w:pPr>
+        <w:ind w:left="708"/>
         <w:rPr>
           <w:rFonts w:ascii="Arial" w:hAnsi="Arial" w:cs="Arial"/>
           <w:sz w:val="24"/>
@@ -11774,45 +11963,12 @@
           <w:szCs w:val="24"/>
         </w:rPr>
         <w:lastRenderedPageBreak/>
-        <w:t xml:space="preserve">Verifique se existe apenas um arquivo da fita. </w:t>
-      </w:r>
-    </w:p>
-    <w:p>
-      <w:pPr>
-        <w:rPr>
-          <w:rFonts w:ascii="Arial" w:hAnsi="Arial" w:cs="Arial"/>
-          <w:sz w:val="24"/>
-          <w:szCs w:val="24"/>
-        </w:rPr>
-      </w:pPr>
-      <w:r>
-        <w:rPr>
-          <w:rFonts w:ascii="Arial" w:hAnsi="Arial" w:cs="Arial"/>
-          <w:sz w:val="24"/>
-          <w:szCs w:val="24"/>
-        </w:rPr>
-        <w:t xml:space="preserve">O nome deve seguir o padrão: </w:t>
-      </w:r>
-    </w:p>
-    <w:p>
-      <w:pPr>
-        <w:rPr>
-          <w:rFonts w:ascii="Arial" w:hAnsi="Arial" w:cs="Arial"/>
-          <w:sz w:val="24"/>
-          <w:szCs w:val="24"/>
-        </w:rPr>
-      </w:pPr>
-      <w:r>
-        <w:rPr>
-          <w:rFonts w:ascii="Arial" w:hAnsi="Arial" w:cs="Arial"/>
-          <w:sz w:val="24"/>
-          <w:szCs w:val="24"/>
-        </w:rPr>
         <w:t>fita_servidor_AAAA_MM.txt</w:t>
       </w:r>
     </w:p>
     <w:p>
       <w:pPr>
+        <w:ind w:left="708"/>
         <w:rPr>
           <w:rFonts w:ascii="Arial" w:hAnsi="Arial" w:cs="Arial"/>
           <w:sz w:val="24"/>
@@ -11830,6 +11986,7 @@
     </w:p>
     <w:p>
       <w:pPr>
+        <w:ind w:left="708"/>
         <w:rPr>
           <w:rFonts w:ascii="Arial" w:hAnsi="Arial" w:cs="Arial"/>
           <w:sz w:val="24"/>
@@ -11857,6 +12014,7 @@
     </w:p>
     <w:p>
       <w:pPr>
+        <w:ind w:left="708"/>
         <w:rPr>
           <w:rFonts w:ascii="Arial" w:hAnsi="Arial" w:cs="Arial"/>
           <w:sz w:val="24"/>
@@ -12506,43 +12664,45 @@
           <w:sz w:val="24"/>
           <w:szCs w:val="24"/>
         </w:rPr>
+        <w:t>O Governo Federal passou a utilizar um código inexistente nas tabelas auxiliares.</w:t>
+      </w:r>
+    </w:p>
+    <w:p>
+      <w:pPr>
+        <w:ind w:left="708"/>
+        <w:rPr>
+          <w:rFonts w:ascii="Arial" w:hAnsi="Arial" w:cs="Arial"/>
+          <w:b/>
+          <w:sz w:val="24"/>
+          <w:szCs w:val="24"/>
+        </w:rPr>
+      </w:pPr>
+      <w:r>
+        <w:rPr>
+          <w:rFonts w:ascii="Arial" w:hAnsi="Arial" w:cs="Arial"/>
+          <w:b/>
+          <w:sz w:val="24"/>
+          <w:szCs w:val="24"/>
+        </w:rPr>
+        <w:t>Como resolver</w:t>
+      </w:r>
+    </w:p>
+    <w:p>
+      <w:pPr>
+        <w:ind w:left="708"/>
+        <w:rPr>
+          <w:rFonts w:ascii="Arial" w:hAnsi="Arial" w:cs="Arial"/>
+          <w:sz w:val="24"/>
+          <w:szCs w:val="24"/>
+        </w:rPr>
+      </w:pPr>
+      <w:r>
+        <w:rPr>
+          <w:rFonts w:ascii="Arial" w:hAnsi="Arial" w:cs="Arial"/>
+          <w:sz w:val="24"/>
+          <w:szCs w:val="24"/>
+        </w:rPr>
         <w:lastRenderedPageBreak/>
-        <w:t>O Governo Federal passou a utilizar um código inexistente nas tabelas auxiliares.</w:t>
-      </w:r>
-    </w:p>
-    <w:p>
-      <w:pPr>
-        <w:ind w:left="708"/>
-        <w:rPr>
-          <w:rFonts w:ascii="Arial" w:hAnsi="Arial" w:cs="Arial"/>
-          <w:sz w:val="24"/>
-          <w:szCs w:val="24"/>
-        </w:rPr>
-      </w:pPr>
-      <w:r>
-        <w:rPr>
-          <w:rFonts w:ascii="Arial" w:hAnsi="Arial" w:cs="Arial"/>
-          <w:sz w:val="24"/>
-          <w:szCs w:val="24"/>
-        </w:rPr>
-        <w:t>Como resolver</w:t>
-      </w:r>
-    </w:p>
-    <w:p>
-      <w:pPr>
-        <w:ind w:left="708"/>
-        <w:rPr>
-          <w:rFonts w:ascii="Arial" w:hAnsi="Arial" w:cs="Arial"/>
-          <w:sz w:val="24"/>
-          <w:szCs w:val="24"/>
-        </w:rPr>
-      </w:pPr>
-      <w:r>
-        <w:rPr>
-          <w:rFonts w:ascii="Arial" w:hAnsi="Arial" w:cs="Arial"/>
-          <w:sz w:val="24"/>
-          <w:szCs w:val="24"/>
-        </w:rPr>
         <w:t xml:space="preserve">Identifique a tabela indicada na mensagem. </w:t>
       </w:r>
     </w:p>
@@ -13210,7 +13370,6 @@
           <w:sz w:val="24"/>
           <w:szCs w:val="24"/>
         </w:rPr>
-        <w:lastRenderedPageBreak/>
         <w:t>Verifique a pasta:</w:t>
       </w:r>
     </w:p>
@@ -13251,6 +13410,7 @@
           <w:sz w:val="24"/>
           <w:szCs w:val="24"/>
         </w:rPr>
+        <w:lastRenderedPageBreak/>
         <w:t>Confirme se todos os arquivos necessários estão presentes.</w:t>
       </w:r>
     </w:p>
@@ -13428,13 +13588,15 @@
         <w:ind w:left="708"/>
         <w:rPr>
           <w:rFonts w:ascii="Arial" w:hAnsi="Arial" w:cs="Arial"/>
-          <w:sz w:val="24"/>
-          <w:szCs w:val="24"/>
-        </w:rPr>
-      </w:pPr>
-      <w:r>
-        <w:rPr>
-          <w:rFonts w:ascii="Arial" w:hAnsi="Arial" w:cs="Arial"/>
+          <w:b/>
+          <w:sz w:val="24"/>
+          <w:szCs w:val="24"/>
+        </w:rPr>
+      </w:pPr>
+      <w:r>
+        <w:rPr>
+          <w:rFonts w:ascii="Arial" w:hAnsi="Arial" w:cs="Arial"/>
+          <w:b/>
           <w:sz w:val="24"/>
           <w:szCs w:val="24"/>
         </w:rPr>
@@ -13443,7 +13605,7 @@
     </w:p>
     <w:p>
       <w:pPr>
-        <w:ind w:left="708"/>
+        <w:ind w:left="1416"/>
         <w:rPr>
           <w:rFonts w:ascii="Arial" w:hAnsi="Arial" w:cs="Arial"/>
           <w:sz w:val="24"/>
@@ -13461,7 +13623,7 @@
     </w:p>
     <w:p>
       <w:pPr>
-        <w:ind w:left="708"/>
+        <w:ind w:left="1416"/>
         <w:rPr>
           <w:rFonts w:ascii="Arial" w:hAnsi="Arial" w:cs="Arial"/>
           <w:sz w:val="24"/>
@@ -13497,7 +13659,7 @@
     </w:p>
     <w:p>
       <w:pPr>
-        <w:ind w:left="708"/>
+        <w:ind w:left="1416"/>
         <w:rPr>
           <w:rFonts w:ascii="Arial" w:hAnsi="Arial" w:cs="Arial"/>
           <w:sz w:val="24"/>
@@ -13515,7 +13677,7 @@
     </w:p>
     <w:p>
       <w:pPr>
-        <w:ind w:left="708"/>
+        <w:ind w:left="1416"/>
         <w:rPr>
           <w:rFonts w:ascii="Arial" w:hAnsi="Arial" w:cs="Arial"/>
           <w:sz w:val="24"/>
@@ -13533,7 +13695,7 @@
     </w:p>
     <w:p>
       <w:pPr>
-        <w:ind w:left="708"/>
+        <w:ind w:left="1416"/>
         <w:rPr>
           <w:rFonts w:ascii="Arial" w:hAnsi="Arial" w:cs="Arial"/>
           <w:sz w:val="24"/>
@@ -13836,45 +13998,45 @@
           <w:sz w:val="24"/>
           <w:szCs w:val="24"/>
         </w:rPr>
+        <w:t>O usuário não encontra a fita na pasta Entrada.</w:t>
+      </w:r>
+    </w:p>
+    <w:p>
+      <w:pPr>
+        <w:ind w:firstLine="708"/>
+        <w:rPr>
+          <w:rFonts w:ascii="Arial" w:hAnsi="Arial" w:cs="Arial"/>
+          <w:b/>
+          <w:sz w:val="24"/>
+          <w:szCs w:val="24"/>
+        </w:rPr>
+      </w:pPr>
+      <w:r>
+        <w:rPr>
+          <w:rFonts w:ascii="Arial" w:hAnsi="Arial" w:cs="Arial"/>
+          <w:b/>
+          <w:sz w:val="24"/>
+          <w:szCs w:val="24"/>
+        </w:rPr>
+        <w:t>O que aconteceu</w:t>
+      </w:r>
+    </w:p>
+    <w:p>
+      <w:pPr>
+        <w:ind w:left="1416"/>
+        <w:rPr>
+          <w:rFonts w:ascii="Arial" w:hAnsi="Arial" w:cs="Arial"/>
+          <w:sz w:val="24"/>
+          <w:szCs w:val="24"/>
+        </w:rPr>
+      </w:pPr>
+      <w:r>
+        <w:rPr>
+          <w:rFonts w:ascii="Arial" w:hAnsi="Arial" w:cs="Arial"/>
+          <w:sz w:val="24"/>
+          <w:szCs w:val="24"/>
+        </w:rPr>
         <w:lastRenderedPageBreak/>
-        <w:t>O usuário não encontra a fita na pasta Entrada.</w:t>
-      </w:r>
-    </w:p>
-    <w:p>
-      <w:pPr>
-        <w:ind w:firstLine="708"/>
-        <w:rPr>
-          <w:rFonts w:ascii="Arial" w:hAnsi="Arial" w:cs="Arial"/>
-          <w:b/>
-          <w:sz w:val="24"/>
-          <w:szCs w:val="24"/>
-        </w:rPr>
-      </w:pPr>
-      <w:r>
-        <w:rPr>
-          <w:rFonts w:ascii="Arial" w:hAnsi="Arial" w:cs="Arial"/>
-          <w:b/>
-          <w:sz w:val="24"/>
-          <w:szCs w:val="24"/>
-        </w:rPr>
-        <w:t>O que aconteceu</w:t>
-      </w:r>
-    </w:p>
-    <w:p>
-      <w:pPr>
-        <w:ind w:left="1416"/>
-        <w:rPr>
-          <w:rFonts w:ascii="Arial" w:hAnsi="Arial" w:cs="Arial"/>
-          <w:sz w:val="24"/>
-          <w:szCs w:val="24"/>
-        </w:rPr>
-      </w:pPr>
-      <w:r>
-        <w:rPr>
-          <w:rFonts w:ascii="Arial" w:hAnsi="Arial" w:cs="Arial"/>
-          <w:sz w:val="24"/>
-          <w:szCs w:val="24"/>
-        </w:rPr>
         <w:t>Após o processamento concluído com sucesso, a fita é movida automaticamente para:</w:t>
       </w:r>
     </w:p>
@@ -14163,13 +14325,15 @@
       <w:pPr>
         <w:rPr>
           <w:rFonts w:ascii="Arial" w:hAnsi="Arial" w:cs="Arial"/>
-          <w:sz w:val="24"/>
-          <w:szCs w:val="24"/>
-        </w:rPr>
-      </w:pPr>
-      <w:r>
-        <w:rPr>
-          <w:rFonts w:ascii="Arial" w:hAnsi="Arial" w:cs="Arial"/>
+          <w:b/>
+          <w:sz w:val="24"/>
+          <w:szCs w:val="24"/>
+        </w:rPr>
+      </w:pPr>
+      <w:r>
+        <w:rPr>
+          <w:rFonts w:ascii="Arial" w:hAnsi="Arial" w:cs="Arial"/>
+          <w:b/>
           <w:sz w:val="24"/>
           <w:szCs w:val="24"/>
         </w:rPr>
@@ -14178,6 +14342,7 @@
     </w:p>
     <w:p>
       <w:pPr>
+        <w:ind w:firstLine="708"/>
         <w:rPr>
           <w:rFonts w:ascii="Arial" w:hAnsi="Arial" w:cs="Arial"/>
           <w:sz w:val="24"/>
@@ -14234,13 +14399,15 @@
       <w:pPr>
         <w:rPr>
           <w:rFonts w:ascii="Arial" w:hAnsi="Arial" w:cs="Arial"/>
-          <w:sz w:val="24"/>
-          <w:szCs w:val="24"/>
-        </w:rPr>
-      </w:pPr>
-      <w:r>
-        <w:rPr>
-          <w:rFonts w:ascii="Arial" w:hAnsi="Arial" w:cs="Arial"/>
+          <w:b/>
+          <w:sz w:val="24"/>
+          <w:szCs w:val="24"/>
+        </w:rPr>
+      </w:pPr>
+      <w:r>
+        <w:rPr>
+          <w:rFonts w:ascii="Arial" w:hAnsi="Arial" w:cs="Arial"/>
+          <w:b/>
           <w:sz w:val="24"/>
           <w:szCs w:val="24"/>
         </w:rPr>
@@ -14288,13 +14455,15 @@
       <w:pPr>
         <w:rPr>
           <w:rFonts w:ascii="Arial" w:hAnsi="Arial" w:cs="Arial"/>
-          <w:sz w:val="24"/>
-          <w:szCs w:val="24"/>
-        </w:rPr>
-      </w:pPr>
-      <w:r>
-        <w:rPr>
-          <w:rFonts w:ascii="Arial" w:hAnsi="Arial" w:cs="Arial"/>
+          <w:b/>
+          <w:sz w:val="24"/>
+          <w:szCs w:val="24"/>
+        </w:rPr>
+      </w:pPr>
+      <w:r>
+        <w:rPr>
+          <w:rFonts w:ascii="Arial" w:hAnsi="Arial" w:cs="Arial"/>
+          <w:b/>
           <w:sz w:val="24"/>
           <w:szCs w:val="24"/>
         </w:rPr>
@@ -14342,13 +14511,15 @@
       <w:pPr>
         <w:rPr>
           <w:rFonts w:ascii="Arial" w:hAnsi="Arial" w:cs="Arial"/>
-          <w:sz w:val="24"/>
-          <w:szCs w:val="24"/>
-        </w:rPr>
-      </w:pPr>
-      <w:r>
-        <w:rPr>
-          <w:rFonts w:ascii="Arial" w:hAnsi="Arial" w:cs="Arial"/>
+          <w:b/>
+          <w:sz w:val="24"/>
+          <w:szCs w:val="24"/>
+        </w:rPr>
+      </w:pPr>
+      <w:r>
+        <w:rPr>
+          <w:rFonts w:ascii="Arial" w:hAnsi="Arial" w:cs="Arial"/>
+          <w:b/>
           <w:sz w:val="24"/>
           <w:szCs w:val="24"/>
         </w:rPr>
@@ -14370,7 +14541,6 @@
           <w:sz w:val="24"/>
           <w:szCs w:val="24"/>
         </w:rPr>
-        <w:lastRenderedPageBreak/>
         <w:t xml:space="preserve">Não. O processamento utiliza o campo </w:t>
       </w:r>
       <w:proofErr w:type="spellStart"/>
@@ -14419,6 +14589,16 @@
           <w:sz w:val="24"/>
           <w:szCs w:val="24"/>
         </w:rPr>
+        <w:lastRenderedPageBreak/>
+        <w:t xml:space="preserve">PROCESSO PARA </w:t>
+      </w:r>
+      <w:r>
+        <w:rPr>
+          <w:rFonts w:ascii="Arial" w:hAnsi="Arial" w:cs="Arial"/>
+          <w:b/>
+          <w:sz w:val="24"/>
+          <w:szCs w:val="24"/>
+        </w:rPr>
         <w:t>ATUALIZAÇÃO DE TABELAS AUXILIARES:</w:t>
       </w:r>
     </w:p>
@@ -14426,484 +14606,758 @@
       <w:pPr>
         <w:rPr>
           <w:rFonts w:ascii="Arial" w:hAnsi="Arial" w:cs="Arial"/>
-          <w:sz w:val="24"/>
-          <w:szCs w:val="24"/>
-        </w:rPr>
-      </w:pPr>
-      <w:r>
-        <w:rPr>
-          <w:rFonts w:ascii="Arial" w:hAnsi="Arial" w:cs="Arial"/>
-          <w:sz w:val="24"/>
-          <w:szCs w:val="24"/>
-        </w:rPr>
-        <w:t>Atualização de rubricas:</w:t>
-      </w:r>
-    </w:p>
-    <w:p>
-      <w:pPr>
-        <w:rPr>
-          <w:rFonts w:ascii="Arial" w:hAnsi="Arial" w:cs="Arial"/>
-          <w:sz w:val="24"/>
-          <w:szCs w:val="24"/>
-        </w:rPr>
-      </w:pPr>
-      <w:r>
-        <w:rPr>
-          <w:rFonts w:ascii="Arial" w:hAnsi="Arial" w:cs="Arial"/>
-          <w:sz w:val="24"/>
-          <w:szCs w:val="24"/>
-        </w:rPr>
-        <w:t>No</w:t>
-      </w:r>
-      <w:r>
-        <w:rPr>
-          <w:rFonts w:ascii="Arial" w:hAnsi="Arial" w:cs="Arial"/>
-          <w:sz w:val="24"/>
-          <w:szCs w:val="24"/>
-        </w:rPr>
-        <w:t xml:space="preserve"> extrator SIAPE selecionar</w:t>
-      </w:r>
-      <w:r>
-        <w:rPr>
-          <w:rFonts w:ascii="Arial" w:hAnsi="Arial" w:cs="Arial"/>
-          <w:sz w:val="24"/>
-          <w:szCs w:val="24"/>
-        </w:rPr>
-        <w:t xml:space="preserve"> a tabela </w:t>
-      </w:r>
-      <w:r>
-        <w:rPr>
-          <w:rFonts w:ascii="Arial" w:hAnsi="Arial" w:cs="Arial"/>
-          <w:sz w:val="24"/>
-          <w:szCs w:val="24"/>
-        </w:rPr>
-        <w:t>SIAPE-RUBRICA-EXTR</w:t>
-      </w:r>
-      <w:r>
-        <w:rPr>
-          <w:rFonts w:ascii="Arial" w:hAnsi="Arial" w:cs="Arial"/>
-          <w:sz w:val="24"/>
-          <w:szCs w:val="24"/>
-        </w:rPr>
-        <w:t xml:space="preserve"> e navegar ate a tela 27</w:t>
-      </w:r>
-    </w:p>
-    <w:p>
-      <w:pPr>
-        <w:rPr>
-          <w:rFonts w:ascii="Arial" w:hAnsi="Arial" w:cs="Arial"/>
-          <w:sz w:val="24"/>
-          <w:szCs w:val="24"/>
-        </w:rPr>
-      </w:pPr>
-      <w:r>
-        <w:rPr>
-          <w:rFonts w:ascii="Arial" w:hAnsi="Arial" w:cs="Arial"/>
-          <w:sz w:val="24"/>
-          <w:szCs w:val="24"/>
-        </w:rPr>
-        <w:t>Selecionar</w:t>
-      </w:r>
-      <w:r>
-        <w:rPr>
-          <w:rFonts w:ascii="Arial" w:hAnsi="Arial" w:cs="Arial"/>
-          <w:sz w:val="24"/>
-          <w:szCs w:val="24"/>
-        </w:rPr>
-        <w:t xml:space="preserve"> os campos conforme a imagem:</w:t>
-      </w:r>
-    </w:p>
-    <w:p>
-      <w:pPr>
-        <w:rPr>
-          <w:rFonts w:ascii="Arial" w:hAnsi="Arial" w:cs="Arial"/>
-          <w:sz w:val="24"/>
-          <w:szCs w:val="24"/>
-        </w:rPr>
-      </w:pPr>
-      <w:r>
-        <w:rPr>
-          <w:rFonts w:ascii="Arial" w:hAnsi="Arial" w:cs="Arial"/>
+          <w:b/>
+          <w:sz w:val="24"/>
+          <w:szCs w:val="24"/>
+        </w:rPr>
+      </w:pPr>
+    </w:p>
+    <w:p>
+      <w:pPr>
+        <w:rPr>
+          <w:rFonts w:ascii="Arial" w:hAnsi="Arial" w:cs="Arial"/>
+          <w:b/>
+          <w:sz w:val="24"/>
+          <w:szCs w:val="24"/>
+        </w:rPr>
+      </w:pPr>
+      <w:r>
+        <w:rPr>
+          <w:b/>
           <w:noProof/>
-          <w:sz w:val="24"/>
-          <w:szCs w:val="24"/>
           <w:lang w:eastAsia="pt-BR"/>
         </w:rPr>
-        <mc:AlternateContent>
-          <mc:Choice Requires="wpg">
-            <w:drawing>
-              <wp:anchor distT="0" distB="0" distL="114300" distR="114300" simplePos="0" relativeHeight="251660288" behindDoc="1" locked="0" layoutInCell="1" allowOverlap="1">
-                <wp:simplePos x="0" y="0"/>
-                <wp:positionH relativeFrom="column">
-                  <wp:posOffset>405442</wp:posOffset>
-                </wp:positionH>
-                <wp:positionV relativeFrom="paragraph">
-                  <wp:posOffset>100917</wp:posOffset>
-                </wp:positionV>
-                <wp:extent cx="5607169" cy="8617789"/>
-                <wp:effectExtent l="0" t="0" r="0" b="0"/>
-                <wp:wrapNone/>
-                <wp:docPr id="14" name="Grupo 14"/>
-                <wp:cNvGraphicFramePr/>
-                <a:graphic xmlns:a="http://schemas.openxmlformats.org/drawingml/2006/main">
-                  <a:graphicData uri="http://schemas.microsoft.com/office/word/2010/wordprocessingGroup">
-                    <wpg:wgp>
-                      <wpg:cNvGrpSpPr/>
-                      <wpg:grpSpPr>
-                        <a:xfrm>
-                          <a:off x="0" y="0"/>
-                          <a:ext cx="5607169" cy="8617789"/>
-                          <a:chOff x="0" y="0"/>
-                          <a:chExt cx="5607169" cy="8617789"/>
-                        </a:xfrm>
-                      </wpg:grpSpPr>
-                      <pic:pic xmlns:pic="http://schemas.openxmlformats.org/drawingml/2006/picture">
-                        <pic:nvPicPr>
-                          <pic:cNvPr id="2" name="Imagem 2"/>
-                          <pic:cNvPicPr>
-                            <a:picLocks noChangeAspect="1"/>
-                          </pic:cNvPicPr>
-                        </pic:nvPicPr>
-                        <pic:blipFill>
-                          <a:blip r:embed="rId10">
-                            <a:extLst>
-                              <a:ext uri="{28A0092B-C50C-407E-A947-70E740481C1C}">
-                                <a14:useLocalDpi xmlns:a14="http://schemas.microsoft.com/office/drawing/2010/main" val="0"/>
-                              </a:ext>
-                            </a:extLst>
-                          </a:blip>
-                          <a:stretch>
-                            <a:fillRect/>
-                          </a:stretch>
-                        </pic:blipFill>
-                        <pic:spPr>
-                          <a:xfrm>
-                            <a:off x="0" y="0"/>
-                            <a:ext cx="5607169" cy="4201064"/>
-                          </a:xfrm>
-                          <a:prstGeom prst="rect">
-                            <a:avLst/>
-                          </a:prstGeom>
-                        </pic:spPr>
-                      </pic:pic>
-                      <pic:pic xmlns:pic="http://schemas.openxmlformats.org/drawingml/2006/picture">
-                        <pic:nvPicPr>
-                          <pic:cNvPr id="3" name="Imagem 3"/>
-                          <pic:cNvPicPr>
-                            <a:picLocks noChangeAspect="1"/>
-                          </pic:cNvPicPr>
-                        </pic:nvPicPr>
-                        <pic:blipFill>
-                          <a:blip r:embed="rId11">
-                            <a:extLst>
-                              <a:ext uri="{28A0092B-C50C-407E-A947-70E740481C1C}">
-                                <a14:useLocalDpi xmlns:a14="http://schemas.microsoft.com/office/drawing/2010/main" val="0"/>
-                              </a:ext>
-                            </a:extLst>
-                          </a:blip>
-                          <a:stretch>
-                            <a:fillRect/>
-                          </a:stretch>
-                        </pic:blipFill>
-                        <pic:spPr>
-                          <a:xfrm>
-                            <a:off x="0" y="4295955"/>
-                            <a:ext cx="5607169" cy="4321834"/>
-                          </a:xfrm>
-                          <a:prstGeom prst="rect">
-                            <a:avLst/>
-                          </a:prstGeom>
-                        </pic:spPr>
-                      </pic:pic>
-                    </wpg:wgp>
-                  </a:graphicData>
-                </a:graphic>
-              </wp:anchor>
-            </w:drawing>
-          </mc:Choice>
-          <mc:Fallback>
-            <w:pict>
-              <v:group id="Grupo 14" o:spid="_x0000_s1026" style="position:absolute;margin-left:31.9pt;margin-top:7.95pt;width:441.5pt;height:678.55pt;z-index:-251656192" coordsize="56071,86177" o:gfxdata="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">
-                <v:shape id="Imagem 2" o:spid="_x0000_s1027" type="#_x0000_t75" style="position:absolute;width:56071;height:42010;visibility:visible;mso-wrap-style:square" o:gfxdata="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">
-                  <v:imagedata r:id="rId12" o:title=""/>
-                  <v:path arrowok="t"/>
-                </v:shape>
-                <v:shape id="Imagem 3" o:spid="_x0000_s1028" type="#_x0000_t75" style="position:absolute;top:42959;width:56071;height:43218;visibility:visible;mso-wrap-style:square" o:gfxdata="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">
-                  <v:imagedata r:id="rId13" o:title=""/>
-                  <v:path arrowok="t"/>
-                </v:shape>
-              </v:group>
-            </w:pict>
-          </mc:Fallback>
-        </mc:AlternateContent>
-      </w:r>
-    </w:p>
-    <w:p>
-      <w:pPr>
-        <w:rPr>
-          <w:rFonts w:ascii="Arial" w:hAnsi="Arial" w:cs="Arial"/>
-          <w:sz w:val="24"/>
-          <w:szCs w:val="24"/>
-        </w:rPr>
-      </w:pPr>
-    </w:p>
-    <w:p>
-      <w:pPr>
-        <w:rPr>
-          <w:rFonts w:ascii="Arial" w:hAnsi="Arial" w:cs="Arial"/>
-          <w:sz w:val="24"/>
-          <w:szCs w:val="24"/>
-        </w:rPr>
-      </w:pPr>
-    </w:p>
-    <w:p>
-      <w:pPr>
-        <w:rPr>
-          <w:rFonts w:ascii="Arial" w:hAnsi="Arial" w:cs="Arial"/>
-          <w:sz w:val="24"/>
-          <w:szCs w:val="24"/>
-        </w:rPr>
-      </w:pPr>
-    </w:p>
-    <w:p>
-      <w:pPr>
-        <w:rPr>
-          <w:rFonts w:ascii="Arial" w:hAnsi="Arial" w:cs="Arial"/>
-          <w:sz w:val="24"/>
-          <w:szCs w:val="24"/>
-        </w:rPr>
-      </w:pPr>
-    </w:p>
-    <w:p>
-      <w:pPr>
-        <w:rPr>
-          <w:rFonts w:ascii="Arial" w:hAnsi="Arial" w:cs="Arial"/>
-          <w:sz w:val="24"/>
-          <w:szCs w:val="24"/>
-        </w:rPr>
-      </w:pPr>
-    </w:p>
-    <w:p>
-      <w:pPr>
-        <w:rPr>
-          <w:rFonts w:ascii="Arial" w:hAnsi="Arial" w:cs="Arial"/>
-          <w:sz w:val="24"/>
-          <w:szCs w:val="24"/>
-        </w:rPr>
-      </w:pPr>
-    </w:p>
-    <w:p>
-      <w:pPr>
-        <w:rPr>
-          <w:rFonts w:ascii="Arial" w:hAnsi="Arial" w:cs="Arial"/>
-          <w:sz w:val="24"/>
-          <w:szCs w:val="24"/>
-        </w:rPr>
-      </w:pPr>
-    </w:p>
-    <w:p>
-      <w:pPr>
-        <w:rPr>
-          <w:rFonts w:ascii="Arial" w:hAnsi="Arial" w:cs="Arial"/>
-          <w:sz w:val="24"/>
-          <w:szCs w:val="24"/>
-        </w:rPr>
-      </w:pPr>
-    </w:p>
-    <w:p>
-      <w:pPr>
-        <w:rPr>
-          <w:rFonts w:ascii="Arial" w:hAnsi="Arial" w:cs="Arial"/>
-          <w:sz w:val="24"/>
-          <w:szCs w:val="24"/>
-        </w:rPr>
-      </w:pPr>
-    </w:p>
-    <w:p>
-      <w:pPr>
-        <w:rPr>
-          <w:rFonts w:ascii="Arial" w:hAnsi="Arial" w:cs="Arial"/>
-          <w:sz w:val="24"/>
-          <w:szCs w:val="24"/>
-        </w:rPr>
-      </w:pPr>
-    </w:p>
-    <w:p>
-      <w:pPr>
-        <w:rPr>
-          <w:rFonts w:ascii="Arial" w:hAnsi="Arial" w:cs="Arial"/>
-          <w:sz w:val="24"/>
-          <w:szCs w:val="24"/>
-        </w:rPr>
-      </w:pPr>
-    </w:p>
-    <w:p>
-      <w:pPr>
-        <w:rPr>
-          <w:rFonts w:ascii="Arial" w:hAnsi="Arial" w:cs="Arial"/>
-          <w:sz w:val="24"/>
-          <w:szCs w:val="24"/>
-        </w:rPr>
-      </w:pPr>
-    </w:p>
-    <w:p>
-      <w:pPr>
-        <w:rPr>
-          <w:rFonts w:ascii="Arial" w:hAnsi="Arial" w:cs="Arial"/>
-          <w:sz w:val="24"/>
-          <w:szCs w:val="24"/>
-        </w:rPr>
-      </w:pPr>
-    </w:p>
-    <w:p>
-      <w:pPr>
-        <w:rPr>
-          <w:rFonts w:ascii="Arial" w:hAnsi="Arial" w:cs="Arial"/>
-          <w:sz w:val="24"/>
-          <w:szCs w:val="24"/>
-        </w:rPr>
-      </w:pPr>
-    </w:p>
-    <w:p>
-      <w:pPr>
-        <w:rPr>
-          <w:rFonts w:ascii="Arial" w:hAnsi="Arial" w:cs="Arial"/>
-          <w:sz w:val="24"/>
-          <w:szCs w:val="24"/>
-        </w:rPr>
-      </w:pPr>
-    </w:p>
-    <w:p>
-      <w:pPr>
-        <w:rPr>
-          <w:rFonts w:ascii="Arial" w:hAnsi="Arial" w:cs="Arial"/>
-          <w:sz w:val="24"/>
-          <w:szCs w:val="24"/>
-        </w:rPr>
-      </w:pPr>
-    </w:p>
-    <w:p>
-      <w:pPr>
-        <w:rPr>
-          <w:rFonts w:ascii="Arial" w:hAnsi="Arial" w:cs="Arial"/>
-          <w:sz w:val="24"/>
-          <w:szCs w:val="24"/>
-        </w:rPr>
-      </w:pPr>
-    </w:p>
-    <w:p>
-      <w:pPr>
-        <w:rPr>
-          <w:rFonts w:ascii="Arial" w:hAnsi="Arial" w:cs="Arial"/>
-          <w:sz w:val="24"/>
-          <w:szCs w:val="24"/>
-        </w:rPr>
-      </w:pPr>
-    </w:p>
-    <w:p>
-      <w:pPr>
-        <w:rPr>
-          <w:rFonts w:ascii="Arial" w:hAnsi="Arial" w:cs="Arial"/>
-          <w:sz w:val="24"/>
-          <w:szCs w:val="24"/>
-        </w:rPr>
-      </w:pPr>
-    </w:p>
-    <w:p>
-      <w:pPr>
-        <w:rPr>
-          <w:rFonts w:ascii="Arial" w:hAnsi="Arial" w:cs="Arial"/>
-          <w:sz w:val="24"/>
-          <w:szCs w:val="24"/>
-        </w:rPr>
-      </w:pPr>
-    </w:p>
-    <w:p>
-      <w:pPr>
-        <w:rPr>
-          <w:rFonts w:ascii="Arial" w:hAnsi="Arial" w:cs="Arial"/>
-          <w:sz w:val="24"/>
-          <w:szCs w:val="24"/>
-        </w:rPr>
-      </w:pPr>
-    </w:p>
-    <w:p>
-      <w:pPr>
-        <w:rPr>
-          <w:rFonts w:ascii="Arial" w:hAnsi="Arial" w:cs="Arial"/>
-          <w:sz w:val="24"/>
-          <w:szCs w:val="24"/>
-        </w:rPr>
-      </w:pPr>
-    </w:p>
-    <w:p>
-      <w:pPr>
-        <w:rPr>
-          <w:rFonts w:ascii="Arial" w:hAnsi="Arial" w:cs="Arial"/>
-          <w:sz w:val="24"/>
-          <w:szCs w:val="24"/>
-        </w:rPr>
-      </w:pPr>
-    </w:p>
-    <w:p>
-      <w:pPr>
-        <w:rPr>
-          <w:rFonts w:ascii="Arial" w:hAnsi="Arial" w:cs="Arial"/>
-          <w:sz w:val="24"/>
-          <w:szCs w:val="24"/>
-        </w:rPr>
-      </w:pPr>
-    </w:p>
-    <w:p>
-      <w:pPr>
-        <w:rPr>
-          <w:rFonts w:ascii="Arial" w:hAnsi="Arial" w:cs="Arial"/>
-          <w:sz w:val="24"/>
-          <w:szCs w:val="24"/>
-        </w:rPr>
-      </w:pPr>
-    </w:p>
-    <w:p>
-      <w:pPr>
-        <w:rPr>
-          <w:rFonts w:ascii="Arial" w:hAnsi="Arial" w:cs="Arial"/>
-          <w:sz w:val="24"/>
-          <w:szCs w:val="24"/>
-        </w:rPr>
-      </w:pPr>
-      <w:r>
-        <w:rPr>
-          <w:rFonts w:ascii="Arial" w:hAnsi="Arial" w:cs="Arial"/>
-          <w:sz w:val="24"/>
-          <w:szCs w:val="24"/>
-        </w:rPr>
-        <w:t>Digitar a rubrica desejada</w:t>
-      </w:r>
-    </w:p>
-    <w:p>
-      <w:pPr>
-        <w:rPr>
-          <w:rFonts w:ascii="Arial" w:hAnsi="Arial" w:cs="Arial"/>
-          <w:sz w:val="24"/>
-          <w:szCs w:val="24"/>
-        </w:rPr>
-      </w:pPr>
-      <w:r>
-        <w:rPr>
-          <w:rFonts w:ascii="Arial" w:hAnsi="Arial" w:cs="Arial"/>
-          <w:noProof/>
-          <w:sz w:val="24"/>
-          <w:szCs w:val="24"/>
-          <w:lang w:eastAsia="pt-BR"/>
-        </w:rPr>
         <w:drawing>
-          <wp:anchor distT="0" distB="0" distL="114300" distR="114300" simplePos="0" relativeHeight="251661312" behindDoc="1" locked="0" layoutInCell="1" allowOverlap="1" wp14:anchorId="6A00F5C6" wp14:editId="41E19A66">
+          <wp:anchor distT="0" distB="0" distL="114300" distR="114300" simplePos="0" relativeHeight="251676672" behindDoc="1" locked="0" layoutInCell="1" allowOverlap="1" wp14:anchorId="6B943545" wp14:editId="2FCC8982">
             <wp:simplePos x="0" y="0"/>
             <wp:positionH relativeFrom="column">
-              <wp:posOffset>176530</wp:posOffset>
+              <wp:posOffset>610870</wp:posOffset>
             </wp:positionH>
             <wp:positionV relativeFrom="paragraph">
-              <wp:posOffset>100330</wp:posOffset>
+              <wp:posOffset>320040</wp:posOffset>
+            </wp:positionV>
+            <wp:extent cx="5400040" cy="2872105"/>
+            <wp:effectExtent l="0" t="0" r="0" b="4445"/>
+            <wp:wrapNone/>
+            <wp:docPr id="20" name="Imagem 20"/>
+            <wp:cNvGraphicFramePr>
+              <a:graphicFrameLocks xmlns:a="http://schemas.openxmlformats.org/drawingml/2006/main" noChangeAspect="1"/>
+            </wp:cNvGraphicFramePr>
+            <a:graphic xmlns:a="http://schemas.openxmlformats.org/drawingml/2006/main">
+              <a:graphicData uri="http://schemas.openxmlformats.org/drawingml/2006/picture">
+                <pic:pic xmlns:pic="http://schemas.openxmlformats.org/drawingml/2006/picture">
+                  <pic:nvPicPr>
+                    <pic:cNvPr id="0" name=""/>
+                    <pic:cNvPicPr/>
+                  </pic:nvPicPr>
+                  <pic:blipFill>
+                    <a:blip r:embed="rId10">
+                      <a:extLst>
+                        <a:ext uri="{28A0092B-C50C-407E-A947-70E740481C1C}">
+                          <a14:useLocalDpi xmlns:a14="http://schemas.microsoft.com/office/drawing/2010/main" val="0"/>
+                        </a:ext>
+                      </a:extLst>
+                    </a:blip>
+                    <a:stretch>
+                      <a:fillRect/>
+                    </a:stretch>
+                  </pic:blipFill>
+                  <pic:spPr>
+                    <a:xfrm>
+                      <a:off x="0" y="0"/>
+                      <a:ext cx="5400040" cy="2872105"/>
+                    </a:xfrm>
+                    <a:prstGeom prst="rect">
+                      <a:avLst/>
+                    </a:prstGeom>
+                  </pic:spPr>
+                </pic:pic>
+              </a:graphicData>
+            </a:graphic>
+            <wp14:sizeRelH relativeFrom="page">
+              <wp14:pctWidth>0</wp14:pctWidth>
+            </wp14:sizeRelH>
+            <wp14:sizeRelV relativeFrom="page">
+              <wp14:pctHeight>0</wp14:pctHeight>
+            </wp14:sizeRelV>
+          </wp:anchor>
+        </w:drawing>
+      </w:r>
+      <w:r>
+        <w:rPr>
+          <w:rFonts w:ascii="Arial" w:hAnsi="Arial" w:cs="Arial"/>
+          <w:b/>
+          <w:sz w:val="24"/>
+          <w:szCs w:val="24"/>
+        </w:rPr>
+        <w:t>ATUALIZAÇÃO DE RUBRICAS:</w:t>
+      </w:r>
+    </w:p>
+    <w:p>
+      <w:pPr>
+        <w:rPr>
+          <w:rFonts w:ascii="Arial" w:hAnsi="Arial" w:cs="Arial"/>
+          <w:sz w:val="24"/>
+          <w:szCs w:val="24"/>
+        </w:rPr>
+      </w:pPr>
+    </w:p>
+    <w:p>
+      <w:pPr>
+        <w:rPr>
+          <w:rFonts w:ascii="Arial" w:hAnsi="Arial" w:cs="Arial"/>
+          <w:sz w:val="24"/>
+          <w:szCs w:val="24"/>
+        </w:rPr>
+      </w:pPr>
+    </w:p>
+    <w:p>
+      <w:pPr>
+        <w:rPr>
+          <w:rFonts w:ascii="Arial" w:hAnsi="Arial" w:cs="Arial"/>
+          <w:sz w:val="24"/>
+          <w:szCs w:val="24"/>
+        </w:rPr>
+      </w:pPr>
+    </w:p>
+    <w:p>
+      <w:pPr>
+        <w:rPr>
+          <w:rFonts w:ascii="Arial" w:hAnsi="Arial" w:cs="Arial"/>
+          <w:sz w:val="24"/>
+          <w:szCs w:val="24"/>
+        </w:rPr>
+      </w:pPr>
+    </w:p>
+    <w:p>
+      <w:pPr>
+        <w:rPr>
+          <w:rFonts w:ascii="Arial" w:hAnsi="Arial" w:cs="Arial"/>
+          <w:sz w:val="24"/>
+          <w:szCs w:val="24"/>
+        </w:rPr>
+      </w:pPr>
+    </w:p>
+    <w:p>
+      <w:pPr>
+        <w:rPr>
+          <w:rFonts w:ascii="Arial" w:hAnsi="Arial" w:cs="Arial"/>
+          <w:sz w:val="24"/>
+          <w:szCs w:val="24"/>
+        </w:rPr>
+      </w:pPr>
+    </w:p>
+    <w:p>
+      <w:pPr>
+        <w:rPr>
+          <w:rFonts w:ascii="Arial" w:hAnsi="Arial" w:cs="Arial"/>
+          <w:sz w:val="24"/>
+          <w:szCs w:val="24"/>
+        </w:rPr>
+      </w:pPr>
+    </w:p>
+    <w:p>
+      <w:pPr>
+        <w:rPr>
+          <w:rFonts w:ascii="Arial" w:hAnsi="Arial" w:cs="Arial"/>
+          <w:sz w:val="24"/>
+          <w:szCs w:val="24"/>
+        </w:rPr>
+      </w:pPr>
+    </w:p>
+    <w:p>
+      <w:pPr>
+        <w:rPr>
+          <w:rFonts w:ascii="Arial" w:hAnsi="Arial" w:cs="Arial"/>
+          <w:sz w:val="24"/>
+          <w:szCs w:val="24"/>
+        </w:rPr>
+      </w:pPr>
+    </w:p>
+    <w:p>
+      <w:pPr>
+        <w:rPr>
+          <w:rFonts w:ascii="Arial" w:hAnsi="Arial" w:cs="Arial"/>
+          <w:sz w:val="24"/>
+          <w:szCs w:val="24"/>
+        </w:rPr>
+      </w:pPr>
+    </w:p>
+    <w:p>
+      <w:pPr>
+        <w:rPr>
+          <w:rFonts w:ascii="Arial" w:hAnsi="Arial" w:cs="Arial"/>
+          <w:sz w:val="24"/>
+          <w:szCs w:val="24"/>
+        </w:rPr>
+      </w:pPr>
+      <w:r>
+        <w:rPr>
+          <w:rFonts w:ascii="Arial" w:hAnsi="Arial" w:cs="Arial"/>
+          <w:sz w:val="24"/>
+          <w:szCs w:val="24"/>
+        </w:rPr>
+        <w:t>No</w:t>
+      </w:r>
+      <w:r>
+        <w:rPr>
+          <w:rFonts w:ascii="Arial" w:hAnsi="Arial" w:cs="Arial"/>
+          <w:sz w:val="24"/>
+          <w:szCs w:val="24"/>
+        </w:rPr>
+        <w:t xml:space="preserve"> extrator SIAPE selecionar</w:t>
+      </w:r>
+      <w:r>
+        <w:rPr>
+          <w:rFonts w:ascii="Arial" w:hAnsi="Arial" w:cs="Arial"/>
+          <w:sz w:val="24"/>
+          <w:szCs w:val="24"/>
+        </w:rPr>
+        <w:t xml:space="preserve"> a tabela </w:t>
+      </w:r>
+      <w:r>
+        <w:rPr>
+          <w:rFonts w:ascii="Arial" w:hAnsi="Arial" w:cs="Arial"/>
+          <w:b/>
+          <w:sz w:val="24"/>
+          <w:szCs w:val="24"/>
+        </w:rPr>
+        <w:t>SIAPE-RUBRICA-EXTR</w:t>
+      </w:r>
+      <w:r>
+        <w:rPr>
+          <w:rFonts w:ascii="Arial" w:hAnsi="Arial" w:cs="Arial"/>
+          <w:sz w:val="24"/>
+          <w:szCs w:val="24"/>
+        </w:rPr>
+        <w:t xml:space="preserve"> e navegar ate a tela </w:t>
+      </w:r>
+      <w:r>
+        <w:rPr>
+          <w:rFonts w:ascii="Arial" w:hAnsi="Arial" w:cs="Arial"/>
+          <w:sz w:val="24"/>
+          <w:szCs w:val="24"/>
+        </w:rPr>
+        <w:t>01</w:t>
+      </w:r>
+    </w:p>
+    <w:p>
+      <w:pPr>
+        <w:rPr>
+          <w:rFonts w:ascii="Arial" w:hAnsi="Arial" w:cs="Arial"/>
+          <w:sz w:val="24"/>
+          <w:szCs w:val="24"/>
+        </w:rPr>
+      </w:pPr>
+      <w:r>
+        <w:rPr>
+          <w:rFonts w:ascii="Arial" w:hAnsi="Arial" w:cs="Arial"/>
+          <w:sz w:val="24"/>
+          <w:szCs w:val="24"/>
+        </w:rPr>
+        <w:t>Selecionar</w:t>
+      </w:r>
+      <w:r>
+        <w:rPr>
+          <w:rFonts w:ascii="Arial" w:hAnsi="Arial" w:cs="Arial"/>
+          <w:sz w:val="24"/>
+          <w:szCs w:val="24"/>
+        </w:rPr>
+        <w:t xml:space="preserve"> os campos conforme a imagem:</w:t>
+      </w:r>
+    </w:p>
+    <w:p>
+      <w:pPr>
+        <w:rPr>
+          <w:rFonts w:ascii="Arial" w:hAnsi="Arial" w:cs="Arial"/>
+          <w:sz w:val="24"/>
+          <w:szCs w:val="24"/>
+        </w:rPr>
+      </w:pPr>
+      <w:r>
+        <w:rPr>
+          <w:rFonts w:ascii="Arial" w:hAnsi="Arial" w:cs="Arial"/>
+          <w:noProof/>
+          <w:sz w:val="24"/>
+          <w:szCs w:val="24"/>
+          <w:lang w:eastAsia="pt-BR"/>
+        </w:rPr>
+        <w:drawing>
+          <wp:anchor distT="0" distB="0" distL="114300" distR="114300" simplePos="0" relativeHeight="251659264" behindDoc="1" locked="0" layoutInCell="1" allowOverlap="1" wp14:anchorId="3A6983CC" wp14:editId="7CF1F83B">
+            <wp:simplePos x="0" y="0"/>
+            <wp:positionH relativeFrom="column">
+              <wp:posOffset>459105</wp:posOffset>
+            </wp:positionH>
+            <wp:positionV relativeFrom="paragraph">
+              <wp:posOffset>121920</wp:posOffset>
+            </wp:positionV>
+            <wp:extent cx="5607050" cy="4200525"/>
+            <wp:effectExtent l="0" t="0" r="0" b="9525"/>
+            <wp:wrapNone/>
+            <wp:docPr id="2" name="Imagem 2"/>
+            <wp:cNvGraphicFramePr>
+              <a:graphicFrameLocks xmlns:a="http://schemas.openxmlformats.org/drawingml/2006/main" noChangeAspect="1"/>
+            </wp:cNvGraphicFramePr>
+            <a:graphic xmlns:a="http://schemas.openxmlformats.org/drawingml/2006/main">
+              <a:graphicData uri="http://schemas.openxmlformats.org/drawingml/2006/picture">
+                <pic:pic xmlns:pic="http://schemas.openxmlformats.org/drawingml/2006/picture">
+                  <pic:nvPicPr>
+                    <pic:cNvPr id="2" name="Imagem 2"/>
+                    <pic:cNvPicPr>
+                      <a:picLocks noChangeAspect="1"/>
+                    </pic:cNvPicPr>
+                  </pic:nvPicPr>
+                  <pic:blipFill>
+                    <a:blip r:embed="rId11">
+                      <a:extLst>
+                        <a:ext uri="{28A0092B-C50C-407E-A947-70E740481C1C}">
+                          <a14:useLocalDpi xmlns:a14="http://schemas.microsoft.com/office/drawing/2010/main" val="0"/>
+                        </a:ext>
+                      </a:extLst>
+                    </a:blip>
+                    <a:stretch>
+                      <a:fillRect/>
+                    </a:stretch>
+                  </pic:blipFill>
+                  <pic:spPr>
+                    <a:xfrm>
+                      <a:off x="0" y="0"/>
+                      <a:ext cx="5607050" cy="4200525"/>
+                    </a:xfrm>
+                    <a:prstGeom prst="rect">
+                      <a:avLst/>
+                    </a:prstGeom>
+                  </pic:spPr>
+                </pic:pic>
+              </a:graphicData>
+            </a:graphic>
+          </wp:anchor>
+        </w:drawing>
+      </w:r>
+    </w:p>
+    <w:p>
+      <w:pPr>
+        <w:rPr>
+          <w:rFonts w:ascii="Arial" w:hAnsi="Arial" w:cs="Arial"/>
+          <w:sz w:val="24"/>
+          <w:szCs w:val="24"/>
+        </w:rPr>
+      </w:pPr>
+    </w:p>
+    <w:p>
+      <w:pPr>
+        <w:rPr>
+          <w:rFonts w:ascii="Arial" w:hAnsi="Arial" w:cs="Arial"/>
+          <w:sz w:val="24"/>
+          <w:szCs w:val="24"/>
+        </w:rPr>
+      </w:pPr>
+    </w:p>
+    <w:p>
+      <w:pPr>
+        <w:rPr>
+          <w:rFonts w:ascii="Arial" w:hAnsi="Arial" w:cs="Arial"/>
+          <w:sz w:val="24"/>
+          <w:szCs w:val="24"/>
+        </w:rPr>
+      </w:pPr>
+    </w:p>
+    <w:p>
+      <w:pPr>
+        <w:rPr>
+          <w:rFonts w:ascii="Arial" w:hAnsi="Arial" w:cs="Arial"/>
+          <w:sz w:val="24"/>
+          <w:szCs w:val="24"/>
+        </w:rPr>
+      </w:pPr>
+    </w:p>
+    <w:p>
+      <w:pPr>
+        <w:rPr>
+          <w:rFonts w:ascii="Arial" w:hAnsi="Arial" w:cs="Arial"/>
+          <w:sz w:val="24"/>
+          <w:szCs w:val="24"/>
+        </w:rPr>
+      </w:pPr>
+    </w:p>
+    <w:p>
+      <w:pPr>
+        <w:rPr>
+          <w:rFonts w:ascii="Arial" w:hAnsi="Arial" w:cs="Arial"/>
+          <w:sz w:val="24"/>
+          <w:szCs w:val="24"/>
+        </w:rPr>
+      </w:pPr>
+    </w:p>
+    <w:p>
+      <w:pPr>
+        <w:rPr>
+          <w:rFonts w:ascii="Arial" w:hAnsi="Arial" w:cs="Arial"/>
+          <w:sz w:val="24"/>
+          <w:szCs w:val="24"/>
+        </w:rPr>
+      </w:pPr>
+    </w:p>
+    <w:p>
+      <w:pPr>
+        <w:rPr>
+          <w:rFonts w:ascii="Arial" w:hAnsi="Arial" w:cs="Arial"/>
+          <w:sz w:val="24"/>
+          <w:szCs w:val="24"/>
+        </w:rPr>
+      </w:pPr>
+    </w:p>
+    <w:p>
+      <w:pPr>
+        <w:rPr>
+          <w:rFonts w:ascii="Arial" w:hAnsi="Arial" w:cs="Arial"/>
+          <w:sz w:val="24"/>
+          <w:szCs w:val="24"/>
+        </w:rPr>
+      </w:pPr>
+    </w:p>
+    <w:p>
+      <w:pPr>
+        <w:rPr>
+          <w:rFonts w:ascii="Arial" w:hAnsi="Arial" w:cs="Arial"/>
+          <w:sz w:val="24"/>
+          <w:szCs w:val="24"/>
+        </w:rPr>
+      </w:pPr>
+    </w:p>
+    <w:p>
+      <w:pPr>
+        <w:rPr>
+          <w:rFonts w:ascii="Arial" w:hAnsi="Arial" w:cs="Arial"/>
+          <w:sz w:val="24"/>
+          <w:szCs w:val="24"/>
+        </w:rPr>
+      </w:pPr>
+    </w:p>
+    <w:p>
+      <w:pPr>
+        <w:rPr>
+          <w:rFonts w:ascii="Arial" w:hAnsi="Arial" w:cs="Arial"/>
+          <w:sz w:val="24"/>
+          <w:szCs w:val="24"/>
+        </w:rPr>
+      </w:pPr>
+    </w:p>
+    <w:p>
+      <w:pPr>
+        <w:rPr>
+          <w:rFonts w:ascii="Arial" w:hAnsi="Arial" w:cs="Arial"/>
+          <w:sz w:val="24"/>
+          <w:szCs w:val="24"/>
+        </w:rPr>
+      </w:pPr>
+    </w:p>
+    <w:p>
+      <w:pPr>
+        <w:rPr>
+          <w:rFonts w:ascii="Arial" w:hAnsi="Arial" w:cs="Arial"/>
+          <w:sz w:val="24"/>
+          <w:szCs w:val="24"/>
+        </w:rPr>
+      </w:pPr>
+    </w:p>
+    <w:p>
+      <w:pPr>
+        <w:rPr>
+          <w:rFonts w:ascii="Arial" w:hAnsi="Arial" w:cs="Arial"/>
+          <w:sz w:val="24"/>
+          <w:szCs w:val="24"/>
+        </w:rPr>
+      </w:pPr>
+    </w:p>
+    <w:p>
+      <w:pPr>
+        <w:rPr>
+          <w:rFonts w:ascii="Arial" w:hAnsi="Arial" w:cs="Arial"/>
+          <w:sz w:val="24"/>
+          <w:szCs w:val="24"/>
+        </w:rPr>
+      </w:pPr>
+    </w:p>
+    <w:p>
+      <w:pPr>
+        <w:rPr>
+          <w:rFonts w:ascii="Arial" w:hAnsi="Arial" w:cs="Arial"/>
+          <w:sz w:val="24"/>
+          <w:szCs w:val="24"/>
+        </w:rPr>
+      </w:pPr>
+      <w:r>
+        <w:rPr>
+          <w:rFonts w:ascii="Arial" w:hAnsi="Arial" w:cs="Arial"/>
+          <w:sz w:val="24"/>
+          <w:szCs w:val="24"/>
+        </w:rPr>
+        <w:t>No campo</w:t>
+      </w:r>
+      <w:proofErr w:type="gramStart"/>
+      <w:r>
+        <w:rPr>
+          <w:rFonts w:ascii="Arial" w:hAnsi="Arial" w:cs="Arial"/>
+          <w:sz w:val="24"/>
+          <w:szCs w:val="24"/>
+        </w:rPr>
+        <w:t xml:space="preserve">  </w:t>
+      </w:r>
+      <w:proofErr w:type="gramEnd"/>
+      <w:r>
+        <w:rPr>
+          <w:rFonts w:ascii="Arial" w:hAnsi="Arial" w:cs="Arial"/>
+          <w:sz w:val="24"/>
+          <w:szCs w:val="24"/>
+        </w:rPr>
+        <w:t>IT-CO-RUBRICA pode se colocar “=” caso seja somente uma ou “OU” se for mais.</w:t>
+      </w:r>
+    </w:p>
+    <w:p>
+      <w:pPr>
+        <w:rPr>
+          <w:rFonts w:ascii="Arial" w:hAnsi="Arial" w:cs="Arial"/>
+          <w:sz w:val="24"/>
+          <w:szCs w:val="24"/>
+        </w:rPr>
+      </w:pPr>
+      <w:r>
+        <w:rPr>
+          <w:rFonts w:ascii="Arial" w:hAnsi="Arial" w:cs="Arial"/>
+          <w:noProof/>
+          <w:sz w:val="24"/>
+          <w:szCs w:val="24"/>
+          <w:lang w:eastAsia="pt-BR"/>
+        </w:rPr>
+        <w:drawing>
+          <wp:anchor distT="0" distB="0" distL="114300" distR="114300" simplePos="0" relativeHeight="251660288" behindDoc="1" locked="0" layoutInCell="1" allowOverlap="1" wp14:anchorId="02856509" wp14:editId="5281C95C">
+            <wp:simplePos x="0" y="0"/>
+            <wp:positionH relativeFrom="column">
+              <wp:posOffset>664210</wp:posOffset>
+            </wp:positionH>
+            <wp:positionV relativeFrom="paragraph">
+              <wp:posOffset>201295</wp:posOffset>
+            </wp:positionV>
+            <wp:extent cx="5607050" cy="4321175"/>
+            <wp:effectExtent l="0" t="0" r="0" b="3175"/>
+            <wp:wrapNone/>
+            <wp:docPr id="3" name="Imagem 3"/>
+            <wp:cNvGraphicFramePr>
+              <a:graphicFrameLocks xmlns:a="http://schemas.openxmlformats.org/drawingml/2006/main" noChangeAspect="1"/>
+            </wp:cNvGraphicFramePr>
+            <a:graphic xmlns:a="http://schemas.openxmlformats.org/drawingml/2006/main">
+              <a:graphicData uri="http://schemas.openxmlformats.org/drawingml/2006/picture">
+                <pic:pic xmlns:pic="http://schemas.openxmlformats.org/drawingml/2006/picture">
+                  <pic:nvPicPr>
+                    <pic:cNvPr id="3" name="Imagem 3"/>
+                    <pic:cNvPicPr>
+                      <a:picLocks noChangeAspect="1"/>
+                    </pic:cNvPicPr>
+                  </pic:nvPicPr>
+                  <pic:blipFill>
+                    <a:blip r:embed="rId12">
+                      <a:extLst>
+                        <a:ext uri="{28A0092B-C50C-407E-A947-70E740481C1C}">
+                          <a14:useLocalDpi xmlns:a14="http://schemas.microsoft.com/office/drawing/2010/main" val="0"/>
+                        </a:ext>
+                      </a:extLst>
+                    </a:blip>
+                    <a:stretch>
+                      <a:fillRect/>
+                    </a:stretch>
+                  </pic:blipFill>
+                  <pic:spPr>
+                    <a:xfrm>
+                      <a:off x="0" y="0"/>
+                      <a:ext cx="5607050" cy="4321175"/>
+                    </a:xfrm>
+                    <a:prstGeom prst="rect">
+                      <a:avLst/>
+                    </a:prstGeom>
+                  </pic:spPr>
+                </pic:pic>
+              </a:graphicData>
+            </a:graphic>
+          </wp:anchor>
+        </w:drawing>
+      </w:r>
+    </w:p>
+    <w:p>
+      <w:pPr>
+        <w:rPr>
+          <w:rFonts w:ascii="Arial" w:hAnsi="Arial" w:cs="Arial"/>
+          <w:sz w:val="24"/>
+          <w:szCs w:val="24"/>
+        </w:rPr>
+      </w:pPr>
+    </w:p>
+    <w:p>
+      <w:pPr>
+        <w:rPr>
+          <w:rFonts w:ascii="Arial" w:hAnsi="Arial" w:cs="Arial"/>
+          <w:sz w:val="24"/>
+          <w:szCs w:val="24"/>
+        </w:rPr>
+      </w:pPr>
+    </w:p>
+    <w:p>
+      <w:pPr>
+        <w:rPr>
+          <w:rFonts w:ascii="Arial" w:hAnsi="Arial" w:cs="Arial"/>
+          <w:sz w:val="24"/>
+          <w:szCs w:val="24"/>
+        </w:rPr>
+      </w:pPr>
+    </w:p>
+    <w:p>
+      <w:pPr>
+        <w:rPr>
+          <w:rFonts w:ascii="Arial" w:hAnsi="Arial" w:cs="Arial"/>
+          <w:sz w:val="24"/>
+          <w:szCs w:val="24"/>
+        </w:rPr>
+      </w:pPr>
+    </w:p>
+    <w:p>
+      <w:pPr>
+        <w:rPr>
+          <w:rFonts w:ascii="Arial" w:hAnsi="Arial" w:cs="Arial"/>
+          <w:sz w:val="24"/>
+          <w:szCs w:val="24"/>
+        </w:rPr>
+      </w:pPr>
+    </w:p>
+    <w:p>
+      <w:pPr>
+        <w:rPr>
+          <w:rFonts w:ascii="Arial" w:hAnsi="Arial" w:cs="Arial"/>
+          <w:sz w:val="24"/>
+          <w:szCs w:val="24"/>
+        </w:rPr>
+      </w:pPr>
+    </w:p>
+    <w:p>
+      <w:pPr>
+        <w:rPr>
+          <w:rFonts w:ascii="Arial" w:hAnsi="Arial" w:cs="Arial"/>
+          <w:sz w:val="24"/>
+          <w:szCs w:val="24"/>
+        </w:rPr>
+      </w:pPr>
+    </w:p>
+    <w:p>
+      <w:pPr>
+        <w:rPr>
+          <w:rFonts w:ascii="Arial" w:hAnsi="Arial" w:cs="Arial"/>
+          <w:sz w:val="24"/>
+          <w:szCs w:val="24"/>
+        </w:rPr>
+      </w:pPr>
+    </w:p>
+    <w:p>
+      <w:pPr>
+        <w:rPr>
+          <w:rFonts w:ascii="Arial" w:hAnsi="Arial" w:cs="Arial"/>
+          <w:sz w:val="24"/>
+          <w:szCs w:val="24"/>
+        </w:rPr>
+      </w:pPr>
+    </w:p>
+    <w:p>
+      <w:pPr>
+        <w:rPr>
+          <w:rFonts w:ascii="Arial" w:hAnsi="Arial" w:cs="Arial"/>
+          <w:sz w:val="24"/>
+          <w:szCs w:val="24"/>
+        </w:rPr>
+      </w:pPr>
+    </w:p>
+    <w:p>
+      <w:pPr>
+        <w:rPr>
+          <w:rFonts w:ascii="Arial" w:hAnsi="Arial" w:cs="Arial"/>
+          <w:sz w:val="24"/>
+          <w:szCs w:val="24"/>
+        </w:rPr>
+      </w:pPr>
+    </w:p>
+    <w:p>
+      <w:pPr>
+        <w:rPr>
+          <w:rFonts w:ascii="Arial" w:hAnsi="Arial" w:cs="Arial"/>
+          <w:sz w:val="24"/>
+          <w:szCs w:val="24"/>
+        </w:rPr>
+      </w:pPr>
+    </w:p>
+    <w:p>
+      <w:pPr>
+        <w:rPr>
+          <w:rFonts w:ascii="Arial" w:hAnsi="Arial" w:cs="Arial"/>
+          <w:sz w:val="24"/>
+          <w:szCs w:val="24"/>
+        </w:rPr>
+      </w:pPr>
+    </w:p>
+    <w:p>
+      <w:pPr>
+        <w:rPr>
+          <w:rFonts w:ascii="Arial" w:hAnsi="Arial" w:cs="Arial"/>
+          <w:sz w:val="24"/>
+          <w:szCs w:val="24"/>
+        </w:rPr>
+      </w:pPr>
+    </w:p>
+    <w:p>
+      <w:pPr>
+        <w:rPr>
+          <w:rFonts w:ascii="Arial" w:hAnsi="Arial" w:cs="Arial"/>
+          <w:sz w:val="24"/>
+          <w:szCs w:val="24"/>
+        </w:rPr>
+      </w:pPr>
+      <w:r>
+        <w:rPr>
+          <w:rFonts w:ascii="Arial" w:hAnsi="Arial" w:cs="Arial"/>
+          <w:sz w:val="24"/>
+          <w:szCs w:val="24"/>
+        </w:rPr>
+        <w:t>Digitar a rubrica desejada</w:t>
+      </w:r>
+      <w:r>
+        <w:rPr>
+          <w:rFonts w:ascii="Arial" w:hAnsi="Arial" w:cs="Arial"/>
+          <w:sz w:val="24"/>
+          <w:szCs w:val="24"/>
+        </w:rPr>
+        <w:t xml:space="preserve"> caso for somente uma</w:t>
+      </w:r>
+    </w:p>
+    <w:p>
+      <w:pPr>
+        <w:rPr>
+          <w:rFonts w:ascii="Arial" w:hAnsi="Arial" w:cs="Arial"/>
+          <w:sz w:val="24"/>
+          <w:szCs w:val="24"/>
+        </w:rPr>
+      </w:pPr>
+      <w:r>
+        <w:rPr>
+          <w:rFonts w:ascii="Arial" w:hAnsi="Arial" w:cs="Arial"/>
+          <w:noProof/>
+          <w:sz w:val="24"/>
+          <w:szCs w:val="24"/>
+          <w:lang w:eastAsia="pt-BR"/>
+        </w:rPr>
+        <w:drawing>
+          <wp:anchor distT="0" distB="0" distL="114300" distR="114300" simplePos="0" relativeHeight="251661312" behindDoc="1" locked="0" layoutInCell="1" allowOverlap="1" wp14:anchorId="2FBD5D2E" wp14:editId="0EAC7A37">
+            <wp:simplePos x="0" y="0"/>
+            <wp:positionH relativeFrom="column">
+              <wp:posOffset>285115</wp:posOffset>
+            </wp:positionH>
+            <wp:positionV relativeFrom="paragraph">
+              <wp:posOffset>114935</wp:posOffset>
             </wp:positionV>
             <wp:extent cx="5612130" cy="4303395"/>
             <wp:effectExtent l="0" t="0" r="7620" b="1905"/>
@@ -14920,7 +15374,7 @@
                     <pic:cNvPicPr/>
                   </pic:nvPicPr>
                   <pic:blipFill>
-                    <a:blip r:embed="rId14">
+                    <a:blip r:embed="rId13">
                       <a:extLst>
                         <a:ext uri="{28A0092B-C50C-407E-A947-70E740481C1C}">
                           <a14:useLocalDpi xmlns:a14="http://schemas.microsoft.com/office/drawing/2010/main" val="0"/>
@@ -15051,49 +15505,14 @@
           <w:szCs w:val="24"/>
         </w:rPr>
       </w:pPr>
-    </w:p>
-    <w:p>
-      <w:pPr>
-        <w:rPr>
-          <w:rFonts w:ascii="Arial" w:hAnsi="Arial" w:cs="Arial"/>
-          <w:sz w:val="24"/>
-          <w:szCs w:val="24"/>
-        </w:rPr>
-      </w:pPr>
-    </w:p>
-    <w:p>
-      <w:pPr>
-        <w:rPr>
-          <w:rFonts w:ascii="Arial" w:hAnsi="Arial" w:cs="Arial"/>
-          <w:sz w:val="24"/>
-          <w:szCs w:val="24"/>
-        </w:rPr>
-      </w:pPr>
-    </w:p>
-    <w:p>
-      <w:pPr>
-        <w:rPr>
-          <w:rFonts w:ascii="Arial" w:hAnsi="Arial" w:cs="Arial"/>
-          <w:sz w:val="24"/>
-          <w:szCs w:val="24"/>
-        </w:rPr>
-      </w:pPr>
-    </w:p>
-    <w:p>
-      <w:pPr>
-        <w:rPr>
-          <w:rFonts w:ascii="Arial" w:hAnsi="Arial" w:cs="Arial"/>
-          <w:sz w:val="24"/>
-          <w:szCs w:val="24"/>
-        </w:rPr>
-      </w:pPr>
-      <w:r>
-        <w:rPr>
-          <w:rFonts w:ascii="Arial" w:hAnsi="Arial" w:cs="Arial"/>
-          <w:sz w:val="24"/>
-          <w:szCs w:val="24"/>
-        </w:rPr>
-        <w:t>Digitar ‘te’ para ver o resultado em tela</w:t>
+      <w:r>
+        <w:rPr>
+          <w:rFonts w:ascii="Arial" w:hAnsi="Arial" w:cs="Arial"/>
+          <w:sz w:val="24"/>
+          <w:szCs w:val="24"/>
+        </w:rPr>
+        <w:lastRenderedPageBreak/>
+        <w:t>Digitar a rubrica desejada caso for mais que uma</w:t>
       </w:r>
     </w:p>
     <w:p>
@@ -15113,13 +15532,229 @@
           <w:lang w:eastAsia="pt-BR"/>
         </w:rPr>
         <w:drawing>
-          <wp:anchor distT="0" distB="0" distL="114300" distR="114300" simplePos="0" relativeHeight="251662336" behindDoc="1" locked="0" layoutInCell="1" allowOverlap="1" wp14:anchorId="7DFD87EA" wp14:editId="02541386">
+          <wp:anchor distT="0" distB="0" distL="114300" distR="114300" simplePos="0" relativeHeight="251677696" behindDoc="1" locked="0" layoutInCell="1" allowOverlap="1" wp14:anchorId="4A273B35" wp14:editId="5E174DA6">
             <wp:simplePos x="0" y="0"/>
             <wp:positionH relativeFrom="column">
-              <wp:posOffset>5715</wp:posOffset>
+              <wp:posOffset>400050</wp:posOffset>
             </wp:positionH>
             <wp:positionV relativeFrom="paragraph">
-              <wp:posOffset>100594</wp:posOffset>
+              <wp:posOffset>228600</wp:posOffset>
+            </wp:positionV>
+            <wp:extent cx="5612130" cy="4458970"/>
+            <wp:effectExtent l="0" t="0" r="7620" b="0"/>
+            <wp:wrapNone/>
+            <wp:docPr id="21" name="Imagem 21"/>
+            <wp:cNvGraphicFramePr>
+              <a:graphicFrameLocks xmlns:a="http://schemas.openxmlformats.org/drawingml/2006/main" noChangeAspect="1"/>
+            </wp:cNvGraphicFramePr>
+            <a:graphic xmlns:a="http://schemas.openxmlformats.org/drawingml/2006/main">
+              <a:graphicData uri="http://schemas.openxmlformats.org/drawingml/2006/picture">
+                <pic:pic xmlns:pic="http://schemas.openxmlformats.org/drawingml/2006/picture">
+                  <pic:nvPicPr>
+                    <pic:cNvPr id="0" name=""/>
+                    <pic:cNvPicPr/>
+                  </pic:nvPicPr>
+                  <pic:blipFill>
+                    <a:blip r:embed="rId14">
+                      <a:extLst>
+                        <a:ext uri="{28A0092B-C50C-407E-A947-70E740481C1C}">
+                          <a14:useLocalDpi xmlns:a14="http://schemas.microsoft.com/office/drawing/2010/main" val="0"/>
+                        </a:ext>
+                      </a:extLst>
+                    </a:blip>
+                    <a:stretch>
+                      <a:fillRect/>
+                    </a:stretch>
+                  </pic:blipFill>
+                  <pic:spPr>
+                    <a:xfrm>
+                      <a:off x="0" y="0"/>
+                      <a:ext cx="5612130" cy="4458970"/>
+                    </a:xfrm>
+                    <a:prstGeom prst="rect">
+                      <a:avLst/>
+                    </a:prstGeom>
+                  </pic:spPr>
+                </pic:pic>
+              </a:graphicData>
+            </a:graphic>
+            <wp14:sizeRelH relativeFrom="page">
+              <wp14:pctWidth>0</wp14:pctWidth>
+            </wp14:sizeRelH>
+            <wp14:sizeRelV relativeFrom="page">
+              <wp14:pctHeight>0</wp14:pctHeight>
+            </wp14:sizeRelV>
+          </wp:anchor>
+        </w:drawing>
+      </w:r>
+    </w:p>
+    <w:p>
+      <w:pPr>
+        <w:rPr>
+          <w:rFonts w:ascii="Arial" w:hAnsi="Arial" w:cs="Arial"/>
+          <w:sz w:val="24"/>
+          <w:szCs w:val="24"/>
+        </w:rPr>
+      </w:pPr>
+    </w:p>
+    <w:p>
+      <w:pPr>
+        <w:rPr>
+          <w:rFonts w:ascii="Arial" w:hAnsi="Arial" w:cs="Arial"/>
+          <w:sz w:val="24"/>
+          <w:szCs w:val="24"/>
+        </w:rPr>
+      </w:pPr>
+    </w:p>
+    <w:p>
+      <w:pPr>
+        <w:rPr>
+          <w:rFonts w:ascii="Arial" w:hAnsi="Arial" w:cs="Arial"/>
+          <w:sz w:val="24"/>
+          <w:szCs w:val="24"/>
+        </w:rPr>
+      </w:pPr>
+    </w:p>
+    <w:p>
+      <w:pPr>
+        <w:rPr>
+          <w:rFonts w:ascii="Arial" w:hAnsi="Arial" w:cs="Arial"/>
+          <w:sz w:val="24"/>
+          <w:szCs w:val="24"/>
+        </w:rPr>
+      </w:pPr>
+    </w:p>
+    <w:p>
+      <w:pPr>
+        <w:rPr>
+          <w:rFonts w:ascii="Arial" w:hAnsi="Arial" w:cs="Arial"/>
+          <w:sz w:val="24"/>
+          <w:szCs w:val="24"/>
+        </w:rPr>
+      </w:pPr>
+    </w:p>
+    <w:p>
+      <w:pPr>
+        <w:rPr>
+          <w:rFonts w:ascii="Arial" w:hAnsi="Arial" w:cs="Arial"/>
+          <w:sz w:val="24"/>
+          <w:szCs w:val="24"/>
+        </w:rPr>
+      </w:pPr>
+    </w:p>
+    <w:p>
+      <w:pPr>
+        <w:rPr>
+          <w:rFonts w:ascii="Arial" w:hAnsi="Arial" w:cs="Arial"/>
+          <w:sz w:val="24"/>
+          <w:szCs w:val="24"/>
+        </w:rPr>
+      </w:pPr>
+    </w:p>
+    <w:p>
+      <w:pPr>
+        <w:rPr>
+          <w:rFonts w:ascii="Arial" w:hAnsi="Arial" w:cs="Arial"/>
+          <w:sz w:val="24"/>
+          <w:szCs w:val="24"/>
+        </w:rPr>
+      </w:pPr>
+    </w:p>
+    <w:p>
+      <w:pPr>
+        <w:rPr>
+          <w:rFonts w:ascii="Arial" w:hAnsi="Arial" w:cs="Arial"/>
+          <w:sz w:val="24"/>
+          <w:szCs w:val="24"/>
+        </w:rPr>
+      </w:pPr>
+    </w:p>
+    <w:p>
+      <w:pPr>
+        <w:rPr>
+          <w:rFonts w:ascii="Arial" w:hAnsi="Arial" w:cs="Arial"/>
+          <w:sz w:val="24"/>
+          <w:szCs w:val="24"/>
+        </w:rPr>
+      </w:pPr>
+    </w:p>
+    <w:p>
+      <w:pPr>
+        <w:rPr>
+          <w:rFonts w:ascii="Arial" w:hAnsi="Arial" w:cs="Arial"/>
+          <w:sz w:val="24"/>
+          <w:szCs w:val="24"/>
+        </w:rPr>
+      </w:pPr>
+    </w:p>
+    <w:p>
+      <w:pPr>
+        <w:rPr>
+          <w:rFonts w:ascii="Arial" w:hAnsi="Arial" w:cs="Arial"/>
+          <w:sz w:val="24"/>
+          <w:szCs w:val="24"/>
+        </w:rPr>
+      </w:pPr>
+    </w:p>
+    <w:p>
+      <w:pPr>
+        <w:rPr>
+          <w:rFonts w:ascii="Arial" w:hAnsi="Arial" w:cs="Arial"/>
+          <w:sz w:val="24"/>
+          <w:szCs w:val="24"/>
+        </w:rPr>
+      </w:pPr>
+    </w:p>
+    <w:p>
+      <w:pPr>
+        <w:rPr>
+          <w:rFonts w:ascii="Arial" w:hAnsi="Arial" w:cs="Arial"/>
+          <w:sz w:val="24"/>
+          <w:szCs w:val="24"/>
+        </w:rPr>
+      </w:pPr>
+    </w:p>
+    <w:p>
+      <w:pPr>
+        <w:rPr>
+          <w:rFonts w:ascii="Arial" w:hAnsi="Arial" w:cs="Arial"/>
+          <w:sz w:val="24"/>
+          <w:szCs w:val="24"/>
+        </w:rPr>
+      </w:pPr>
+      <w:r>
+        <w:rPr>
+          <w:rFonts w:ascii="Arial" w:hAnsi="Arial" w:cs="Arial"/>
+          <w:sz w:val="24"/>
+          <w:szCs w:val="24"/>
+        </w:rPr>
+        <w:t>Digitar ‘te’ para ver o resultado em tela</w:t>
+      </w:r>
+    </w:p>
+    <w:p>
+      <w:pPr>
+        <w:rPr>
+          <w:rFonts w:ascii="Arial" w:hAnsi="Arial" w:cs="Arial"/>
+          <w:sz w:val="24"/>
+          <w:szCs w:val="24"/>
+        </w:rPr>
+      </w:pPr>
+      <w:r>
+        <w:rPr>
+          <w:rFonts w:ascii="Arial" w:hAnsi="Arial" w:cs="Arial"/>
+          <w:noProof/>
+          <w:sz w:val="24"/>
+          <w:szCs w:val="24"/>
+          <w:lang w:eastAsia="pt-BR"/>
+        </w:rPr>
+        <w:drawing>
+          <wp:anchor distT="0" distB="0" distL="114300" distR="114300" simplePos="0" relativeHeight="251662336" behindDoc="1" locked="0" layoutInCell="1" allowOverlap="1" wp14:anchorId="0F58CD83" wp14:editId="5CD0D123">
+            <wp:simplePos x="0" y="0"/>
+            <wp:positionH relativeFrom="column">
+              <wp:posOffset>461010</wp:posOffset>
+            </wp:positionH>
+            <wp:positionV relativeFrom="paragraph">
+              <wp:posOffset>64770</wp:posOffset>
             </wp:positionV>
             <wp:extent cx="5612130" cy="4284980"/>
             <wp:effectExtent l="0" t="0" r="7620" b="1270"/>
@@ -15291,6 +15926,7 @@
           <w:sz w:val="24"/>
           <w:szCs w:val="24"/>
         </w:rPr>
+        <w:lastRenderedPageBreak/>
         <w:t>Copiar os dado</w:t>
       </w:r>
       <w:r>
@@ -15299,7 +15935,25 @@
           <w:sz w:val="24"/>
           <w:szCs w:val="24"/>
         </w:rPr>
-        <w:t xml:space="preserve">s para a tabela de rubrica para </w:t>
+        <w:t>s para a tabela de rubrica</w:t>
+      </w:r>
+      <w:r>
+        <w:rPr>
+          <w:rFonts w:ascii="Arial" w:hAnsi="Arial" w:cs="Arial"/>
+          <w:sz w:val="24"/>
+          <w:szCs w:val="24"/>
+        </w:rPr>
+        <w:t>,</w:t>
+      </w:r>
+      <w:bookmarkStart w:id="1" w:name="_GoBack"/>
+      <w:bookmarkEnd w:id="1"/>
+      <w:r>
+        <w:rPr>
+          <w:rFonts w:ascii="Arial" w:hAnsi="Arial" w:cs="Arial"/>
+          <w:sz w:val="24"/>
+          <w:szCs w:val="24"/>
+        </w:rPr>
+        <w:t xml:space="preserve"> para </w:t>
       </w:r>
       <w:r>
         <w:rPr>
@@ -15536,7 +16190,7 @@
           <w:sz w:val="24"/>
           <w:szCs w:val="24"/>
         </w:rPr>
-        <w:t>Atualização de órgão</w:t>
+        <w:t>ATUALIZAÇÃO DE ÓRGÃO</w:t>
       </w:r>
     </w:p>
     <w:p>
@@ -15832,6 +16486,7 @@
           <w:szCs w:val="24"/>
           <w:lang w:eastAsia="pt-BR"/>
         </w:rPr>
+        <w:lastRenderedPageBreak/>
         <w:drawing>
           <wp:anchor distT="0" distB="0" distL="114300" distR="114300" simplePos="0" relativeHeight="251665408" behindDoc="1" locked="0" layoutInCell="1" allowOverlap="1" wp14:anchorId="57977A68" wp14:editId="693FBD33">
             <wp:simplePos x="0" y="0"/>
@@ -16249,6 +16904,7 @@
           <w:szCs w:val="24"/>
           <w:lang w:eastAsia="pt-BR"/>
         </w:rPr>
+        <w:lastRenderedPageBreak/>
         <mc:AlternateContent>
           <mc:Choice Requires="wpg">
             <w:drawing>
@@ -16635,6 +17291,7 @@
           <w:szCs w:val="24"/>
           <w:lang w:eastAsia="pt-BR"/>
         </w:rPr>
+        <w:lastRenderedPageBreak/>
         <mc:AlternateContent>
           <mc:Choice Requires="wpg">
             <w:drawing>
@@ -17009,19 +17666,934 @@
       <w:pPr>
         <w:rPr>
           <w:rFonts w:ascii="Arial" w:hAnsi="Arial" w:cs="Arial"/>
-          <w:sz w:val="24"/>
-          <w:szCs w:val="24"/>
-        </w:rPr>
-      </w:pPr>
-      <w:r>
-        <w:rPr>
-          <w:rFonts w:ascii="Arial" w:hAnsi="Arial" w:cs="Arial"/>
-          <w:sz w:val="24"/>
-          <w:szCs w:val="24"/>
-        </w:rPr>
-        <w:t>Criar arquivo .</w:t>
+          <w:b/>
+          <w:sz w:val="24"/>
+          <w:szCs w:val="24"/>
+        </w:rPr>
+      </w:pPr>
+      <w:r>
+        <w:rPr>
+          <w:rFonts w:ascii="Arial" w:hAnsi="Arial" w:cs="Arial"/>
+          <w:b/>
+          <w:sz w:val="24"/>
+          <w:szCs w:val="24"/>
+        </w:rPr>
+        <w:lastRenderedPageBreak/>
+        <w:t>ATUALIZAÇÃO DE</w:t>
+      </w:r>
+      <w:r>
+        <w:rPr>
+          <w:rFonts w:ascii="Arial" w:hAnsi="Arial" w:cs="Arial"/>
+          <w:b/>
+          <w:sz w:val="24"/>
+          <w:szCs w:val="24"/>
+        </w:rPr>
+        <w:t xml:space="preserve"> </w:t>
       </w:r>
       <w:proofErr w:type="spellStart"/>
+      <w:proofErr w:type="gramStart"/>
+      <w:r>
+        <w:rPr>
+          <w:rFonts w:ascii="Arial" w:hAnsi="Arial" w:cs="Arial"/>
+          <w:b/>
+          <w:sz w:val="24"/>
+          <w:szCs w:val="24"/>
+        </w:rPr>
+        <w:t>CodTitulacao</w:t>
+      </w:r>
+      <w:proofErr w:type="spellEnd"/>
+      <w:proofErr w:type="gramEnd"/>
+      <w:r>
+        <w:rPr>
+          <w:rFonts w:ascii="Arial" w:hAnsi="Arial" w:cs="Arial"/>
+          <w:b/>
+          <w:sz w:val="24"/>
+          <w:szCs w:val="24"/>
+        </w:rPr>
+        <w:t>:</w:t>
+      </w:r>
+    </w:p>
+    <w:p>
+      <w:pPr>
+        <w:rPr>
+          <w:rFonts w:ascii="Arial" w:hAnsi="Arial" w:cs="Arial"/>
+          <w:b/>
+          <w:sz w:val="24"/>
+          <w:szCs w:val="24"/>
+        </w:rPr>
+      </w:pPr>
+      <w:r>
+        <w:rPr>
+          <w:noProof/>
+          <w:lang w:eastAsia="pt-BR"/>
+        </w:rPr>
+        <w:drawing>
+          <wp:anchor distT="0" distB="0" distL="114300" distR="114300" simplePos="0" relativeHeight="251673600" behindDoc="1" locked="0" layoutInCell="1" allowOverlap="1" wp14:anchorId="0ACD1228" wp14:editId="783E49CA">
+            <wp:simplePos x="0" y="0"/>
+            <wp:positionH relativeFrom="column">
+              <wp:posOffset>893356</wp:posOffset>
+            </wp:positionH>
+            <wp:positionV relativeFrom="paragraph">
+              <wp:posOffset>44446</wp:posOffset>
+            </wp:positionV>
+            <wp:extent cx="4366895" cy="3343910"/>
+            <wp:effectExtent l="0" t="0" r="0" b="8890"/>
+            <wp:wrapNone/>
+            <wp:docPr id="18" name="Imagem 18"/>
+            <wp:cNvGraphicFramePr>
+              <a:graphicFrameLocks xmlns:a="http://schemas.openxmlformats.org/drawingml/2006/main" noChangeAspect="1"/>
+            </wp:cNvGraphicFramePr>
+            <a:graphic xmlns:a="http://schemas.openxmlformats.org/drawingml/2006/main">
+              <a:graphicData uri="http://schemas.openxmlformats.org/drawingml/2006/picture">
+                <pic:pic xmlns:pic="http://schemas.openxmlformats.org/drawingml/2006/picture">
+                  <pic:nvPicPr>
+                    <pic:cNvPr id="0" name=""/>
+                    <pic:cNvPicPr/>
+                  </pic:nvPicPr>
+                  <pic:blipFill>
+                    <a:blip r:embed="rId28">
+                      <a:extLst>
+                        <a:ext uri="{28A0092B-C50C-407E-A947-70E740481C1C}">
+                          <a14:useLocalDpi xmlns:a14="http://schemas.microsoft.com/office/drawing/2010/main" val="0"/>
+                        </a:ext>
+                      </a:extLst>
+                    </a:blip>
+                    <a:stretch>
+                      <a:fillRect/>
+                    </a:stretch>
+                  </pic:blipFill>
+                  <pic:spPr>
+                    <a:xfrm>
+                      <a:off x="0" y="0"/>
+                      <a:ext cx="4366895" cy="3343910"/>
+                    </a:xfrm>
+                    <a:prstGeom prst="rect">
+                      <a:avLst/>
+                    </a:prstGeom>
+                  </pic:spPr>
+                </pic:pic>
+              </a:graphicData>
+            </a:graphic>
+            <wp14:sizeRelH relativeFrom="page">
+              <wp14:pctWidth>0</wp14:pctWidth>
+            </wp14:sizeRelH>
+            <wp14:sizeRelV relativeFrom="page">
+              <wp14:pctHeight>0</wp14:pctHeight>
+            </wp14:sizeRelV>
+          </wp:anchor>
+        </w:drawing>
+      </w:r>
+    </w:p>
+    <w:p>
+      <w:pPr>
+        <w:rPr>
+          <w:rFonts w:ascii="Arial" w:hAnsi="Arial" w:cs="Arial"/>
+          <w:b/>
+          <w:sz w:val="24"/>
+          <w:szCs w:val="24"/>
+        </w:rPr>
+      </w:pPr>
+    </w:p>
+    <w:p>
+      <w:pPr>
+        <w:rPr>
+          <w:rFonts w:ascii="Arial" w:hAnsi="Arial" w:cs="Arial"/>
+          <w:b/>
+          <w:sz w:val="24"/>
+          <w:szCs w:val="24"/>
+        </w:rPr>
+      </w:pPr>
+    </w:p>
+    <w:p>
+      <w:pPr>
+        <w:rPr>
+          <w:rFonts w:ascii="Arial" w:hAnsi="Arial" w:cs="Arial"/>
+          <w:b/>
+          <w:sz w:val="24"/>
+          <w:szCs w:val="24"/>
+        </w:rPr>
+      </w:pPr>
+    </w:p>
+    <w:p>
+      <w:pPr>
+        <w:rPr>
+          <w:rFonts w:ascii="Arial" w:hAnsi="Arial" w:cs="Arial"/>
+          <w:b/>
+          <w:sz w:val="24"/>
+          <w:szCs w:val="24"/>
+        </w:rPr>
+      </w:pPr>
+    </w:p>
+    <w:p>
+      <w:pPr>
+        <w:rPr>
+          <w:rFonts w:ascii="Arial" w:hAnsi="Arial" w:cs="Arial"/>
+          <w:b/>
+          <w:sz w:val="24"/>
+          <w:szCs w:val="24"/>
+        </w:rPr>
+      </w:pPr>
+    </w:p>
+    <w:p>
+      <w:pPr>
+        <w:rPr>
+          <w:rFonts w:ascii="Arial" w:hAnsi="Arial" w:cs="Arial"/>
+          <w:b/>
+          <w:sz w:val="24"/>
+          <w:szCs w:val="24"/>
+        </w:rPr>
+      </w:pPr>
+    </w:p>
+    <w:p>
+      <w:pPr>
+        <w:rPr>
+          <w:rFonts w:ascii="Arial" w:hAnsi="Arial" w:cs="Arial"/>
+          <w:b/>
+          <w:sz w:val="24"/>
+          <w:szCs w:val="24"/>
+        </w:rPr>
+      </w:pPr>
+    </w:p>
+    <w:p>
+      <w:pPr>
+        <w:rPr>
+          <w:rFonts w:ascii="Arial" w:hAnsi="Arial" w:cs="Arial"/>
+          <w:b/>
+          <w:sz w:val="24"/>
+          <w:szCs w:val="24"/>
+        </w:rPr>
+      </w:pPr>
+    </w:p>
+    <w:p>
+      <w:pPr>
+        <w:rPr>
+          <w:rFonts w:ascii="Arial" w:hAnsi="Arial" w:cs="Arial"/>
+          <w:b/>
+          <w:sz w:val="24"/>
+          <w:szCs w:val="24"/>
+        </w:rPr>
+      </w:pPr>
+    </w:p>
+    <w:p>
+      <w:pPr>
+        <w:rPr>
+          <w:rFonts w:ascii="Arial" w:hAnsi="Arial" w:cs="Arial"/>
+          <w:b/>
+          <w:sz w:val="24"/>
+          <w:szCs w:val="24"/>
+        </w:rPr>
+      </w:pPr>
+    </w:p>
+    <w:p>
+      <w:pPr>
+        <w:rPr>
+          <w:rFonts w:ascii="Arial" w:hAnsi="Arial" w:cs="Arial"/>
+          <w:b/>
+          <w:sz w:val="24"/>
+          <w:szCs w:val="24"/>
+        </w:rPr>
+      </w:pPr>
+    </w:p>
+    <w:p>
+      <w:pPr>
+        <w:rPr>
+          <w:rFonts w:ascii="Arial" w:hAnsi="Arial" w:cs="Arial"/>
+          <w:b/>
+          <w:sz w:val="24"/>
+          <w:szCs w:val="24"/>
+        </w:rPr>
+      </w:pPr>
+      <w:r>
+        <w:rPr>
+          <w:rFonts w:ascii="Arial" w:hAnsi="Arial" w:cs="Arial"/>
+          <w:b/>
+          <w:sz w:val="24"/>
+          <w:szCs w:val="24"/>
+        </w:rPr>
+        <w:t xml:space="preserve">Acessar o </w:t>
+      </w:r>
+      <w:proofErr w:type="spellStart"/>
+      <w:r>
+        <w:rPr>
+          <w:rFonts w:ascii="Arial" w:hAnsi="Arial" w:cs="Arial"/>
+          <w:b/>
+          <w:sz w:val="24"/>
+          <w:szCs w:val="24"/>
+        </w:rPr>
+        <w:t>e-siape</w:t>
+      </w:r>
+      <w:proofErr w:type="spellEnd"/>
+      <w:r>
+        <w:rPr>
+          <w:rFonts w:ascii="Arial" w:hAnsi="Arial" w:cs="Arial"/>
+          <w:b/>
+          <w:sz w:val="24"/>
+          <w:szCs w:val="24"/>
+        </w:rPr>
+        <w:t xml:space="preserve">: cadastro de servidores – consulta cadastro- </w:t>
+      </w:r>
+      <w:r>
+        <w:rPr>
+          <w:rFonts w:ascii="Arial" w:hAnsi="Arial" w:cs="Arial"/>
+          <w:b/>
+          <w:sz w:val="24"/>
+          <w:szCs w:val="24"/>
+        </w:rPr>
+        <w:t>dad</w:t>
+      </w:r>
+      <w:r>
+        <w:rPr>
+          <w:rFonts w:ascii="Arial" w:hAnsi="Arial" w:cs="Arial"/>
+          <w:b/>
+          <w:sz w:val="24"/>
+          <w:szCs w:val="24"/>
+        </w:rPr>
+        <w:t xml:space="preserve">os individuais funcionais </w:t>
+      </w:r>
+      <w:proofErr w:type="gramStart"/>
+      <w:r>
+        <w:rPr>
+          <w:rFonts w:ascii="Arial" w:hAnsi="Arial" w:cs="Arial"/>
+          <w:b/>
+          <w:sz w:val="24"/>
+          <w:szCs w:val="24"/>
+        </w:rPr>
+        <w:t>digitar</w:t>
+      </w:r>
+      <w:proofErr w:type="gramEnd"/>
+      <w:r>
+        <w:rPr>
+          <w:rFonts w:ascii="Arial" w:hAnsi="Arial" w:cs="Arial"/>
+          <w:b/>
+          <w:sz w:val="24"/>
+          <w:szCs w:val="24"/>
+        </w:rPr>
+        <w:t xml:space="preserve"> o </w:t>
+      </w:r>
+      <w:proofErr w:type="spellStart"/>
+      <w:r>
+        <w:rPr>
+          <w:rFonts w:ascii="Arial" w:hAnsi="Arial" w:cs="Arial"/>
+          <w:b/>
+          <w:sz w:val="24"/>
+          <w:szCs w:val="24"/>
+        </w:rPr>
+        <w:t>siape</w:t>
+      </w:r>
+      <w:proofErr w:type="spellEnd"/>
+      <w:r>
+        <w:rPr>
+          <w:rFonts w:ascii="Arial" w:hAnsi="Arial" w:cs="Arial"/>
+          <w:b/>
+          <w:sz w:val="24"/>
+          <w:szCs w:val="24"/>
+        </w:rPr>
+        <w:t xml:space="preserve"> </w:t>
+      </w:r>
+      <w:proofErr w:type="spellStart"/>
+      <w:r>
+        <w:rPr>
+          <w:rFonts w:ascii="Arial" w:hAnsi="Arial" w:cs="Arial"/>
+          <w:b/>
+          <w:sz w:val="24"/>
+          <w:szCs w:val="24"/>
+        </w:rPr>
+        <w:t>enter</w:t>
+      </w:r>
+      <w:proofErr w:type="spellEnd"/>
+      <w:r>
+        <w:rPr>
+          <w:rFonts w:ascii="Arial" w:hAnsi="Arial" w:cs="Arial"/>
+          <w:b/>
+          <w:sz w:val="24"/>
+          <w:szCs w:val="24"/>
+        </w:rPr>
+        <w:t xml:space="preserve"> e </w:t>
+      </w:r>
+      <w:proofErr w:type="spellStart"/>
+      <w:r>
+        <w:rPr>
+          <w:rFonts w:ascii="Arial" w:hAnsi="Arial" w:cs="Arial"/>
+          <w:b/>
+          <w:sz w:val="24"/>
+          <w:szCs w:val="24"/>
+        </w:rPr>
+        <w:t>enter</w:t>
+      </w:r>
+      <w:proofErr w:type="spellEnd"/>
+    </w:p>
+    <w:p>
+      <w:pPr>
+        <w:rPr>
+          <w:rFonts w:ascii="Arial" w:hAnsi="Arial" w:cs="Arial"/>
+          <w:b/>
+          <w:sz w:val="24"/>
+          <w:szCs w:val="24"/>
+        </w:rPr>
+      </w:pPr>
+      <w:r>
+        <w:rPr>
+          <w:rFonts w:ascii="Arial" w:hAnsi="Arial" w:cs="Arial"/>
+          <w:b/>
+          <w:noProof/>
+          <w:sz w:val="24"/>
+          <w:szCs w:val="24"/>
+          <w:lang w:eastAsia="pt-BR"/>
+        </w:rPr>
+        <w:drawing>
+          <wp:anchor distT="0" distB="0" distL="114300" distR="114300" simplePos="0" relativeHeight="251671552" behindDoc="1" locked="0" layoutInCell="1" allowOverlap="1" wp14:anchorId="451C6308" wp14:editId="6D0FF19C">
+            <wp:simplePos x="0" y="0"/>
+            <wp:positionH relativeFrom="column">
+              <wp:posOffset>388620</wp:posOffset>
+            </wp:positionH>
+            <wp:positionV relativeFrom="paragraph">
+              <wp:posOffset>140335</wp:posOffset>
+            </wp:positionV>
+            <wp:extent cx="5612130" cy="3275965"/>
+            <wp:effectExtent l="0" t="0" r="7620" b="635"/>
+            <wp:wrapNone/>
+            <wp:docPr id="17" name="Imagem 17"/>
+            <wp:cNvGraphicFramePr>
+              <a:graphicFrameLocks xmlns:a="http://schemas.openxmlformats.org/drawingml/2006/main" noChangeAspect="1"/>
+            </wp:cNvGraphicFramePr>
+            <a:graphic xmlns:a="http://schemas.openxmlformats.org/drawingml/2006/main">
+              <a:graphicData uri="http://schemas.openxmlformats.org/drawingml/2006/picture">
+                <pic:pic xmlns:pic="http://schemas.openxmlformats.org/drawingml/2006/picture">
+                  <pic:nvPicPr>
+                    <pic:cNvPr id="0" name=""/>
+                    <pic:cNvPicPr/>
+                  </pic:nvPicPr>
+                  <pic:blipFill>
+                    <a:blip r:embed="rId29">
+                      <a:extLst>
+                        <a:ext uri="{28A0092B-C50C-407E-A947-70E740481C1C}">
+                          <a14:useLocalDpi xmlns:a14="http://schemas.microsoft.com/office/drawing/2010/main" val="0"/>
+                        </a:ext>
+                      </a:extLst>
+                    </a:blip>
+                    <a:stretch>
+                      <a:fillRect/>
+                    </a:stretch>
+                  </pic:blipFill>
+                  <pic:spPr>
+                    <a:xfrm>
+                      <a:off x="0" y="0"/>
+                      <a:ext cx="5612130" cy="3275965"/>
+                    </a:xfrm>
+                    <a:prstGeom prst="rect">
+                      <a:avLst/>
+                    </a:prstGeom>
+                  </pic:spPr>
+                </pic:pic>
+              </a:graphicData>
+            </a:graphic>
+            <wp14:sizeRelH relativeFrom="page">
+              <wp14:pctWidth>0</wp14:pctWidth>
+            </wp14:sizeRelH>
+            <wp14:sizeRelV relativeFrom="page">
+              <wp14:pctHeight>0</wp14:pctHeight>
+            </wp14:sizeRelV>
+          </wp:anchor>
+        </w:drawing>
+      </w:r>
+    </w:p>
+    <w:p>
+      <w:pPr>
+        <w:rPr>
+          <w:rFonts w:ascii="Arial" w:hAnsi="Arial" w:cs="Arial"/>
+          <w:b/>
+          <w:sz w:val="24"/>
+          <w:szCs w:val="24"/>
+        </w:rPr>
+      </w:pPr>
+    </w:p>
+    <w:p>
+      <w:pPr>
+        <w:rPr>
+          <w:rFonts w:ascii="Arial" w:hAnsi="Arial" w:cs="Arial"/>
+          <w:b/>
+          <w:sz w:val="24"/>
+          <w:szCs w:val="24"/>
+        </w:rPr>
+      </w:pPr>
+    </w:p>
+    <w:p>
+      <w:pPr>
+        <w:rPr>
+          <w:rFonts w:ascii="Arial" w:hAnsi="Arial" w:cs="Arial"/>
+          <w:b/>
+          <w:sz w:val="24"/>
+          <w:szCs w:val="24"/>
+        </w:rPr>
+      </w:pPr>
+    </w:p>
+    <w:p>
+      <w:pPr>
+        <w:rPr>
+          <w:rFonts w:ascii="Arial" w:hAnsi="Arial" w:cs="Arial"/>
+          <w:b/>
+          <w:sz w:val="24"/>
+          <w:szCs w:val="24"/>
+        </w:rPr>
+      </w:pPr>
+    </w:p>
+    <w:p>
+      <w:pPr>
+        <w:rPr>
+          <w:rFonts w:ascii="Arial" w:hAnsi="Arial" w:cs="Arial"/>
+          <w:b/>
+          <w:sz w:val="24"/>
+          <w:szCs w:val="24"/>
+        </w:rPr>
+      </w:pPr>
+    </w:p>
+    <w:p>
+      <w:pPr>
+        <w:rPr>
+          <w:rFonts w:ascii="Arial" w:hAnsi="Arial" w:cs="Arial"/>
+          <w:b/>
+          <w:sz w:val="24"/>
+          <w:szCs w:val="24"/>
+        </w:rPr>
+      </w:pPr>
+    </w:p>
+    <w:p>
+      <w:pPr>
+        <w:rPr>
+          <w:rFonts w:ascii="Arial" w:hAnsi="Arial" w:cs="Arial"/>
+          <w:b/>
+          <w:sz w:val="24"/>
+          <w:szCs w:val="24"/>
+        </w:rPr>
+      </w:pPr>
+    </w:p>
+    <w:p>
+      <w:pPr>
+        <w:rPr>
+          <w:rFonts w:ascii="Arial" w:hAnsi="Arial" w:cs="Arial"/>
+          <w:b/>
+          <w:sz w:val="24"/>
+          <w:szCs w:val="24"/>
+        </w:rPr>
+      </w:pPr>
+    </w:p>
+    <w:p>
+      <w:pPr>
+        <w:rPr>
+          <w:rFonts w:ascii="Arial" w:hAnsi="Arial" w:cs="Arial"/>
+          <w:b/>
+          <w:sz w:val="24"/>
+          <w:szCs w:val="24"/>
+        </w:rPr>
+      </w:pPr>
+    </w:p>
+    <w:p>
+      <w:pPr>
+        <w:rPr>
+          <w:rFonts w:ascii="Arial" w:hAnsi="Arial" w:cs="Arial"/>
+          <w:b/>
+          <w:sz w:val="24"/>
+          <w:szCs w:val="24"/>
+        </w:rPr>
+      </w:pPr>
+    </w:p>
+    <w:p>
+      <w:pPr>
+        <w:rPr>
+          <w:rFonts w:ascii="Arial" w:hAnsi="Arial" w:cs="Arial"/>
+          <w:b/>
+          <w:sz w:val="24"/>
+          <w:szCs w:val="24"/>
+        </w:rPr>
+      </w:pPr>
+    </w:p>
+    <w:p>
+      <w:pPr>
+        <w:rPr>
+          <w:rFonts w:ascii="Arial" w:hAnsi="Arial" w:cs="Arial"/>
+          <w:b/>
+          <w:sz w:val="24"/>
+          <w:szCs w:val="24"/>
+        </w:rPr>
+      </w:pPr>
+    </w:p>
+    <w:p>
+      <w:pPr>
+        <w:rPr>
+          <w:rFonts w:ascii="Arial" w:hAnsi="Arial" w:cs="Arial"/>
+          <w:b/>
+          <w:sz w:val="24"/>
+          <w:szCs w:val="24"/>
+        </w:rPr>
+      </w:pPr>
+    </w:p>
+    <w:p>
+      <w:pPr>
+        <w:rPr>
+          <w:rFonts w:ascii="Arial" w:hAnsi="Arial" w:cs="Arial"/>
+          <w:b/>
+          <w:sz w:val="24"/>
+          <w:szCs w:val="24"/>
+        </w:rPr>
+      </w:pPr>
+    </w:p>
+    <w:p>
+      <w:pPr>
+        <w:rPr>
+          <w:rFonts w:ascii="Helvetica" w:hAnsi="Helvetica"/>
+          <w:b/>
+          <w:bCs/>
+          <w:color w:val="000000"/>
+          <w:sz w:val="18"/>
+          <w:szCs w:val="18"/>
+          <w:shd w:val="clear" w:color="auto" w:fill="DCDCDC"/>
+        </w:rPr>
+      </w:pPr>
+      <w:r>
+        <w:rPr>
+          <w:rFonts w:ascii="Arial" w:hAnsi="Arial" w:cs="Arial"/>
+          <w:sz w:val="24"/>
+          <w:szCs w:val="24"/>
+        </w:rPr>
+        <w:lastRenderedPageBreak/>
+        <w:t xml:space="preserve">Na </w:t>
+      </w:r>
+      <w:r>
+        <w:rPr>
+          <w:rFonts w:ascii="Arial" w:hAnsi="Arial" w:cs="Arial"/>
+          <w:sz w:val="24"/>
+          <w:szCs w:val="24"/>
+        </w:rPr>
+        <w:t>tela de consult</w:t>
+      </w:r>
+      <w:r>
+        <w:rPr>
+          <w:rFonts w:ascii="Arial" w:hAnsi="Arial" w:cs="Arial"/>
+          <w:sz w:val="24"/>
+          <w:szCs w:val="24"/>
+        </w:rPr>
+        <w:t>a dos dados ir ate</w:t>
+      </w:r>
+      <w:proofErr w:type="gramStart"/>
+      <w:r>
+        <w:rPr>
+          <w:rFonts w:ascii="Arial" w:hAnsi="Arial" w:cs="Arial"/>
+          <w:sz w:val="24"/>
+          <w:szCs w:val="24"/>
+        </w:rPr>
+        <w:t xml:space="preserve">  </w:t>
+      </w:r>
+      <w:proofErr w:type="gramEnd"/>
+      <w:r>
+        <w:rPr>
+          <w:rFonts w:ascii="Arial" w:hAnsi="Arial" w:cs="Arial"/>
+          <w:sz w:val="24"/>
+          <w:szCs w:val="24"/>
+        </w:rPr>
+        <w:t>“</w:t>
+      </w:r>
+      <w:r>
+        <w:rPr>
+          <w:rFonts w:ascii="Helvetica" w:hAnsi="Helvetica"/>
+          <w:b/>
+          <w:bCs/>
+          <w:color w:val="000000"/>
+          <w:sz w:val="18"/>
+          <w:szCs w:val="18"/>
+          <w:shd w:val="clear" w:color="auto" w:fill="DCDCDC"/>
+        </w:rPr>
+        <w:t>TITULAÇÃO RECONHECIDA”</w:t>
+      </w:r>
+      <w:r>
+        <w:rPr>
+          <w:rFonts w:ascii="Helvetica" w:hAnsi="Helvetica"/>
+          <w:b/>
+          <w:bCs/>
+          <w:color w:val="000000"/>
+          <w:sz w:val="18"/>
+          <w:szCs w:val="18"/>
+          <w:shd w:val="clear" w:color="auto" w:fill="DCDCDC"/>
+        </w:rPr>
+        <w:t xml:space="preserve"> verifique  se  o </w:t>
+      </w:r>
+      <w:proofErr w:type="spellStart"/>
+      <w:r>
+        <w:rPr>
+          <w:rFonts w:ascii="Helvetica" w:hAnsi="Helvetica"/>
+          <w:b/>
+          <w:bCs/>
+          <w:color w:val="000000"/>
+          <w:sz w:val="18"/>
+          <w:szCs w:val="18"/>
+          <w:shd w:val="clear" w:color="auto" w:fill="DCDCDC"/>
+        </w:rPr>
+        <w:t>cod</w:t>
+      </w:r>
+      <w:proofErr w:type="spellEnd"/>
+      <w:r>
+        <w:rPr>
+          <w:rFonts w:ascii="Helvetica" w:hAnsi="Helvetica"/>
+          <w:b/>
+          <w:bCs/>
+          <w:color w:val="000000"/>
+          <w:sz w:val="18"/>
+          <w:szCs w:val="18"/>
+          <w:shd w:val="clear" w:color="auto" w:fill="DCDCDC"/>
+        </w:rPr>
+        <w:t xml:space="preserve"> é o mesmo solicitado</w:t>
+      </w:r>
+    </w:p>
+    <w:p>
+      <w:pPr>
+        <w:rPr>
+          <w:rFonts w:ascii="Helvetica" w:hAnsi="Helvetica"/>
+          <w:b/>
+          <w:bCs/>
+          <w:color w:val="000000"/>
+          <w:sz w:val="18"/>
+          <w:szCs w:val="18"/>
+          <w:shd w:val="clear" w:color="auto" w:fill="DCDCDC"/>
+        </w:rPr>
+      </w:pPr>
+      <w:r>
+        <w:rPr>
+          <w:rFonts w:ascii="Helvetica" w:hAnsi="Helvetica"/>
+          <w:b/>
+          <w:bCs/>
+          <w:color w:val="000000"/>
+          <w:sz w:val="18"/>
+          <w:szCs w:val="18"/>
+          <w:shd w:val="clear" w:color="auto" w:fill="DCDCDC"/>
+        </w:rPr>
+        <w:t xml:space="preserve">Copie e </w:t>
+      </w:r>
+      <w:proofErr w:type="spellStart"/>
+      <w:r>
+        <w:rPr>
+          <w:rFonts w:ascii="Helvetica" w:hAnsi="Helvetica"/>
+          <w:b/>
+          <w:bCs/>
+          <w:color w:val="000000"/>
+          <w:sz w:val="18"/>
+          <w:szCs w:val="18"/>
+          <w:shd w:val="clear" w:color="auto" w:fill="DCDCDC"/>
+        </w:rPr>
+        <w:t>coloe</w:t>
+      </w:r>
+      <w:proofErr w:type="spellEnd"/>
+      <w:r>
+        <w:rPr>
+          <w:rFonts w:ascii="Helvetica" w:hAnsi="Helvetica"/>
+          <w:b/>
+          <w:bCs/>
+          <w:color w:val="000000"/>
+          <w:sz w:val="18"/>
+          <w:szCs w:val="18"/>
+          <w:shd w:val="clear" w:color="auto" w:fill="DCDCDC"/>
+        </w:rPr>
+        <w:t xml:space="preserve"> o </w:t>
+      </w:r>
+      <w:proofErr w:type="spellStart"/>
+      <w:r>
+        <w:rPr>
+          <w:rFonts w:ascii="Helvetica" w:hAnsi="Helvetica"/>
+          <w:b/>
+          <w:bCs/>
+          <w:color w:val="000000"/>
+          <w:sz w:val="18"/>
+          <w:szCs w:val="18"/>
+          <w:shd w:val="clear" w:color="auto" w:fill="DCDCDC"/>
+        </w:rPr>
+        <w:t>cod</w:t>
+      </w:r>
+      <w:proofErr w:type="spellEnd"/>
+      <w:r>
+        <w:rPr>
+          <w:rFonts w:ascii="Helvetica" w:hAnsi="Helvetica"/>
+          <w:b/>
+          <w:bCs/>
+          <w:color w:val="000000"/>
+          <w:sz w:val="18"/>
+          <w:szCs w:val="18"/>
+          <w:shd w:val="clear" w:color="auto" w:fill="DCDCDC"/>
+        </w:rPr>
+        <w:t xml:space="preserve"> e a</w:t>
+      </w:r>
+      <w:r>
+        <w:rPr>
+          <w:rFonts w:ascii="Helvetica" w:hAnsi="Helvetica"/>
+          <w:b/>
+          <w:bCs/>
+          <w:color w:val="000000"/>
+          <w:sz w:val="18"/>
+          <w:szCs w:val="18"/>
+          <w:shd w:val="clear" w:color="auto" w:fill="DCDCDC"/>
+        </w:rPr>
+        <w:t xml:space="preserve"> descrição na tabela </w:t>
+      </w:r>
+      <w:proofErr w:type="spellStart"/>
+      <w:r>
+        <w:rPr>
+          <w:rFonts w:ascii="Helvetica" w:hAnsi="Helvetica"/>
+          <w:b/>
+          <w:bCs/>
+          <w:color w:val="000000"/>
+          <w:sz w:val="18"/>
+          <w:szCs w:val="18"/>
+          <w:shd w:val="clear" w:color="auto" w:fill="DCDCDC"/>
+        </w:rPr>
+        <w:t>aux</w:t>
+      </w:r>
+      <w:r>
+        <w:rPr>
+          <w:rFonts w:ascii="Helvetica" w:hAnsi="Helvetica"/>
+          <w:b/>
+          <w:bCs/>
+          <w:color w:val="000000"/>
+          <w:sz w:val="18"/>
+          <w:szCs w:val="18"/>
+          <w:shd w:val="clear" w:color="auto" w:fill="DCDCDC"/>
+        </w:rPr>
+        <w:t>_titulacao</w:t>
+      </w:r>
+      <w:proofErr w:type="spellEnd"/>
+    </w:p>
+    <w:p>
+      <w:pPr>
+        <w:rPr>
+          <w:rFonts w:ascii="Arial" w:hAnsi="Arial" w:cs="Arial"/>
+          <w:sz w:val="24"/>
+          <w:szCs w:val="24"/>
+        </w:rPr>
+      </w:pPr>
+      <w:r>
+        <w:rPr>
+          <w:rFonts w:ascii="Arial" w:hAnsi="Arial" w:cs="Arial"/>
+          <w:noProof/>
+          <w:sz w:val="24"/>
+          <w:szCs w:val="24"/>
+          <w:lang w:eastAsia="pt-BR"/>
+        </w:rPr>
+        <w:drawing>
+          <wp:anchor distT="0" distB="0" distL="114300" distR="114300" simplePos="0" relativeHeight="251674624" behindDoc="1" locked="0" layoutInCell="1" allowOverlap="1">
+            <wp:simplePos x="0" y="0"/>
+            <wp:positionH relativeFrom="column">
+              <wp:posOffset>2805</wp:posOffset>
+            </wp:positionH>
+            <wp:positionV relativeFrom="paragraph">
+              <wp:posOffset>-121</wp:posOffset>
+            </wp:positionV>
+            <wp:extent cx="5612130" cy="1341120"/>
+            <wp:effectExtent l="0" t="0" r="7620" b="0"/>
+            <wp:wrapNone/>
+            <wp:docPr id="19" name="Imagem 19"/>
+            <wp:cNvGraphicFramePr>
+              <a:graphicFrameLocks xmlns:a="http://schemas.openxmlformats.org/drawingml/2006/main" noChangeAspect="1"/>
+            </wp:cNvGraphicFramePr>
+            <a:graphic xmlns:a="http://schemas.openxmlformats.org/drawingml/2006/main">
+              <a:graphicData uri="http://schemas.openxmlformats.org/drawingml/2006/picture">
+                <pic:pic xmlns:pic="http://schemas.openxmlformats.org/drawingml/2006/picture">
+                  <pic:nvPicPr>
+                    <pic:cNvPr id="0" name=""/>
+                    <pic:cNvPicPr/>
+                  </pic:nvPicPr>
+                  <pic:blipFill>
+                    <a:blip r:embed="rId30">
+                      <a:extLst>
+                        <a:ext uri="{28A0092B-C50C-407E-A947-70E740481C1C}">
+                          <a14:useLocalDpi xmlns:a14="http://schemas.microsoft.com/office/drawing/2010/main" val="0"/>
+                        </a:ext>
+                      </a:extLst>
+                    </a:blip>
+                    <a:stretch>
+                      <a:fillRect/>
+                    </a:stretch>
+                  </pic:blipFill>
+                  <pic:spPr>
+                    <a:xfrm>
+                      <a:off x="0" y="0"/>
+                      <a:ext cx="5612130" cy="1341120"/>
+                    </a:xfrm>
+                    <a:prstGeom prst="rect">
+                      <a:avLst/>
+                    </a:prstGeom>
+                  </pic:spPr>
+                </pic:pic>
+              </a:graphicData>
+            </a:graphic>
+            <wp14:sizeRelH relativeFrom="page">
+              <wp14:pctWidth>0</wp14:pctWidth>
+            </wp14:sizeRelH>
+            <wp14:sizeRelV relativeFrom="page">
+              <wp14:pctHeight>0</wp14:pctHeight>
+            </wp14:sizeRelV>
+          </wp:anchor>
+        </w:drawing>
+      </w:r>
+    </w:p>
+    <w:p>
+      <w:pPr>
+        <w:rPr>
+          <w:rFonts w:ascii="Arial" w:hAnsi="Arial" w:cs="Arial"/>
+          <w:sz w:val="24"/>
+          <w:szCs w:val="24"/>
+        </w:rPr>
+      </w:pPr>
+    </w:p>
+    <w:p>
+      <w:pPr>
+        <w:rPr>
+          <w:rFonts w:ascii="Arial" w:hAnsi="Arial" w:cs="Arial"/>
+          <w:sz w:val="24"/>
+          <w:szCs w:val="24"/>
+        </w:rPr>
+      </w:pPr>
+    </w:p>
+    <w:p>
+      <w:pPr>
+        <w:rPr>
+          <w:rFonts w:ascii="Arial" w:hAnsi="Arial" w:cs="Arial"/>
+          <w:sz w:val="24"/>
+          <w:szCs w:val="24"/>
+        </w:rPr>
+      </w:pPr>
+    </w:p>
+    <w:p>
+      <w:pPr>
+        <w:rPr>
+          <w:rFonts w:ascii="Arial" w:hAnsi="Arial" w:cs="Arial"/>
+          <w:sz w:val="24"/>
+          <w:szCs w:val="24"/>
+        </w:rPr>
+      </w:pPr>
+    </w:p>
+    <w:p>
+      <w:pPr>
+        <w:rPr>
+          <w:rFonts w:ascii="Arial" w:hAnsi="Arial" w:cs="Arial"/>
+          <w:sz w:val="24"/>
+          <w:szCs w:val="24"/>
+        </w:rPr>
+      </w:pPr>
+      <w:r>
+        <w:rPr>
+          <w:rFonts w:ascii="Arial" w:hAnsi="Arial" w:cs="Arial"/>
+          <w:sz w:val="24"/>
+          <w:szCs w:val="24"/>
+        </w:rPr>
+        <w:t xml:space="preserve">Criar </w:t>
+      </w:r>
+      <w:proofErr w:type="gramStart"/>
+      <w:r>
+        <w:rPr>
+          <w:rFonts w:ascii="Arial" w:hAnsi="Arial" w:cs="Arial"/>
+          <w:sz w:val="24"/>
+          <w:szCs w:val="24"/>
+        </w:rPr>
+        <w:t>arquivo .</w:t>
+      </w:r>
+      <w:proofErr w:type="spellStart"/>
+      <w:proofErr w:type="gramEnd"/>
       <w:r>
         <w:rPr>
           <w:rFonts w:ascii="Arial" w:hAnsi="Arial" w:cs="Arial"/>
@@ -18942,7 +20514,7 @@
       <w:lvlText w:val=""/>
       <w:lvlJc w:val="left"/>
       <w:pPr>
-        <w:ind w:left="720" w:hanging="360"/>
+        <w:ind w:left="1068" w:hanging="360"/>
       </w:pPr>
       <w:rPr>
         <w:rFonts w:ascii="Wingdings" w:hAnsi="Wingdings" w:hint="default"/>
@@ -18954,7 +20526,7 @@
       <w:lvlText w:val="o"/>
       <w:lvlJc w:val="left"/>
       <w:pPr>
-        <w:ind w:left="1440" w:hanging="360"/>
+        <w:ind w:left="1788" w:hanging="360"/>
       </w:pPr>
       <w:rPr>
         <w:rFonts w:ascii="Courier New" w:hAnsi="Courier New" w:cs="Courier New" w:hint="default"/>
@@ -18966,7 +20538,7 @@
       <w:lvlText w:val=""/>
       <w:lvlJc w:val="left"/>
       <w:pPr>
-        <w:ind w:left="2160" w:hanging="360"/>
+        <w:ind w:left="2508" w:hanging="360"/>
       </w:pPr>
       <w:rPr>
         <w:rFonts w:ascii="Wingdings" w:hAnsi="Wingdings" w:hint="default"/>
@@ -18978,7 +20550,7 @@
       <w:lvlText w:val=""/>
       <w:lvlJc w:val="left"/>
       <w:pPr>
-        <w:ind w:left="2880" w:hanging="360"/>
+        <w:ind w:left="3228" w:hanging="360"/>
       </w:pPr>
       <w:rPr>
         <w:rFonts w:ascii="Symbol" w:hAnsi="Symbol" w:hint="default"/>
@@ -18990,7 +20562,7 @@
       <w:lvlText w:val="o"/>
       <w:lvlJc w:val="left"/>
       <w:pPr>
-        <w:ind w:left="3600" w:hanging="360"/>
+        <w:ind w:left="3948" w:hanging="360"/>
       </w:pPr>
       <w:rPr>
         <w:rFonts w:ascii="Courier New" w:hAnsi="Courier New" w:cs="Courier New" w:hint="default"/>
@@ -19002,7 +20574,7 @@
       <w:lvlText w:val=""/>
       <w:lvlJc w:val="left"/>
       <w:pPr>
-        <w:ind w:left="4320" w:hanging="360"/>
+        <w:ind w:left="4668" w:hanging="360"/>
       </w:pPr>
       <w:rPr>
         <w:rFonts w:ascii="Wingdings" w:hAnsi="Wingdings" w:hint="default"/>
@@ -19014,7 +20586,7 @@
       <w:lvlText w:val=""/>
       <w:lvlJc w:val="left"/>
       <w:pPr>
-        <w:ind w:left="5040" w:hanging="360"/>
+        <w:ind w:left="5388" w:hanging="360"/>
       </w:pPr>
       <w:rPr>
         <w:rFonts w:ascii="Symbol" w:hAnsi="Symbol" w:hint="default"/>
@@ -19026,7 +20598,7 @@
       <w:lvlText w:val="o"/>
       <w:lvlJc w:val="left"/>
       <w:pPr>
-        <w:ind w:left="5760" w:hanging="360"/>
+        <w:ind w:left="6108" w:hanging="360"/>
       </w:pPr>
       <w:rPr>
         <w:rFonts w:ascii="Courier New" w:hAnsi="Courier New" w:cs="Courier New" w:hint="default"/>
@@ -19038,7 +20610,7 @@
       <w:lvlText w:val=""/>
       <w:lvlJc w:val="left"/>
       <w:pPr>
-        <w:ind w:left="6480" w:hanging="360"/>
+        <w:ind w:left="6828" w:hanging="360"/>
       </w:pPr>
       <w:rPr>
         <w:rFonts w:ascii="Wingdings" w:hAnsi="Wingdings" w:hint="default"/>
